--- a/documents_templates/enrollment-students.docx
+++ b/documents_templates/enrollment-students.docx
@@ -220,7 +220,7 @@
           <w:b/>
           <w:lang w:val="en-US"/>
         </w:rPr>
-        <w:t>+++upper(school.name)+++</w:t>
+        <w:t>+++toUpperCase(school.name)+++</w:t>
       </w:r>
     </w:p>
     <w:p>
@@ -309,13 +309,13 @@
           <w:szCs w:val="20"/>
           <w:lang w:val="en-US"/>
         </w:rPr>
-        <w:t>| +++upper(school.studyYear.yearName)+++</w:t>
+        <w:t>| +++toUpperCase(school.studyYear.yearName)+++</w:t>
       </w:r>
     </w:p>
     <w:tbl>
       <w:tblPr>
         <w:tblStyle w:val="Grilledutableau"/>
-        <w:tblW w:w="10463" w:type="dxa"/>
+        <w:tblW w:w="10467" w:type="dxa"/>
         <w:jc w:val="left"/>
         <w:tblInd w:w="0" w:type="dxa"/>
         <w:tblLayout w:type="fixed"/>
@@ -328,12 +328,13 @@
         <w:tblLook w:val="04a0" w:noHBand="0" w:noVBand="1" w:firstColumn="1" w:lastRow="0" w:lastColumn="0" w:firstRow="1"/>
       </w:tblPr>
       <w:tblGrid>
-        <w:gridCol w:w="507"/>
-        <w:gridCol w:w="3917"/>
-        <w:gridCol w:w="845"/>
-        <w:gridCol w:w="1706"/>
-        <w:gridCol w:w="1246"/>
-        <w:gridCol w:w="2241"/>
+        <w:gridCol w:w="417"/>
+        <w:gridCol w:w="3226"/>
+        <w:gridCol w:w="696"/>
+        <w:gridCol w:w="1561"/>
+        <w:gridCol w:w="1467"/>
+        <w:gridCol w:w="1250"/>
+        <w:gridCol w:w="1850"/>
       </w:tblGrid>
       <w:tr>
         <w:trPr>
@@ -341,7 +342,7 @@
         </w:trPr>
         <w:tc>
           <w:tcPr>
-            <w:tcW w:w="507" w:type="dxa"/>
+            <w:tcW w:w="417" w:type="dxa"/>
             <w:tcBorders/>
             <w:vAlign w:val="center"/>
           </w:tcPr>
@@ -354,15 +355,15 @@
               <w:jc w:val="center"/>
               <w:rPr>
                 <w:rFonts w:ascii="Times New Roman" w:hAnsi="Times New Roman" w:cs="Times New Roman"/>
-                <w:sz w:val="20"/>
-                <w:szCs w:val="20"/>
+                <w:sz w:val="18"/>
+                <w:szCs w:val="18"/>
               </w:rPr>
             </w:pPr>
             <w:r>
               <w:rPr>
                 <w:rFonts w:cs="Times New Roman" w:ascii="Times New Roman" w:hAnsi="Times New Roman"/>
-                <w:sz w:val="20"/>
-                <w:szCs w:val="20"/>
+                <w:sz w:val="18"/>
+                <w:szCs w:val="18"/>
               </w:rPr>
               <w:t>N</w:t>
             </w:r>
@@ -370,9 +371,9 @@
               <w:rPr>
                 <w:rFonts w:eastAsia="DejaVu Sans" w:cs="DejaVu Sans" w:ascii="Times New Roman" w:hAnsi="Times New Roman"/>
                 <w:position w:val="0"/>
-                <w:sz w:val="20"/>
-                <w:sz w:val="20"/>
-                <w:szCs w:val="20"/>
+                <w:sz w:val="18"/>
+                <w:sz w:val="18"/>
+                <w:szCs w:val="18"/>
                 <w:vertAlign w:val="baseline"/>
               </w:rPr>
               <w:t>∘</w:t>
@@ -381,7 +382,7 @@
         </w:tc>
         <w:tc>
           <w:tcPr>
-            <w:tcW w:w="3917" w:type="dxa"/>
+            <w:tcW w:w="3226" w:type="dxa"/>
             <w:tcBorders/>
             <w:vAlign w:val="center"/>
           </w:tcPr>
@@ -394,14 +395,16 @@
               <w:jc w:val="left"/>
               <w:rPr>
                 <w:rFonts w:ascii="Times New Roman" w:hAnsi="Times New Roman"/>
+                <w:sz w:val="18"/>
+                <w:szCs w:val="18"/>
               </w:rPr>
             </w:pPr>
             <w:r>
               <w:rPr>
                 <w:rFonts w:eastAsia="Calibri" w:cs="Times New Roman" w:ascii="Times New Roman" w:hAnsi="Times New Roman"/>
                 <w:kern w:val="0"/>
-                <w:sz w:val="20"/>
-                <w:szCs w:val="20"/>
+                <w:sz w:val="18"/>
+                <w:szCs w:val="18"/>
                 <w:lang w:val="fr-FR" w:eastAsia="en-US" w:bidi="ar-SA"/>
               </w:rPr>
               <w:t>NOM, POST NOM ET PRÉNOM</w:t>
@@ -410,7 +413,7 @@
         </w:tc>
         <w:tc>
           <w:tcPr>
-            <w:tcW w:w="845" w:type="dxa"/>
+            <w:tcW w:w="696" w:type="dxa"/>
             <w:tcBorders>
               <w:right w:val="nil"/>
             </w:tcBorders>
@@ -425,14 +428,16 @@
               <w:jc w:val="center"/>
               <w:rPr>
                 <w:rFonts w:ascii="Times New Roman" w:hAnsi="Times New Roman"/>
+                <w:sz w:val="18"/>
+                <w:szCs w:val="18"/>
               </w:rPr>
             </w:pPr>
             <w:r>
               <w:rPr>
                 <w:rFonts w:eastAsia="Calibri" w:cs="Times New Roman" w:ascii="Times New Roman" w:hAnsi="Times New Roman"/>
                 <w:kern w:val="0"/>
-                <w:sz w:val="20"/>
-                <w:szCs w:val="20"/>
+                <w:sz w:val="18"/>
+                <w:szCs w:val="18"/>
                 <w:lang w:val="fr-FR" w:eastAsia="en-US" w:bidi="ar-SA"/>
               </w:rPr>
               <w:t>SEXE</w:t>
@@ -441,7 +446,7 @@
         </w:tc>
         <w:tc>
           <w:tcPr>
-            <w:tcW w:w="1706" w:type="dxa"/>
+            <w:tcW w:w="1561" w:type="dxa"/>
             <w:tcBorders>
               <w:right w:val="nil"/>
             </w:tcBorders>
@@ -456,23 +461,25 @@
               <w:jc w:val="center"/>
               <w:rPr>
                 <w:rFonts w:ascii="Times New Roman" w:hAnsi="Times New Roman"/>
+                <w:sz w:val="18"/>
+                <w:szCs w:val="18"/>
               </w:rPr>
             </w:pPr>
             <w:r>
               <w:rPr>
                 <w:rFonts w:eastAsia="Calibri" w:cs="Times New Roman" w:ascii="Times New Roman" w:hAnsi="Times New Roman"/>
                 <w:kern w:val="0"/>
-                <w:sz w:val="20"/>
-                <w:szCs w:val="20"/>
-                <w:lang w:val="fr-FR" w:eastAsia="en-US" w:bidi="ar-SA"/>
-              </w:rPr>
-              <w:t>Lieu de naissance</w:t>
-            </w:r>
-          </w:p>
-        </w:tc>
-        <w:tc>
-          <w:tcPr>
-            <w:tcW w:w="1246" w:type="dxa"/>
+                <w:sz w:val="18"/>
+                <w:szCs w:val="18"/>
+                <w:lang w:val="fr-FR" w:eastAsia="en-US" w:bidi="ar-SA"/>
+              </w:rPr>
+              <w:t>LIEU DE NAISSANCE</w:t>
+            </w:r>
+          </w:p>
+        </w:tc>
+        <w:tc>
+          <w:tcPr>
+            <w:tcW w:w="1467" w:type="dxa"/>
             <w:tcBorders>
               <w:right w:val="nil"/>
             </w:tcBorders>
@@ -487,23 +494,58 @@
               <w:jc w:val="center"/>
               <w:rPr>
                 <w:rFonts w:ascii="Times New Roman" w:hAnsi="Times New Roman"/>
+                <w:sz w:val="18"/>
+                <w:szCs w:val="18"/>
               </w:rPr>
             </w:pPr>
             <w:r>
               <w:rPr>
                 <w:rFonts w:eastAsia="Calibri" w:cs="Times New Roman" w:ascii="Times New Roman" w:hAnsi="Times New Roman"/>
                 <w:kern w:val="0"/>
-                <w:sz w:val="20"/>
-                <w:szCs w:val="20"/>
-                <w:lang w:val="fr-FR" w:eastAsia="en-US" w:bidi="ar-SA"/>
-              </w:rPr>
-              <w:t>Date de naissance</w:t>
-            </w:r>
-          </w:p>
-        </w:tc>
-        <w:tc>
-          <w:tcPr>
-            <w:tcW w:w="2241" w:type="dxa"/>
+                <w:sz w:val="18"/>
+                <w:szCs w:val="18"/>
+                <w:lang w:val="fr-FR" w:eastAsia="en-US" w:bidi="ar-SA"/>
+              </w:rPr>
+              <w:t>DATE DE NAISSANCE</w:t>
+            </w:r>
+          </w:p>
+        </w:tc>
+        <w:tc>
+          <w:tcPr>
+            <w:tcW w:w="1250" w:type="dxa"/>
+            <w:tcBorders>
+              <w:right w:val="nil"/>
+            </w:tcBorders>
+            <w:vAlign w:val="center"/>
+          </w:tcPr>
+          <w:p>
+            <w:pPr>
+              <w:pStyle w:val="Normal"/>
+              <w:widowControl/>
+              <w:suppressAutoHyphens w:val="true"/>
+              <w:spacing w:lineRule="auto" w:line="240" w:before="0" w:after="0"/>
+              <w:jc w:val="center"/>
+              <w:rPr>
+                <w:rFonts w:ascii="Times New Roman" w:hAnsi="Times New Roman"/>
+                <w:sz w:val="18"/>
+                <w:szCs w:val="18"/>
+              </w:rPr>
+            </w:pPr>
+            <w:r>
+              <w:rPr>
+                <w:rFonts w:eastAsia="Calibri" w:cs="Times New Roman" w:ascii="Times New Roman" w:hAnsi="Times New Roman"/>
+                <w:kern w:val="0"/>
+                <w:sz w:val="18"/>
+                <w:szCs w:val="18"/>
+                <w:lang w:val="fr-FR" w:eastAsia="en-US" w:bidi="ar-SA"/>
+              </w:rPr>
+              <w:t>STATUT</w:t>
+            </w:r>
+          </w:p>
+        </w:tc>
+        <w:tc>
+          <w:tcPr>
+            <w:tcW w:w="1850" w:type="dxa"/>
             <w:tcBorders/>
             <w:vAlign w:val="center"/>
           </w:tcPr>
@@ -516,17 +558,17 @@
               <w:jc w:val="center"/>
               <w:rPr>
                 <w:rFonts w:ascii="Times New Roman" w:hAnsi="Times New Roman"/>
-              </w:rPr>
-            </w:pPr>
-            <w:r>
-              <w:rPr>
-                <w:rFonts w:eastAsia="Calibri" w:cs="Times New Roman" w:ascii="Times New Roman" w:hAnsi="Times New Roman"/>
-                <w:kern w:val="0"/>
-                <w:sz w:val="20"/>
-                <w:szCs w:val="20"/>
-                <w:lang w:val="fr-FR" w:eastAsia="en-US" w:bidi="ar-SA"/>
-              </w:rPr>
-              <w:t>Encientee</w:t>
+                <w:sz w:val="18"/>
+                <w:szCs w:val="18"/>
+              </w:rPr>
+            </w:pPr>
+            <w:r>
+              <w:rPr>
+                <w:rFonts w:ascii="Times New Roman" w:hAnsi="Times New Roman"/>
+                <w:sz w:val="18"/>
+                <w:szCs w:val="18"/>
+              </w:rPr>
+              <w:t>CODE D'INSCRIPTION</w:t>
             </w:r>
           </w:p>
         </w:tc>
@@ -537,7 +579,7 @@
         </w:trPr>
         <w:tc>
           <w:tcPr>
-            <w:tcW w:w="507" w:type="dxa"/>
+            <w:tcW w:w="417" w:type="dxa"/>
             <w:tcBorders/>
             <w:vAlign w:val="center"/>
           </w:tcPr>
@@ -565,7 +607,7 @@
         </w:tc>
         <w:tc>
           <w:tcPr>
-            <w:tcW w:w="3917" w:type="dxa"/>
+            <w:tcW w:w="3226" w:type="dxa"/>
             <w:tcBorders/>
             <w:vAlign w:val="center"/>
           </w:tcPr>
@@ -596,7 +638,7 @@
         </w:tc>
         <w:tc>
           <w:tcPr>
-            <w:tcW w:w="845" w:type="dxa"/>
+            <w:tcW w:w="696" w:type="dxa"/>
             <w:tcBorders>
               <w:right w:val="nil"/>
             </w:tcBorders>
@@ -626,7 +668,7 @@
         </w:tc>
         <w:tc>
           <w:tcPr>
-            <w:tcW w:w="1706" w:type="dxa"/>
+            <w:tcW w:w="1561" w:type="dxa"/>
             <w:tcBorders>
               <w:right w:val="nil"/>
             </w:tcBorders>
@@ -656,7 +698,7 @@
         </w:tc>
         <w:tc>
           <w:tcPr>
-            <w:tcW w:w="1246" w:type="dxa"/>
+            <w:tcW w:w="1467" w:type="dxa"/>
             <w:tcBorders>
               <w:right w:val="nil"/>
             </w:tcBorders>
@@ -686,7 +728,37 @@
         </w:tc>
         <w:tc>
           <w:tcPr>
-            <w:tcW w:w="2241" w:type="dxa"/>
+            <w:tcW w:w="1250" w:type="dxa"/>
+            <w:tcBorders>
+              <w:right w:val="nil"/>
+            </w:tcBorders>
+            <w:vAlign w:val="center"/>
+          </w:tcPr>
+          <w:p>
+            <w:pPr>
+              <w:pStyle w:val="Normal"/>
+              <w:widowControl/>
+              <w:suppressAutoHyphens w:val="true"/>
+              <w:spacing w:lineRule="auto" w:line="240" w:before="0" w:after="0"/>
+              <w:jc w:val="center"/>
+              <w:rPr>
+                <w:rFonts w:ascii="Times New Roman" w:hAnsi="Times New Roman" w:cs="Times New Roman"/>
+                <w:sz w:val="18"/>
+                <w:szCs w:val="18"/>
+              </w:rPr>
+            </w:pPr>
+            <w:r>
+              <w:rPr>
+                <w:rFonts w:cs="Times New Roman" w:ascii="Times New Roman" w:hAnsi="Times New Roman"/>
+                <w:sz w:val="18"/>
+                <w:szCs w:val="18"/>
+              </w:rPr>
+            </w:r>
+          </w:p>
+        </w:tc>
+        <w:tc>
+          <w:tcPr>
+            <w:tcW w:w="1850" w:type="dxa"/>
             <w:tcBorders/>
             <w:vAlign w:val="center"/>
           </w:tcPr>
@@ -719,7 +791,7 @@
         </w:trPr>
         <w:tc>
           <w:tcPr>
-            <w:tcW w:w="507" w:type="dxa"/>
+            <w:tcW w:w="417" w:type="dxa"/>
             <w:tcBorders/>
             <w:vAlign w:val="center"/>
           </w:tcPr>
@@ -732,16 +804,16 @@
               <w:jc w:val="center"/>
               <w:rPr>
                 <w:rFonts w:ascii="Times New Roman" w:hAnsi="Times New Roman"/>
-                <w:sz w:val="18"/>
-                <w:szCs w:val="18"/>
+                <w:sz w:val="20"/>
+                <w:szCs w:val="20"/>
               </w:rPr>
             </w:pPr>
             <w:r>
               <w:rPr>
                 <w:rFonts w:eastAsia="Calibri" w:cs="Times New Roman" w:ascii="Times New Roman" w:hAnsi="Times New Roman"/>
                 <w:kern w:val="0"/>
-                <w:sz w:val="18"/>
-                <w:szCs w:val="18"/>
+                <w:sz w:val="20"/>
+                <w:szCs w:val="20"/>
                 <w:lang w:val="fr-FR" w:eastAsia="en-US" w:bidi="ar-SA"/>
               </w:rPr>
               <w:t>+++ $idx+1 +++</w:t>
@@ -750,7 +822,7 @@
         </w:tc>
         <w:tc>
           <w:tcPr>
-            <w:tcW w:w="3917" w:type="dxa"/>
+            <w:tcW w:w="3226" w:type="dxa"/>
             <w:tcBorders/>
             <w:vAlign w:val="center"/>
           </w:tcPr>
@@ -763,16 +835,16 @@
               <w:jc w:val="left"/>
               <w:rPr>
                 <w:rFonts w:ascii="Times New Roman" w:hAnsi="Times New Roman"/>
-                <w:sz w:val="18"/>
-                <w:szCs w:val="18"/>
+                <w:sz w:val="20"/>
+                <w:szCs w:val="20"/>
               </w:rPr>
             </w:pPr>
             <w:r>
               <w:rPr>
                 <w:rFonts w:eastAsia="Calibri" w:cs="Times New Roman" w:ascii="Times New Roman" w:hAnsi="Times New Roman"/>
                 <w:kern w:val="0"/>
-                <w:sz w:val="18"/>
-                <w:szCs w:val="18"/>
+                <w:sz w:val="20"/>
+                <w:szCs w:val="20"/>
                 <w:lang w:val="fr-FR" w:eastAsia="en-US" w:bidi="ar-SA"/>
               </w:rPr>
               <w:t>+++$enrollment.student.fullName+++</w:t>
@@ -781,7 +853,7 @@
         </w:tc>
         <w:tc>
           <w:tcPr>
-            <w:tcW w:w="845" w:type="dxa"/>
+            <w:tcW w:w="696" w:type="dxa"/>
             <w:tcBorders>
               <w:right w:val="nil"/>
             </w:tcBorders>
@@ -796,16 +868,16 @@
               <w:jc w:val="left"/>
               <w:rPr>
                 <w:rFonts w:ascii="Times New Roman" w:hAnsi="Times New Roman"/>
-                <w:sz w:val="18"/>
-                <w:szCs w:val="18"/>
+                <w:sz w:val="20"/>
+                <w:szCs w:val="20"/>
               </w:rPr>
             </w:pPr>
             <w:r>
               <w:rPr>
                 <w:rFonts w:eastAsia="Calibri" w:cs="Times New Roman" w:ascii="Times New Roman" w:hAnsi="Times New Roman"/>
                 <w:kern w:val="0"/>
-                <w:sz w:val="18"/>
-                <w:szCs w:val="18"/>
+                <w:sz w:val="20"/>
+                <w:szCs w:val="20"/>
                 <w:lang w:val="fr-FR" w:eastAsia="en-US" w:bidi="ar-SA"/>
               </w:rPr>
               <w:t>+++$enrollment.student.</w:t>
@@ -814,8 +886,8 @@
               <w:rPr>
                 <w:rFonts w:eastAsia="Calibri" w:cs="Times New Roman" w:ascii="Times New Roman" w:hAnsi="Times New Roman"/>
                 <w:kern w:val="0"/>
-                <w:sz w:val="18"/>
-                <w:szCs w:val="18"/>
+                <w:sz w:val="20"/>
+                <w:szCs w:val="20"/>
                 <w:lang w:val="fr-FR" w:eastAsia="en-US" w:bidi="ar-SA"/>
               </w:rPr>
               <w:t>gender</w:t>
@@ -824,8 +896,8 @@
               <w:rPr>
                 <w:rFonts w:eastAsia="Calibri" w:cs="Times New Roman" w:ascii="Times New Roman" w:hAnsi="Times New Roman"/>
                 <w:kern w:val="0"/>
-                <w:sz w:val="18"/>
-                <w:szCs w:val="18"/>
+                <w:sz w:val="20"/>
+                <w:szCs w:val="20"/>
                 <w:lang w:val="fr-FR" w:eastAsia="en-US" w:bidi="ar-SA"/>
               </w:rPr>
               <w:t>+++</w:t>
@@ -834,7 +906,7 @@
         </w:tc>
         <w:tc>
           <w:tcPr>
-            <w:tcW w:w="1706" w:type="dxa"/>
+            <w:tcW w:w="1561" w:type="dxa"/>
             <w:tcBorders>
               <w:right w:val="nil"/>
             </w:tcBorders>
@@ -849,16 +921,16 @@
               <w:jc w:val="left"/>
               <w:rPr>
                 <w:rFonts w:ascii="Times New Roman" w:hAnsi="Times New Roman"/>
-                <w:sz w:val="18"/>
-                <w:szCs w:val="18"/>
+                <w:sz w:val="20"/>
+                <w:szCs w:val="20"/>
               </w:rPr>
             </w:pPr>
             <w:r>
               <w:rPr>
                 <w:rFonts w:eastAsia="Calibri" w:ascii="Times New Roman" w:hAnsi="Times New Roman"/>
                 <w:kern w:val="0"/>
-                <w:sz w:val="18"/>
-                <w:szCs w:val="18"/>
+                <w:sz w:val="20"/>
+                <w:szCs w:val="20"/>
                 <w:lang w:val="fr-FR" w:eastAsia="en-US" w:bidi="ar-SA"/>
               </w:rPr>
               <w:t>+++$enrollment.student.</w:t>
@@ -867,8 +939,8 @@
               <w:rPr>
                 <w:rFonts w:eastAsia="Calibri" w:ascii="Times New Roman" w:hAnsi="Times New Roman"/>
                 <w:kern w:val="0"/>
-                <w:sz w:val="18"/>
-                <w:szCs w:val="18"/>
+                <w:sz w:val="20"/>
+                <w:szCs w:val="20"/>
                 <w:lang w:val="fr-FR" w:eastAsia="en-US" w:bidi="ar-SA"/>
               </w:rPr>
               <w:t>birthPlace</w:t>
@@ -877,8 +949,8 @@
               <w:rPr>
                 <w:rFonts w:eastAsia="Calibri" w:ascii="Times New Roman" w:hAnsi="Times New Roman"/>
                 <w:kern w:val="0"/>
-                <w:sz w:val="18"/>
-                <w:szCs w:val="18"/>
+                <w:sz w:val="20"/>
+                <w:szCs w:val="20"/>
                 <w:lang w:val="fr-FR" w:eastAsia="en-US" w:bidi="ar-SA"/>
               </w:rPr>
               <w:t>+++</w:t>
@@ -887,7 +959,7 @@
         </w:tc>
         <w:tc>
           <w:tcPr>
-            <w:tcW w:w="1246" w:type="dxa"/>
+            <w:tcW w:w="1467" w:type="dxa"/>
             <w:tcBorders>
               <w:right w:val="nil"/>
             </w:tcBorders>
@@ -902,26 +974,46 @@
               <w:jc w:val="left"/>
               <w:rPr>
                 <w:rFonts w:ascii="Times New Roman" w:hAnsi="Times New Roman"/>
-                <w:sz w:val="18"/>
-                <w:szCs w:val="18"/>
+                <w:sz w:val="20"/>
+                <w:szCs w:val="20"/>
               </w:rPr>
             </w:pPr>
             <w:r>
               <w:rPr>
                 <w:rFonts w:eastAsia="Calibri" w:ascii="Times New Roman" w:hAnsi="Times New Roman"/>
                 <w:kern w:val="0"/>
-                <w:sz w:val="18"/>
-                <w:szCs w:val="18"/>
-                <w:lang w:val="fr-FR" w:eastAsia="en-US" w:bidi="ar-SA"/>
-              </w:rPr>
-              <w:t>+++$enrollment.student.</w:t>
+                <w:sz w:val="20"/>
+                <w:szCs w:val="20"/>
+                <w:lang w:val="fr-FR" w:eastAsia="en-US" w:bidi="ar-SA"/>
+              </w:rPr>
+              <w:t>+++formatDate</w:t>
             </w:r>
             <w:r>
               <w:rPr>
                 <w:rFonts w:eastAsia="Calibri" w:ascii="Times New Roman" w:hAnsi="Times New Roman"/>
                 <w:kern w:val="0"/>
-                <w:sz w:val="18"/>
-                <w:szCs w:val="18"/>
+                <w:sz w:val="20"/>
+                <w:szCs w:val="20"/>
+                <w:lang w:val="fr-FR" w:eastAsia="en-US" w:bidi="ar-SA"/>
+              </w:rPr>
+              <w:t>(</w:t>
+            </w:r>
+            <w:r>
+              <w:rPr>
+                <w:rFonts w:eastAsia="Calibri" w:ascii="Times New Roman" w:hAnsi="Times New Roman"/>
+                <w:kern w:val="0"/>
+                <w:sz w:val="20"/>
+                <w:szCs w:val="20"/>
+                <w:lang w:val="fr-FR" w:eastAsia="en-US" w:bidi="ar-SA"/>
+              </w:rPr>
+              <w:t>$enrollment.student.</w:t>
+            </w:r>
+            <w:r>
+              <w:rPr>
+                <w:rFonts w:eastAsia="Calibri" w:ascii="Times New Roman" w:hAnsi="Times New Roman"/>
+                <w:kern w:val="0"/>
+                <w:sz w:val="20"/>
+                <w:szCs w:val="20"/>
                 <w:lang w:val="fr-FR" w:eastAsia="en-US" w:bidi="ar-SA"/>
               </w:rPr>
               <w:t>birthDate</w:t>
@@ -930,8 +1022,18 @@
               <w:rPr>
                 <w:rFonts w:eastAsia="Calibri" w:ascii="Times New Roman" w:hAnsi="Times New Roman"/>
                 <w:kern w:val="0"/>
-                <w:sz w:val="18"/>
-                <w:szCs w:val="18"/>
+                <w:sz w:val="20"/>
+                <w:szCs w:val="20"/>
+                <w:lang w:val="fr-FR" w:eastAsia="en-US" w:bidi="ar-SA"/>
+              </w:rPr>
+              <w:t>)</w:t>
+            </w:r>
+            <w:r>
+              <w:rPr>
+                <w:rFonts w:eastAsia="Calibri" w:ascii="Times New Roman" w:hAnsi="Times New Roman"/>
+                <w:kern w:val="0"/>
+                <w:sz w:val="20"/>
+                <w:szCs w:val="20"/>
                 <w:lang w:val="fr-FR" w:eastAsia="en-US" w:bidi="ar-SA"/>
               </w:rPr>
               <w:t>+++</w:t>
@@ -940,7 +1042,80 @@
         </w:tc>
         <w:tc>
           <w:tcPr>
-            <w:tcW w:w="2241" w:type="dxa"/>
+            <w:tcW w:w="1250" w:type="dxa"/>
+            <w:tcBorders>
+              <w:right w:val="nil"/>
+            </w:tcBorders>
+            <w:vAlign w:val="center"/>
+          </w:tcPr>
+          <w:p>
+            <w:pPr>
+              <w:pStyle w:val="Normal"/>
+              <w:widowControl/>
+              <w:suppressAutoHyphens w:val="true"/>
+              <w:spacing w:lineRule="auto" w:line="240" w:before="0" w:after="0"/>
+              <w:jc w:val="left"/>
+              <w:rPr>
+                <w:rFonts w:ascii="Times New Roman" w:hAnsi="Times New Roman"/>
+                <w:sz w:val="20"/>
+                <w:szCs w:val="20"/>
+              </w:rPr>
+            </w:pPr>
+            <w:r>
+              <w:rPr>
+                <w:rFonts w:eastAsia="Calibri" w:ascii="Times New Roman" w:hAnsi="Times New Roman"/>
+                <w:kern w:val="0"/>
+                <w:sz w:val="20"/>
+                <w:szCs w:val="20"/>
+                <w:lang w:val="fr-FR" w:eastAsia="en-US" w:bidi="ar-SA"/>
+              </w:rPr>
+              <w:t>+++conditionalFormat</w:t>
+            </w:r>
+            <w:r>
+              <w:rPr>
+                <w:rFonts w:eastAsia="Calibri" w:ascii="Times New Roman" w:hAnsi="Times New Roman"/>
+                <w:kern w:val="0"/>
+                <w:sz w:val="20"/>
+                <w:szCs w:val="20"/>
+                <w:lang w:val="fr-FR" w:eastAsia="en-US" w:bidi="ar-SA"/>
+              </w:rPr>
+              <w:t>(</w:t>
+            </w:r>
+            <w:r>
+              <w:rPr>
+                <w:rFonts w:eastAsia="Calibri" w:ascii="Times New Roman" w:hAnsi="Times New Roman"/>
+                <w:kern w:val="0"/>
+                <w:sz w:val="20"/>
+                <w:szCs w:val="20"/>
+                <w:lang w:val="fr-FR" w:eastAsia="en-US" w:bidi="ar-SA"/>
+              </w:rPr>
+              <w:t>$enrollment.isNewStudent, "Nouveau", "Ancien"</w:t>
+            </w:r>
+            <w:r>
+              <w:rPr>
+                <w:rFonts w:eastAsia="Calibri" w:ascii="Times New Roman" w:hAnsi="Times New Roman"/>
+                <w:kern w:val="0"/>
+                <w:sz w:val="20"/>
+                <w:szCs w:val="20"/>
+                <w:lang w:val="fr-FR" w:eastAsia="en-US" w:bidi="ar-SA"/>
+              </w:rPr>
+              <w:t>)</w:t>
+            </w:r>
+            <w:r>
+              <w:rPr>
+                <w:rFonts w:eastAsia="Calibri" w:ascii="Times New Roman" w:hAnsi="Times New Roman"/>
+                <w:kern w:val="0"/>
+                <w:sz w:val="20"/>
+                <w:szCs w:val="20"/>
+                <w:lang w:val="fr-FR" w:eastAsia="en-US" w:bidi="ar-SA"/>
+              </w:rPr>
+              <w:t>+++</w:t>
+            </w:r>
+          </w:p>
+        </w:tc>
+        <w:tc>
+          <w:tcPr>
+            <w:tcW w:w="1850" w:type="dxa"/>
             <w:tcBorders/>
             <w:vAlign w:val="center"/>
           </w:tcPr>
@@ -953,19 +1128,19 @@
               <w:jc w:val="left"/>
               <w:rPr>
                 <w:rFonts w:ascii="Times New Roman" w:hAnsi="Times New Roman"/>
-                <w:sz w:val="18"/>
-                <w:szCs w:val="18"/>
+                <w:sz w:val="20"/>
+                <w:szCs w:val="20"/>
               </w:rPr>
             </w:pPr>
             <w:r>
               <w:rPr>
                 <w:rFonts w:eastAsia="Calibri" w:ascii="Times New Roman" w:hAnsi="Times New Roman"/>
                 <w:kern w:val="0"/>
-                <w:sz w:val="18"/>
-                <w:szCs w:val="18"/>
-                <w:lang w:val="fr-FR" w:eastAsia="en-US" w:bidi="ar-SA"/>
-              </w:rPr>
-              <w:t>+++$enrollment.isNewStudent+++</w:t>
+                <w:sz w:val="20"/>
+                <w:szCs w:val="20"/>
+                <w:lang w:val="fr-FR" w:eastAsia="en-US" w:bidi="ar-SA"/>
+              </w:rPr>
+              <w:t>+++$enrollment.studentCode+++</w:t>
             </w:r>
           </w:p>
         </w:tc>
@@ -976,7 +1151,7 @@
         </w:trPr>
         <w:tc>
           <w:tcPr>
-            <w:tcW w:w="507" w:type="dxa"/>
+            <w:tcW w:w="417" w:type="dxa"/>
             <w:tcBorders/>
             <w:vAlign w:val="center"/>
           </w:tcPr>
@@ -1004,7 +1179,7 @@
         </w:tc>
         <w:tc>
           <w:tcPr>
-            <w:tcW w:w="3917" w:type="dxa"/>
+            <w:tcW w:w="3226" w:type="dxa"/>
             <w:tcBorders/>
             <w:vAlign w:val="center"/>
           </w:tcPr>
@@ -1035,7 +1210,7 @@
         </w:tc>
         <w:tc>
           <w:tcPr>
-            <w:tcW w:w="845" w:type="dxa"/>
+            <w:tcW w:w="696" w:type="dxa"/>
             <w:tcBorders>
               <w:right w:val="nil"/>
             </w:tcBorders>
@@ -1065,7 +1240,7 @@
         </w:tc>
         <w:tc>
           <w:tcPr>
-            <w:tcW w:w="1706" w:type="dxa"/>
+            <w:tcW w:w="1561" w:type="dxa"/>
             <w:tcBorders>
               <w:right w:val="nil"/>
             </w:tcBorders>
@@ -1095,7 +1270,7 @@
         </w:tc>
         <w:tc>
           <w:tcPr>
-            <w:tcW w:w="1246" w:type="dxa"/>
+            <w:tcW w:w="1467" w:type="dxa"/>
             <w:tcBorders>
               <w:right w:val="nil"/>
             </w:tcBorders>
@@ -1125,7 +1300,37 @@
         </w:tc>
         <w:tc>
           <w:tcPr>
-            <w:tcW w:w="2241" w:type="dxa"/>
+            <w:tcW w:w="1250" w:type="dxa"/>
+            <w:tcBorders>
+              <w:right w:val="nil"/>
+            </w:tcBorders>
+            <w:vAlign w:val="center"/>
+          </w:tcPr>
+          <w:p>
+            <w:pPr>
+              <w:pStyle w:val="Normal"/>
+              <w:widowControl/>
+              <w:suppressAutoHyphens w:val="true"/>
+              <w:spacing w:lineRule="auto" w:line="240" w:before="0" w:after="0"/>
+              <w:jc w:val="center"/>
+              <w:rPr>
+                <w:rFonts w:ascii="Times New Roman" w:hAnsi="Times New Roman" w:cs="Times New Roman"/>
+                <w:sz w:val="18"/>
+                <w:szCs w:val="18"/>
+              </w:rPr>
+            </w:pPr>
+            <w:r>
+              <w:rPr>
+                <w:rFonts w:cs="Times New Roman" w:ascii="Times New Roman" w:hAnsi="Times New Roman"/>
+                <w:sz w:val="18"/>
+                <w:szCs w:val="18"/>
+              </w:rPr>
+            </w:r>
+          </w:p>
+        </w:tc>
+        <w:tc>
+          <w:tcPr>
+            <w:tcW w:w="1850" w:type="dxa"/>
             <w:tcBorders/>
             <w:vAlign w:val="center"/>
           </w:tcPr>
@@ -2013,6 +2218,29 @@
     <w:pPr/>
     <w:rPr/>
   </w:style>
+  <w:style w:type="paragraph" w:styleId="Contenudetableau">
+    <w:name w:val="Contenu de tableau"/>
+    <w:basedOn w:val="Normal"/>
+    <w:qFormat/>
+    <w:pPr>
+      <w:widowControl w:val="false"/>
+      <w:suppressLineNumbers/>
+    </w:pPr>
+    <w:rPr/>
+  </w:style>
+  <w:style w:type="paragraph" w:styleId="Titredetableau">
+    <w:name w:val="Titre de tableau"/>
+    <w:basedOn w:val="Contenudetableau"/>
+    <w:qFormat/>
+    <w:pPr>
+      <w:suppressLineNumbers/>
+      <w:jc w:val="center"/>
+    </w:pPr>
+    <w:rPr>
+      <w:b/>
+      <w:bCs/>
+    </w:rPr>
+  </w:style>
   <w:style w:type="numbering" w:styleId="Pasdeliste" w:default="1">
     <w:name w:val="Pas de liste"/>
     <w:uiPriority w:val="99"/>

--- a/documents_templates/enrollment-students.docx
+++ b/documents_templates/enrollment-students.docx
@@ -30,14 +30,24 @@
         </w:rPr>
       </w:pPr>
       <w:r>
+        <w:rPr>
+          <w:rFonts w:cs="Times New Roman" w:ascii="Times New Roman" w:hAnsi="Times New Roman"/>
+          <w:b/>
+          <w:bCs/>
+          <w:sz w:val="20"/>
+          <w:szCs w:val="20"/>
+        </w:rPr>
+        <w:t>RÉPUBLIQUE</w:t>
+      </w:r>
+      <w:r>
         <w:drawing>
           <wp:anchor behindDoc="0" distT="0" distB="0" distL="114300" distR="114300" simplePos="0" locked="0" layoutInCell="0" allowOverlap="1" relativeHeight="2">
             <wp:simplePos x="0" y="0"/>
-            <wp:positionH relativeFrom="margin">
+            <wp:positionH relativeFrom="column">
               <wp:posOffset>-635</wp:posOffset>
             </wp:positionH>
-            <wp:positionV relativeFrom="margin">
-              <wp:posOffset>231140</wp:posOffset>
+            <wp:positionV relativeFrom="paragraph">
+              <wp:posOffset>50800</wp:posOffset>
             </wp:positionV>
             <wp:extent cx="575310" cy="555625"/>
             <wp:effectExtent l="0" t="0" r="0" b="0"/>
@@ -84,7 +94,7 @@
                   <wp:posOffset>5918200</wp:posOffset>
                 </wp:positionH>
                 <wp:positionV relativeFrom="margin">
-                  <wp:posOffset>228600</wp:posOffset>
+                  <wp:posOffset>-11430</wp:posOffset>
                 </wp:positionV>
                 <wp:extent cx="720090" cy="720090"/>
                 <wp:effectExtent l="0" t="0" r="0" b="0"/>
@@ -148,7 +158,7 @@
           </mc:Choice>
           <mc:Fallback>
             <w:pict>
-              <v:rect id="shape_0" ID="Cadre1" path="m0,0l-2147483645,0l-2147483645,-2147483646l0,-2147483646xe" stroked="t" o:allowincell="f" style="position:absolute;margin-left:466pt;margin-top:18pt;width:56.65pt;height:56.65pt;mso-wrap-style:square;v-text-anchor:top;mso-position-horizontal-relative:margin;mso-position-vertical-relative:margin">
+              <v:rect id="shape_0" ID="Cadre1" path="m0,0l-2147483645,0l-2147483645,-2147483646l0,-2147483646xe" stroked="t" o:allowincell="f" style="position:absolute;margin-left:466pt;margin-top:-0.9pt;width:56.65pt;height:56.65pt;mso-wrap-style:square;v-text-anchor:top;mso-position-horizontal-relative:margin;mso-position-vertical-relative:margin">
                 <v:fill o:detectmouseclick="t" on="false"/>
                 <v:stroke color="black" dashstyle="dash" joinstyle="round" endcap="flat"/>
                 <v:textbox>
@@ -186,7 +196,7 @@
           <w:sz w:val="20"/>
           <w:szCs w:val="20"/>
         </w:rPr>
-        <w:t>REPUBLIQUE DEMOCRATIQUE DU CONGO</w:t>
+        <w:t xml:space="preserve"> DÉMOCRATIQUE DU CONGO</w:t>
       </w:r>
     </w:p>
     <w:p>
@@ -202,7 +212,7 @@
           <w:sz w:val="18"/>
           <w:szCs w:val="18"/>
         </w:rPr>
-        <w:t>MINISTERE DE L’ENSEIGNEMENT PRIMAIRE, SECONDAIRE ET TECHNIQUE</w:t>
+        <w:t>MINISTÈRE DE L’ENSEIGNEMENT PRIMAIRE, SECONDAIRE ET TECHNIQUE</w:t>
       </w:r>
     </w:p>
     <w:p>
@@ -271,6 +281,7 @@
         <w:pBdr>
           <w:bottom w:val="single" w:sz="4" w:space="1" w:color="000000"/>
         </w:pBdr>
+        <w:spacing w:before="114" w:after="274"/>
         <w:jc w:val="center"/>
         <w:rPr>
           <w:sz w:val="20"/>
@@ -283,7 +294,24 @@
           <w:sz w:val="20"/>
           <w:szCs w:val="20"/>
         </w:rPr>
-        <w:t xml:space="preserve">LISTES DES ÉLÈVES INSCRITS DANS LA CLASSE +++ </w:t>
+        <w:t xml:space="preserve">LISTES DES ÉLÈVES INSCRITS </w:t>
+      </w:r>
+      <w:r>
+        <w:rPr>
+          <w:rFonts w:cs="Times New Roman" w:ascii="Times New Roman" w:hAnsi="Times New Roman"/>
+          <w:sz w:val="20"/>
+          <w:szCs w:val="20"/>
+          <w:lang w:val="en-US"/>
+        </w:rPr>
+        <w:t xml:space="preserve">| </w:t>
+      </w:r>
+      <w:r>
+        <w:rPr>
+          <w:rFonts w:cs="Times New Roman" w:ascii="Times New Roman" w:hAnsi="Times New Roman"/>
+          <w:sz w:val="20"/>
+          <w:szCs w:val="20"/>
+        </w:rPr>
+        <w:t xml:space="preserve"> </w:t>
       </w:r>
       <w:r>
         <w:rPr>
@@ -291,8 +319,9 @@
           <w:b/>
           <w:sz w:val="20"/>
           <w:szCs w:val="20"/>
+          <w:lang w:val="en-US"/>
         </w:rPr>
-        <w:t>$classroom.shortClassName</w:t>
+        <w:t>+++$classroom.shortIdentifier+++</w:t>
       </w:r>
       <w:r>
         <w:rPr>
@@ -300,7 +329,7 @@
           <w:sz w:val="20"/>
           <w:szCs w:val="20"/>
         </w:rPr>
-        <w:t xml:space="preserve"> +++ </w:t>
+        <w:t xml:space="preserve"> </w:t>
       </w:r>
       <w:r>
         <w:rPr>
@@ -315,7 +344,7 @@
     <w:tbl>
       <w:tblPr>
         <w:tblStyle w:val="Grilledutableau"/>
-        <w:tblW w:w="10467" w:type="dxa"/>
+        <w:tblW w:w="10473" w:type="dxa"/>
         <w:jc w:val="left"/>
         <w:tblInd w:w="0" w:type="dxa"/>
         <w:tblLayout w:type="fixed"/>
@@ -328,13 +357,13 @@
         <w:tblLook w:val="04a0" w:noHBand="0" w:noVBand="1" w:firstColumn="1" w:lastRow="0" w:lastColumn="0" w:firstRow="1"/>
       </w:tblPr>
       <w:tblGrid>
-        <w:gridCol w:w="417"/>
-        <w:gridCol w:w="3226"/>
+        <w:gridCol w:w="505"/>
+        <w:gridCol w:w="3138"/>
         <w:gridCol w:w="696"/>
         <w:gridCol w:w="1561"/>
         <w:gridCol w:w="1467"/>
         <w:gridCol w:w="1250"/>
-        <w:gridCol w:w="1850"/>
+        <w:gridCol w:w="1856"/>
       </w:tblGrid>
       <w:tr>
         <w:trPr>
@@ -342,7 +371,7 @@
         </w:trPr>
         <w:tc>
           <w:tcPr>
-            <w:tcW w:w="417" w:type="dxa"/>
+            <w:tcW w:w="505" w:type="dxa"/>
             <w:tcBorders/>
             <w:vAlign w:val="center"/>
           </w:tcPr>
@@ -382,7 +411,7 @@
         </w:tc>
         <w:tc>
           <w:tcPr>
-            <w:tcW w:w="3226" w:type="dxa"/>
+            <w:tcW w:w="3138" w:type="dxa"/>
             <w:tcBorders/>
             <w:vAlign w:val="center"/>
           </w:tcPr>
@@ -545,7 +574,7 @@
         </w:tc>
         <w:tc>
           <w:tcPr>
-            <w:tcW w:w="1850" w:type="dxa"/>
+            <w:tcW w:w="1856" w:type="dxa"/>
             <w:tcBorders/>
             <w:vAlign w:val="center"/>
           </w:tcPr>
@@ -579,7 +608,7 @@
         </w:trPr>
         <w:tc>
           <w:tcPr>
-            <w:tcW w:w="417" w:type="dxa"/>
+            <w:tcW w:w="505" w:type="dxa"/>
             <w:tcBorders/>
             <w:vAlign w:val="center"/>
           </w:tcPr>
@@ -607,7 +636,7 @@
         </w:tc>
         <w:tc>
           <w:tcPr>
-            <w:tcW w:w="3226" w:type="dxa"/>
+            <w:tcW w:w="3138" w:type="dxa"/>
             <w:tcBorders/>
             <w:vAlign w:val="center"/>
           </w:tcPr>
@@ -758,7 +787,7 @@
         </w:tc>
         <w:tc>
           <w:tcPr>
-            <w:tcW w:w="1850" w:type="dxa"/>
+            <w:tcW w:w="1856" w:type="dxa"/>
             <w:tcBorders/>
             <w:vAlign w:val="center"/>
           </w:tcPr>
@@ -791,7 +820,7 @@
         </w:trPr>
         <w:tc>
           <w:tcPr>
-            <w:tcW w:w="417" w:type="dxa"/>
+            <w:tcW w:w="505" w:type="dxa"/>
             <w:tcBorders/>
             <w:vAlign w:val="center"/>
           </w:tcPr>
@@ -822,7 +851,7 @@
         </w:tc>
         <w:tc>
           <w:tcPr>
-            <w:tcW w:w="3226" w:type="dxa"/>
+            <w:tcW w:w="3138" w:type="dxa"/>
             <w:tcBorders/>
             <w:vAlign w:val="center"/>
           </w:tcPr>
@@ -865,7 +894,7 @@
               <w:widowControl/>
               <w:suppressAutoHyphens w:val="true"/>
               <w:spacing w:lineRule="auto" w:line="240" w:before="0" w:after="0"/>
-              <w:jc w:val="left"/>
+              <w:jc w:val="center"/>
               <w:rPr>
                 <w:rFonts w:ascii="Times New Roman" w:hAnsi="Times New Roman"/>
                 <w:sz w:val="20"/>
@@ -918,7 +947,7 @@
               <w:widowControl/>
               <w:suppressAutoHyphens w:val="true"/>
               <w:spacing w:lineRule="auto" w:line="240" w:before="0" w:after="0"/>
-              <w:jc w:val="left"/>
+              <w:jc w:val="center"/>
               <w:rPr>
                 <w:rFonts w:ascii="Times New Roman" w:hAnsi="Times New Roman"/>
                 <w:sz w:val="20"/>
@@ -971,7 +1000,7 @@
               <w:widowControl/>
               <w:suppressAutoHyphens w:val="true"/>
               <w:spacing w:lineRule="auto" w:line="240" w:before="0" w:after="0"/>
-              <w:jc w:val="left"/>
+              <w:jc w:val="center"/>
               <w:rPr>
                 <w:rFonts w:ascii="Times New Roman" w:hAnsi="Times New Roman"/>
                 <w:sz w:val="20"/>
@@ -1054,7 +1083,7 @@
               <w:widowControl/>
               <w:suppressAutoHyphens w:val="true"/>
               <w:spacing w:lineRule="auto" w:line="240" w:before="0" w:after="0"/>
-              <w:jc w:val="left"/>
+              <w:jc w:val="center"/>
               <w:rPr>
                 <w:rFonts w:ascii="Times New Roman" w:hAnsi="Times New Roman"/>
                 <w:sz w:val="20"/>
@@ -1115,7 +1144,7 @@
         </w:tc>
         <w:tc>
           <w:tcPr>
-            <w:tcW w:w="1850" w:type="dxa"/>
+            <w:tcW w:w="1856" w:type="dxa"/>
             <w:tcBorders/>
             <w:vAlign w:val="center"/>
           </w:tcPr>
@@ -1125,7 +1154,7 @@
               <w:widowControl/>
               <w:suppressAutoHyphens w:val="true"/>
               <w:spacing w:lineRule="auto" w:line="240" w:before="0" w:after="0"/>
-              <w:jc w:val="left"/>
+              <w:jc w:val="center"/>
               <w:rPr>
                 <w:rFonts w:ascii="Times New Roman" w:hAnsi="Times New Roman"/>
                 <w:sz w:val="20"/>
@@ -1151,7 +1180,7 @@
         </w:trPr>
         <w:tc>
           <w:tcPr>
-            <w:tcW w:w="417" w:type="dxa"/>
+            <w:tcW w:w="505" w:type="dxa"/>
             <w:tcBorders/>
             <w:vAlign w:val="center"/>
           </w:tcPr>
@@ -1179,7 +1208,7 @@
         </w:tc>
         <w:tc>
           <w:tcPr>
-            <w:tcW w:w="3226" w:type="dxa"/>
+            <w:tcW w:w="3138" w:type="dxa"/>
             <w:tcBorders/>
             <w:vAlign w:val="center"/>
           </w:tcPr>
@@ -1330,7 +1359,7 @@
         </w:tc>
         <w:tc>
           <w:tcPr>
-            <w:tcW w:w="1850" w:type="dxa"/>
+            <w:tcW w:w="1856" w:type="dxa"/>
             <w:tcBorders/>
             <w:vAlign w:val="center"/>
           </w:tcPr>

--- a/documents_templates/enrollment-students.docx
+++ b/documents_templates/enrollment-students.docx
@@ -88,7 +88,7 @@
         <mc:AlternateContent>
           <mc:Choice Requires="wps">
             <w:drawing>
-              <wp:anchor behindDoc="0" distT="0" distB="0" distL="113030" distR="111760" simplePos="0" locked="0" layoutInCell="0" allowOverlap="1" relativeHeight="3">
+              <wp:anchor behindDoc="0" distT="0" distB="0" distL="112395" distR="110490" simplePos="0" locked="0" layoutInCell="0" allowOverlap="1" relativeHeight="3">
                 <wp:simplePos x="0" y="0"/>
                 <wp:positionH relativeFrom="margin">
                   <wp:posOffset>5918200</wp:posOffset>
@@ -357,13 +357,13 @@
         <w:tblLook w:val="04a0" w:noHBand="0" w:noVBand="1" w:firstColumn="1" w:lastRow="0" w:lastColumn="0" w:firstRow="1"/>
       </w:tblPr>
       <w:tblGrid>
-        <w:gridCol w:w="505"/>
+        <w:gridCol w:w="504"/>
         <w:gridCol w:w="3138"/>
         <w:gridCol w:w="696"/>
-        <w:gridCol w:w="1561"/>
-        <w:gridCol w:w="1467"/>
-        <w:gridCol w:w="1250"/>
-        <w:gridCol w:w="1856"/>
+        <w:gridCol w:w="1562"/>
+        <w:gridCol w:w="1466"/>
+        <w:gridCol w:w="1251"/>
+        <w:gridCol w:w="1855"/>
       </w:tblGrid>
       <w:tr>
         <w:trPr>
@@ -371,7 +371,7 @@
         </w:trPr>
         <w:tc>
           <w:tcPr>
-            <w:tcW w:w="505" w:type="dxa"/>
+            <w:tcW w:w="504" w:type="dxa"/>
             <w:tcBorders/>
             <w:vAlign w:val="center"/>
           </w:tcPr>
@@ -475,7 +475,7 @@
         </w:tc>
         <w:tc>
           <w:tcPr>
-            <w:tcW w:w="1561" w:type="dxa"/>
+            <w:tcW w:w="1562" w:type="dxa"/>
             <w:tcBorders>
               <w:right w:val="nil"/>
             </w:tcBorders>
@@ -508,7 +508,7 @@
         </w:tc>
         <w:tc>
           <w:tcPr>
-            <w:tcW w:w="1467" w:type="dxa"/>
+            <w:tcW w:w="1466" w:type="dxa"/>
             <w:tcBorders>
               <w:right w:val="nil"/>
             </w:tcBorders>
@@ -541,7 +541,7 @@
         </w:tc>
         <w:tc>
           <w:tcPr>
-            <w:tcW w:w="1250" w:type="dxa"/>
+            <w:tcW w:w="1251" w:type="dxa"/>
             <w:tcBorders>
               <w:right w:val="nil"/>
             </w:tcBorders>
@@ -574,7 +574,7 @@
         </w:tc>
         <w:tc>
           <w:tcPr>
-            <w:tcW w:w="1856" w:type="dxa"/>
+            <w:tcW w:w="1855" w:type="dxa"/>
             <w:tcBorders/>
             <w:vAlign w:val="center"/>
           </w:tcPr>
@@ -608,7 +608,7 @@
         </w:trPr>
         <w:tc>
           <w:tcPr>
-            <w:tcW w:w="505" w:type="dxa"/>
+            <w:tcW w:w="504" w:type="dxa"/>
             <w:tcBorders/>
             <w:vAlign w:val="center"/>
           </w:tcPr>
@@ -697,7 +697,7 @@
         </w:tc>
         <w:tc>
           <w:tcPr>
-            <w:tcW w:w="1561" w:type="dxa"/>
+            <w:tcW w:w="1562" w:type="dxa"/>
             <w:tcBorders>
               <w:right w:val="nil"/>
             </w:tcBorders>
@@ -727,7 +727,7 @@
         </w:tc>
         <w:tc>
           <w:tcPr>
-            <w:tcW w:w="1467" w:type="dxa"/>
+            <w:tcW w:w="1466" w:type="dxa"/>
             <w:tcBorders>
               <w:right w:val="nil"/>
             </w:tcBorders>
@@ -757,7 +757,7 @@
         </w:tc>
         <w:tc>
           <w:tcPr>
-            <w:tcW w:w="1250" w:type="dxa"/>
+            <w:tcW w:w="1251" w:type="dxa"/>
             <w:tcBorders>
               <w:right w:val="nil"/>
             </w:tcBorders>
@@ -787,7 +787,7 @@
         </w:tc>
         <w:tc>
           <w:tcPr>
-            <w:tcW w:w="1856" w:type="dxa"/>
+            <w:tcW w:w="1855" w:type="dxa"/>
             <w:tcBorders/>
             <w:vAlign w:val="center"/>
           </w:tcPr>
@@ -816,11 +816,11 @@
       </w:tr>
       <w:tr>
         <w:trPr>
-          <w:trHeight w:val="406" w:hRule="atLeast"/>
+          <w:trHeight w:val="283" w:hRule="atLeast"/>
         </w:trPr>
         <w:tc>
           <w:tcPr>
-            <w:tcW w:w="505" w:type="dxa"/>
+            <w:tcW w:w="504" w:type="dxa"/>
             <w:tcBorders/>
             <w:vAlign w:val="center"/>
           </w:tcPr>
@@ -832,17 +832,16 @@
               <w:spacing w:lineRule="auto" w:line="240" w:before="0" w:after="0"/>
               <w:jc w:val="center"/>
               <w:rPr>
-                <w:rFonts w:ascii="Times New Roman" w:hAnsi="Times New Roman"/>
-                <w:sz w:val="20"/>
-                <w:szCs w:val="20"/>
+                <w:sz w:val="18"/>
+                <w:szCs w:val="18"/>
               </w:rPr>
             </w:pPr>
             <w:r>
               <w:rPr>
                 <w:rFonts w:eastAsia="Calibri" w:cs="Times New Roman" w:ascii="Times New Roman" w:hAnsi="Times New Roman"/>
                 <w:kern w:val="0"/>
-                <w:sz w:val="20"/>
-                <w:szCs w:val="20"/>
+                <w:sz w:val="18"/>
+                <w:szCs w:val="18"/>
                 <w:lang w:val="fr-FR" w:eastAsia="en-US" w:bidi="ar-SA"/>
               </w:rPr>
               <w:t>+++ $idx+1 +++</w:t>
@@ -863,17 +862,16 @@
               <w:spacing w:lineRule="auto" w:line="240" w:before="0" w:after="0"/>
               <w:jc w:val="left"/>
               <w:rPr>
-                <w:rFonts w:ascii="Times New Roman" w:hAnsi="Times New Roman"/>
-                <w:sz w:val="20"/>
-                <w:szCs w:val="20"/>
+                <w:sz w:val="18"/>
+                <w:szCs w:val="18"/>
               </w:rPr>
             </w:pPr>
             <w:r>
               <w:rPr>
                 <w:rFonts w:eastAsia="Calibri" w:cs="Times New Roman" w:ascii="Times New Roman" w:hAnsi="Times New Roman"/>
                 <w:kern w:val="0"/>
-                <w:sz w:val="20"/>
-                <w:szCs w:val="20"/>
+                <w:sz w:val="18"/>
+                <w:szCs w:val="18"/>
                 <w:lang w:val="fr-FR" w:eastAsia="en-US" w:bidi="ar-SA"/>
               </w:rPr>
               <w:t>+++$enrollment.student.fullName+++</w:t>
@@ -896,46 +894,25 @@
               <w:spacing w:lineRule="auto" w:line="240" w:before="0" w:after="0"/>
               <w:jc w:val="center"/>
               <w:rPr>
-                <w:rFonts w:ascii="Times New Roman" w:hAnsi="Times New Roman"/>
-                <w:sz w:val="20"/>
-                <w:szCs w:val="20"/>
+                <w:sz w:val="18"/>
+                <w:szCs w:val="18"/>
               </w:rPr>
             </w:pPr>
             <w:r>
               <w:rPr>
                 <w:rFonts w:eastAsia="Calibri" w:cs="Times New Roman" w:ascii="Times New Roman" w:hAnsi="Times New Roman"/>
                 <w:kern w:val="0"/>
-                <w:sz w:val="20"/>
-                <w:szCs w:val="20"/>
+                <w:sz w:val="18"/>
+                <w:szCs w:val="18"/>
                 <w:lang w:val="fr-FR" w:eastAsia="en-US" w:bidi="ar-SA"/>
               </w:rPr>
-              <w:t>+++$enrollment.student.</w:t>
-            </w:r>
-            <w:r>
-              <w:rPr>
-                <w:rFonts w:eastAsia="Calibri" w:cs="Times New Roman" w:ascii="Times New Roman" w:hAnsi="Times New Roman"/>
-                <w:kern w:val="0"/>
-                <w:sz w:val="20"/>
-                <w:szCs w:val="20"/>
-                <w:lang w:val="fr-FR" w:eastAsia="en-US" w:bidi="ar-SA"/>
-              </w:rPr>
-              <w:t>gender</w:t>
-            </w:r>
-            <w:r>
-              <w:rPr>
-                <w:rFonts w:eastAsia="Calibri" w:cs="Times New Roman" w:ascii="Times New Roman" w:hAnsi="Times New Roman"/>
-                <w:kern w:val="0"/>
-                <w:sz w:val="20"/>
-                <w:szCs w:val="20"/>
-                <w:lang w:val="fr-FR" w:eastAsia="en-US" w:bidi="ar-SA"/>
-              </w:rPr>
-              <w:t>+++</w:t>
-            </w:r>
-          </w:p>
-        </w:tc>
-        <w:tc>
-          <w:tcPr>
-            <w:tcW w:w="1561" w:type="dxa"/>
+              <w:t>+++$enrollment.student.gender+++</w:t>
+            </w:r>
+          </w:p>
+        </w:tc>
+        <w:tc>
+          <w:tcPr>
+            <w:tcW w:w="1562" w:type="dxa"/>
             <w:tcBorders>
               <w:right w:val="nil"/>
             </w:tcBorders>
@@ -949,46 +926,25 @@
               <w:spacing w:lineRule="auto" w:line="240" w:before="0" w:after="0"/>
               <w:jc w:val="center"/>
               <w:rPr>
-                <w:rFonts w:ascii="Times New Roman" w:hAnsi="Times New Roman"/>
-                <w:sz w:val="20"/>
-                <w:szCs w:val="20"/>
+                <w:sz w:val="18"/>
+                <w:szCs w:val="18"/>
               </w:rPr>
             </w:pPr>
             <w:r>
               <w:rPr>
                 <w:rFonts w:eastAsia="Calibri" w:ascii="Times New Roman" w:hAnsi="Times New Roman"/>
                 <w:kern w:val="0"/>
-                <w:sz w:val="20"/>
-                <w:szCs w:val="20"/>
+                <w:sz w:val="18"/>
+                <w:szCs w:val="18"/>
                 <w:lang w:val="fr-FR" w:eastAsia="en-US" w:bidi="ar-SA"/>
               </w:rPr>
-              <w:t>+++$enrollment.student.</w:t>
-            </w:r>
-            <w:r>
-              <w:rPr>
-                <w:rFonts w:eastAsia="Calibri" w:ascii="Times New Roman" w:hAnsi="Times New Roman"/>
-                <w:kern w:val="0"/>
-                <w:sz w:val="20"/>
-                <w:szCs w:val="20"/>
-                <w:lang w:val="fr-FR" w:eastAsia="en-US" w:bidi="ar-SA"/>
-              </w:rPr>
-              <w:t>birthPlace</w:t>
-            </w:r>
-            <w:r>
-              <w:rPr>
-                <w:rFonts w:eastAsia="Calibri" w:ascii="Times New Roman" w:hAnsi="Times New Roman"/>
-                <w:kern w:val="0"/>
-                <w:sz w:val="20"/>
-                <w:szCs w:val="20"/>
-                <w:lang w:val="fr-FR" w:eastAsia="en-US" w:bidi="ar-SA"/>
-              </w:rPr>
-              <w:t>+++</w:t>
-            </w:r>
-          </w:p>
-        </w:tc>
-        <w:tc>
-          <w:tcPr>
-            <w:tcW w:w="1467" w:type="dxa"/>
+              <w:t>+++$enrollment.student.birthPlace+++</w:t>
+            </w:r>
+          </w:p>
+        </w:tc>
+        <w:tc>
+          <w:tcPr>
+            <w:tcW w:w="1466" w:type="dxa"/>
             <w:tcBorders>
               <w:right w:val="nil"/>
             </w:tcBorders>
@@ -1002,76 +958,25 @@
               <w:spacing w:lineRule="auto" w:line="240" w:before="0" w:after="0"/>
               <w:jc w:val="center"/>
               <w:rPr>
-                <w:rFonts w:ascii="Times New Roman" w:hAnsi="Times New Roman"/>
-                <w:sz w:val="20"/>
-                <w:szCs w:val="20"/>
+                <w:sz w:val="18"/>
+                <w:szCs w:val="18"/>
               </w:rPr>
             </w:pPr>
             <w:r>
               <w:rPr>
                 <w:rFonts w:eastAsia="Calibri" w:ascii="Times New Roman" w:hAnsi="Times New Roman"/>
                 <w:kern w:val="0"/>
-                <w:sz w:val="20"/>
-                <w:szCs w:val="20"/>
+                <w:sz w:val="18"/>
+                <w:szCs w:val="18"/>
                 <w:lang w:val="fr-FR" w:eastAsia="en-US" w:bidi="ar-SA"/>
               </w:rPr>
-              <w:t>+++formatDate</w:t>
-            </w:r>
-            <w:r>
-              <w:rPr>
-                <w:rFonts w:eastAsia="Calibri" w:ascii="Times New Roman" w:hAnsi="Times New Roman"/>
-                <w:kern w:val="0"/>
-                <w:sz w:val="20"/>
-                <w:szCs w:val="20"/>
-                <w:lang w:val="fr-FR" w:eastAsia="en-US" w:bidi="ar-SA"/>
-              </w:rPr>
-              <w:t>(</w:t>
-            </w:r>
-            <w:r>
-              <w:rPr>
-                <w:rFonts w:eastAsia="Calibri" w:ascii="Times New Roman" w:hAnsi="Times New Roman"/>
-                <w:kern w:val="0"/>
-                <w:sz w:val="20"/>
-                <w:szCs w:val="20"/>
-                <w:lang w:val="fr-FR" w:eastAsia="en-US" w:bidi="ar-SA"/>
-              </w:rPr>
-              <w:t>$enrollment.student.</w:t>
-            </w:r>
-            <w:r>
-              <w:rPr>
-                <w:rFonts w:eastAsia="Calibri" w:ascii="Times New Roman" w:hAnsi="Times New Roman"/>
-                <w:kern w:val="0"/>
-                <w:sz w:val="20"/>
-                <w:szCs w:val="20"/>
-                <w:lang w:val="fr-FR" w:eastAsia="en-US" w:bidi="ar-SA"/>
-              </w:rPr>
-              <w:t>birthDate</w:t>
-            </w:r>
-            <w:r>
-              <w:rPr>
-                <w:rFonts w:eastAsia="Calibri" w:ascii="Times New Roman" w:hAnsi="Times New Roman"/>
-                <w:kern w:val="0"/>
-                <w:sz w:val="20"/>
-                <w:szCs w:val="20"/>
-                <w:lang w:val="fr-FR" w:eastAsia="en-US" w:bidi="ar-SA"/>
-              </w:rPr>
-              <w:t>)</w:t>
-            </w:r>
-            <w:r>
-              <w:rPr>
-                <w:rFonts w:eastAsia="Calibri" w:ascii="Times New Roman" w:hAnsi="Times New Roman"/>
-                <w:kern w:val="0"/>
-                <w:sz w:val="20"/>
-                <w:szCs w:val="20"/>
-                <w:lang w:val="fr-FR" w:eastAsia="en-US" w:bidi="ar-SA"/>
-              </w:rPr>
-              <w:t>+++</w:t>
-            </w:r>
-          </w:p>
-        </w:tc>
-        <w:tc>
-          <w:tcPr>
-            <w:tcW w:w="1250" w:type="dxa"/>
+              <w:t>+++formatDate($enrollment.student.birthDate)+++</w:t>
+            </w:r>
+          </w:p>
+        </w:tc>
+        <w:tc>
+          <w:tcPr>
+            <w:tcW w:w="1251" w:type="dxa"/>
             <w:tcBorders>
               <w:right w:val="nil"/>
             </w:tcBorders>
@@ -1085,88 +990,46 @@
               <w:spacing w:lineRule="auto" w:line="240" w:before="0" w:after="0"/>
               <w:jc w:val="center"/>
               <w:rPr>
-                <w:rFonts w:ascii="Times New Roman" w:hAnsi="Times New Roman"/>
-                <w:sz w:val="20"/>
-                <w:szCs w:val="20"/>
+                <w:sz w:val="18"/>
+                <w:szCs w:val="18"/>
               </w:rPr>
             </w:pPr>
             <w:r>
               <w:rPr>
                 <w:rFonts w:eastAsia="Calibri" w:ascii="Times New Roman" w:hAnsi="Times New Roman"/>
                 <w:kern w:val="0"/>
-                <w:sz w:val="20"/>
-                <w:szCs w:val="20"/>
+                <w:sz w:val="18"/>
+                <w:szCs w:val="18"/>
                 <w:lang w:val="fr-FR" w:eastAsia="en-US" w:bidi="ar-SA"/>
               </w:rPr>
-              <w:t>+++conditionalFormat</w:t>
-            </w:r>
+              <w:t>+++conditionalFormat($enrollment.isNewStudent, "Nouveau", "Ancien")+++</w:t>
+            </w:r>
+          </w:p>
+        </w:tc>
+        <w:tc>
+          <w:tcPr>
+            <w:tcW w:w="1855" w:type="dxa"/>
+            <w:tcBorders/>
+            <w:vAlign w:val="center"/>
+          </w:tcPr>
+          <w:p>
+            <w:pPr>
+              <w:pStyle w:val="Normal"/>
+              <w:widowControl/>
+              <w:suppressAutoHyphens w:val="true"/>
+              <w:spacing w:lineRule="auto" w:line="240" w:before="0" w:after="0"/>
+              <w:jc w:val="center"/>
+              <w:rPr>
+                <w:sz w:val="18"/>
+                <w:szCs w:val="18"/>
+              </w:rPr>
+            </w:pPr>
             <w:r>
               <w:rPr>
                 <w:rFonts w:eastAsia="Calibri" w:ascii="Times New Roman" w:hAnsi="Times New Roman"/>
                 <w:kern w:val="0"/>
-                <w:sz w:val="20"/>
-                <w:szCs w:val="20"/>
-                <w:lang w:val="fr-FR" w:eastAsia="en-US" w:bidi="ar-SA"/>
-              </w:rPr>
-              <w:t>(</w:t>
-            </w:r>
-            <w:r>
-              <w:rPr>
-                <w:rFonts w:eastAsia="Calibri" w:ascii="Times New Roman" w:hAnsi="Times New Roman"/>
-                <w:kern w:val="0"/>
-                <w:sz w:val="20"/>
-                <w:szCs w:val="20"/>
-                <w:lang w:val="fr-FR" w:eastAsia="en-US" w:bidi="ar-SA"/>
-              </w:rPr>
-              <w:t>$enrollment.isNewStudent, "Nouveau", "Ancien"</w:t>
-            </w:r>
-            <w:r>
-              <w:rPr>
-                <w:rFonts w:eastAsia="Calibri" w:ascii="Times New Roman" w:hAnsi="Times New Roman"/>
-                <w:kern w:val="0"/>
-                <w:sz w:val="20"/>
-                <w:szCs w:val="20"/>
-                <w:lang w:val="fr-FR" w:eastAsia="en-US" w:bidi="ar-SA"/>
-              </w:rPr>
-              <w:t>)</w:t>
-            </w:r>
-            <w:r>
-              <w:rPr>
-                <w:rFonts w:eastAsia="Calibri" w:ascii="Times New Roman" w:hAnsi="Times New Roman"/>
-                <w:kern w:val="0"/>
-                <w:sz w:val="20"/>
-                <w:szCs w:val="20"/>
-                <w:lang w:val="fr-FR" w:eastAsia="en-US" w:bidi="ar-SA"/>
-              </w:rPr>
-              <w:t>+++</w:t>
-            </w:r>
-          </w:p>
-        </w:tc>
-        <w:tc>
-          <w:tcPr>
-            <w:tcW w:w="1856" w:type="dxa"/>
-            <w:tcBorders/>
-            <w:vAlign w:val="center"/>
-          </w:tcPr>
-          <w:p>
-            <w:pPr>
-              <w:pStyle w:val="Normal"/>
-              <w:widowControl/>
-              <w:suppressAutoHyphens w:val="true"/>
-              <w:spacing w:lineRule="auto" w:line="240" w:before="0" w:after="0"/>
-              <w:jc w:val="center"/>
-              <w:rPr>
-                <w:rFonts w:ascii="Times New Roman" w:hAnsi="Times New Roman"/>
-                <w:sz w:val="20"/>
-                <w:szCs w:val="20"/>
-              </w:rPr>
-            </w:pPr>
-            <w:r>
-              <w:rPr>
-                <w:rFonts w:eastAsia="Calibri" w:ascii="Times New Roman" w:hAnsi="Times New Roman"/>
-                <w:kern w:val="0"/>
-                <w:sz w:val="20"/>
-                <w:szCs w:val="20"/>
+                <w:sz w:val="18"/>
+                <w:szCs w:val="18"/>
                 <w:lang w:val="fr-FR" w:eastAsia="en-US" w:bidi="ar-SA"/>
               </w:rPr>
               <w:t>+++$enrollment.studentCode+++</w:t>
@@ -1180,7 +1043,7 @@
         </w:trPr>
         <w:tc>
           <w:tcPr>
-            <w:tcW w:w="505" w:type="dxa"/>
+            <w:tcW w:w="504" w:type="dxa"/>
             <w:tcBorders/>
             <w:vAlign w:val="center"/>
           </w:tcPr>
@@ -1269,7 +1132,7 @@
         </w:tc>
         <w:tc>
           <w:tcPr>
-            <w:tcW w:w="1561" w:type="dxa"/>
+            <w:tcW w:w="1562" w:type="dxa"/>
             <w:tcBorders>
               <w:right w:val="nil"/>
             </w:tcBorders>
@@ -1299,7 +1162,7 @@
         </w:tc>
         <w:tc>
           <w:tcPr>
-            <w:tcW w:w="1467" w:type="dxa"/>
+            <w:tcW w:w="1466" w:type="dxa"/>
             <w:tcBorders>
               <w:right w:val="nil"/>
             </w:tcBorders>
@@ -1329,7 +1192,7 @@
         </w:tc>
         <w:tc>
           <w:tcPr>
-            <w:tcW w:w="1250" w:type="dxa"/>
+            <w:tcW w:w="1251" w:type="dxa"/>
             <w:tcBorders>
               <w:right w:val="nil"/>
             </w:tcBorders>
@@ -1359,7 +1222,7 @@
         </w:tc>
         <w:tc>
           <w:tcPr>
-            <w:tcW w:w="1856" w:type="dxa"/>
+            <w:tcW w:w="1855" w:type="dxa"/>
             <w:tcBorders/>
             <w:vAlign w:val="center"/>
           </w:tcPr>

--- a/documents_templates/enrollment-students.docx
+++ b/documents_templates/enrollment-students.docx
@@ -88,7 +88,7 @@
         <mc:AlternateContent>
           <mc:Choice Requires="wps">
             <w:drawing>
-              <wp:anchor behindDoc="0" distT="0" distB="0" distL="112395" distR="110490" simplePos="0" locked="0" layoutInCell="0" allowOverlap="1" relativeHeight="3">
+              <wp:anchor behindDoc="0" distT="0" distB="0" distL="111760" distR="109220" simplePos="0" locked="0" layoutInCell="0" allowOverlap="1" relativeHeight="3">
                 <wp:simplePos x="0" y="0"/>
                 <wp:positionH relativeFrom="margin">
                   <wp:posOffset>5918200</wp:posOffset>
@@ -256,7 +256,29 @@
           <w:szCs w:val="18"/>
           <w:lang w:val="en-US"/>
         </w:rPr>
-        <w:t>+++school.adress+++, +++school.town+++</w:t>
+        <w:t>+++school.ad</w:t>
+      </w:r>
+      <w:r>
+        <w:rPr>
+          <w:rFonts w:cs="Times New Roman" w:ascii="Times New Roman" w:hAnsi="Times New Roman"/>
+          <w:i/>
+          <w:iCs/>
+          <w:sz w:val="18"/>
+          <w:szCs w:val="18"/>
+          <w:lang w:val="en-US"/>
+        </w:rPr>
+        <w:t>d</w:t>
+      </w:r>
+      <w:r>
+        <w:rPr>
+          <w:rFonts w:cs="Times New Roman" w:ascii="Times New Roman" w:hAnsi="Times New Roman"/>
+          <w:i/>
+          <w:iCs/>
+          <w:sz w:val="18"/>
+          <w:szCs w:val="18"/>
+          <w:lang w:val="en-US"/>
+        </w:rPr>
+        <w:t>ress+++, +++school.town+++</w:t>
       </w:r>
     </w:p>
     <w:p>
@@ -357,13 +379,13 @@
         <w:tblLook w:val="04a0" w:noHBand="0" w:noVBand="1" w:firstColumn="1" w:lastRow="0" w:lastColumn="0" w:firstRow="1"/>
       </w:tblPr>
       <w:tblGrid>
-        <w:gridCol w:w="504"/>
-        <w:gridCol w:w="3138"/>
-        <w:gridCol w:w="696"/>
-        <w:gridCol w:w="1562"/>
+        <w:gridCol w:w="503"/>
+        <w:gridCol w:w="3139"/>
+        <w:gridCol w:w="695"/>
+        <w:gridCol w:w="1563"/>
         <w:gridCol w:w="1466"/>
-        <w:gridCol w:w="1251"/>
-        <w:gridCol w:w="1855"/>
+        <w:gridCol w:w="1252"/>
+        <w:gridCol w:w="1854"/>
       </w:tblGrid>
       <w:tr>
         <w:trPr>
@@ -371,7 +393,7 @@
         </w:trPr>
         <w:tc>
           <w:tcPr>
-            <w:tcW w:w="504" w:type="dxa"/>
+            <w:tcW w:w="503" w:type="dxa"/>
             <w:tcBorders/>
             <w:vAlign w:val="center"/>
           </w:tcPr>
@@ -411,7 +433,7 @@
         </w:tc>
         <w:tc>
           <w:tcPr>
-            <w:tcW w:w="3138" w:type="dxa"/>
+            <w:tcW w:w="3139" w:type="dxa"/>
             <w:tcBorders/>
             <w:vAlign w:val="center"/>
           </w:tcPr>
@@ -442,7 +464,7 @@
         </w:tc>
         <w:tc>
           <w:tcPr>
-            <w:tcW w:w="696" w:type="dxa"/>
+            <w:tcW w:w="695" w:type="dxa"/>
             <w:tcBorders>
               <w:right w:val="nil"/>
             </w:tcBorders>
@@ -475,7 +497,7 @@
         </w:tc>
         <w:tc>
           <w:tcPr>
-            <w:tcW w:w="1562" w:type="dxa"/>
+            <w:tcW w:w="1563" w:type="dxa"/>
             <w:tcBorders>
               <w:right w:val="nil"/>
             </w:tcBorders>
@@ -541,7 +563,7 @@
         </w:tc>
         <w:tc>
           <w:tcPr>
-            <w:tcW w:w="1251" w:type="dxa"/>
+            <w:tcW w:w="1252" w:type="dxa"/>
             <w:tcBorders>
               <w:right w:val="nil"/>
             </w:tcBorders>
@@ -574,7 +596,7 @@
         </w:tc>
         <w:tc>
           <w:tcPr>
-            <w:tcW w:w="1855" w:type="dxa"/>
+            <w:tcW w:w="1854" w:type="dxa"/>
             <w:tcBorders/>
             <w:vAlign w:val="center"/>
           </w:tcPr>
@@ -608,7 +630,7 @@
         </w:trPr>
         <w:tc>
           <w:tcPr>
-            <w:tcW w:w="504" w:type="dxa"/>
+            <w:tcW w:w="503" w:type="dxa"/>
             <w:tcBorders/>
             <w:vAlign w:val="center"/>
           </w:tcPr>
@@ -636,7 +658,7 @@
         </w:tc>
         <w:tc>
           <w:tcPr>
-            <w:tcW w:w="3138" w:type="dxa"/>
+            <w:tcW w:w="3139" w:type="dxa"/>
             <w:tcBorders/>
             <w:vAlign w:val="center"/>
           </w:tcPr>
@@ -667,7 +689,7 @@
         </w:tc>
         <w:tc>
           <w:tcPr>
-            <w:tcW w:w="696" w:type="dxa"/>
+            <w:tcW w:w="695" w:type="dxa"/>
             <w:tcBorders>
               <w:right w:val="nil"/>
             </w:tcBorders>
@@ -697,7 +719,7 @@
         </w:tc>
         <w:tc>
           <w:tcPr>
-            <w:tcW w:w="1562" w:type="dxa"/>
+            <w:tcW w:w="1563" w:type="dxa"/>
             <w:tcBorders>
               <w:right w:val="nil"/>
             </w:tcBorders>
@@ -757,7 +779,7 @@
         </w:tc>
         <w:tc>
           <w:tcPr>
-            <w:tcW w:w="1251" w:type="dxa"/>
+            <w:tcW w:w="1252" w:type="dxa"/>
             <w:tcBorders>
               <w:right w:val="nil"/>
             </w:tcBorders>
@@ -787,7 +809,7 @@
         </w:tc>
         <w:tc>
           <w:tcPr>
-            <w:tcW w:w="1855" w:type="dxa"/>
+            <w:tcW w:w="1854" w:type="dxa"/>
             <w:tcBorders/>
             <w:vAlign w:val="center"/>
           </w:tcPr>
@@ -820,7 +842,7 @@
         </w:trPr>
         <w:tc>
           <w:tcPr>
-            <w:tcW w:w="504" w:type="dxa"/>
+            <w:tcW w:w="503" w:type="dxa"/>
             <w:tcBorders/>
             <w:vAlign w:val="center"/>
           </w:tcPr>
@@ -850,7 +872,7 @@
         </w:tc>
         <w:tc>
           <w:tcPr>
-            <w:tcW w:w="3138" w:type="dxa"/>
+            <w:tcW w:w="3139" w:type="dxa"/>
             <w:tcBorders/>
             <w:vAlign w:val="center"/>
           </w:tcPr>
@@ -880,7 +902,7 @@
         </w:tc>
         <w:tc>
           <w:tcPr>
-            <w:tcW w:w="696" w:type="dxa"/>
+            <w:tcW w:w="695" w:type="dxa"/>
             <w:tcBorders>
               <w:right w:val="nil"/>
             </w:tcBorders>
@@ -912,7 +934,7 @@
         </w:tc>
         <w:tc>
           <w:tcPr>
-            <w:tcW w:w="1562" w:type="dxa"/>
+            <w:tcW w:w="1563" w:type="dxa"/>
             <w:tcBorders>
               <w:right w:val="nil"/>
             </w:tcBorders>
@@ -976,7 +998,7 @@
         </w:tc>
         <w:tc>
           <w:tcPr>
-            <w:tcW w:w="1251" w:type="dxa"/>
+            <w:tcW w:w="1252" w:type="dxa"/>
             <w:tcBorders>
               <w:right w:val="nil"/>
             </w:tcBorders>
@@ -1008,7 +1030,7 @@
         </w:tc>
         <w:tc>
           <w:tcPr>
-            <w:tcW w:w="1855" w:type="dxa"/>
+            <w:tcW w:w="1854" w:type="dxa"/>
             <w:tcBorders/>
             <w:vAlign w:val="center"/>
           </w:tcPr>
@@ -1043,7 +1065,7 @@
         </w:trPr>
         <w:tc>
           <w:tcPr>
-            <w:tcW w:w="504" w:type="dxa"/>
+            <w:tcW w:w="503" w:type="dxa"/>
             <w:tcBorders/>
             <w:vAlign w:val="center"/>
           </w:tcPr>
@@ -1071,7 +1093,7 @@
         </w:tc>
         <w:tc>
           <w:tcPr>
-            <w:tcW w:w="3138" w:type="dxa"/>
+            <w:tcW w:w="3139" w:type="dxa"/>
             <w:tcBorders/>
             <w:vAlign w:val="center"/>
           </w:tcPr>
@@ -1102,7 +1124,7 @@
         </w:tc>
         <w:tc>
           <w:tcPr>
-            <w:tcW w:w="696" w:type="dxa"/>
+            <w:tcW w:w="695" w:type="dxa"/>
             <w:tcBorders>
               <w:right w:val="nil"/>
             </w:tcBorders>
@@ -1132,7 +1154,7 @@
         </w:tc>
         <w:tc>
           <w:tcPr>
-            <w:tcW w:w="1562" w:type="dxa"/>
+            <w:tcW w:w="1563" w:type="dxa"/>
             <w:tcBorders>
               <w:right w:val="nil"/>
             </w:tcBorders>
@@ -1192,7 +1214,7 @@
         </w:tc>
         <w:tc>
           <w:tcPr>
-            <w:tcW w:w="1251" w:type="dxa"/>
+            <w:tcW w:w="1252" w:type="dxa"/>
             <w:tcBorders>
               <w:right w:val="nil"/>
             </w:tcBorders>
@@ -1222,7 +1244,7 @@
         </w:tc>
         <w:tc>
           <w:tcPr>
-            <w:tcW w:w="1855" w:type="dxa"/>
+            <w:tcW w:w="1854" w:type="dxa"/>
             <w:tcBorders/>
             <w:vAlign w:val="center"/>
           </w:tcPr>

--- a/documents_templates/enrollment-students.docx
+++ b/documents_templates/enrollment-students.docx
@@ -1,26 +1,56 @@
 
 <file path=word/document.xml><?xml version="1.0" encoding="utf-8"?>
-<w:document xmlns:o="urn:schemas-microsoft-com:office:office" xmlns:r="http://schemas.openxmlformats.org/officeDocument/2006/relationships" xmlns:v="urn:schemas-microsoft-com:vml" xmlns:w="http://schemas.openxmlformats.org/wordprocessingml/2006/main" xmlns:w10="urn:schemas-microsoft-com:office:word" xmlns:wp="http://schemas.openxmlformats.org/drawingml/2006/wordprocessingDrawing" xmlns:wps="http://schemas.microsoft.com/office/word/2010/wordprocessingShape" xmlns:wpg="http://schemas.microsoft.com/office/word/2010/wordprocessingGroup" xmlns:mc="http://schemas.openxmlformats.org/markup-compatibility/2006" xmlns:wp14="http://schemas.microsoft.com/office/word/2010/wordprocessingDrawing" xmlns:w14="http://schemas.microsoft.com/office/word/2010/wordml" xmlns:w15="http://schemas.microsoft.com/office/word/2012/wordml" mc:Ignorable="w14 wp14 w15">
+<w:document xmlns:wpc="http://schemas.microsoft.com/office/word/2010/wordprocessingCanvas" xmlns:mc="http://schemas.openxmlformats.org/markup-compatibility/2006" xmlns:o="urn:schemas-microsoft-com:office:office" xmlns:r="http://schemas.openxmlformats.org/officeDocument/2006/relationships" xmlns:m="http://schemas.openxmlformats.org/officeDocument/2006/math" xmlns:v="urn:schemas-microsoft-com:vml" xmlns:wp14="http://schemas.microsoft.com/office/word/2010/wordprocessingDrawing" xmlns:wp="http://schemas.openxmlformats.org/drawingml/2006/wordprocessingDrawing" xmlns:w10="urn:schemas-microsoft-com:office:word" xmlns:w="http://schemas.openxmlformats.org/wordprocessingml/2006/main" xmlns:w14="http://schemas.microsoft.com/office/word/2010/wordml" xmlns:w15="http://schemas.microsoft.com/office/word/2012/wordml" xmlns:wpg="http://schemas.microsoft.com/office/word/2010/wordprocessingGroup" xmlns:wpi="http://schemas.microsoft.com/office/word/2010/wordprocessingInk" xmlns:wne="http://schemas.microsoft.com/office/word/2006/wordml" xmlns:wps="http://schemas.microsoft.com/office/word/2010/wordprocessingShape" mc:Ignorable="w14 w15 wp14">
   <w:body>
     <w:p>
       <w:pPr>
-        <w:pStyle w:val="Normal"/>
         <w:rPr>
           <w:rFonts w:ascii="Times New Roman" w:hAnsi="Times New Roman" w:cs="Times New Roman"/>
         </w:rPr>
       </w:pPr>
       <w:r>
         <w:rPr>
-          <w:rFonts w:cs="Times New Roman" w:ascii="Times New Roman" w:hAnsi="Times New Roman"/>
+          <w:rFonts w:ascii="Times New Roman" w:hAnsi="Times New Roman" w:cs="Times New Roman"/>
           <w:sz w:val="10"/>
         </w:rPr>
-        <w:t>+++FOR classroom in classrooms+++</w:t>
+        <w:t xml:space="preserve">+++FOR </w:t>
+      </w:r>
+      <w:proofErr w:type="spellStart"/>
+      <w:r>
+        <w:rPr>
+          <w:rFonts w:ascii="Times New Roman" w:hAnsi="Times New Roman" w:cs="Times New Roman"/>
+          <w:sz w:val="10"/>
+        </w:rPr>
+        <w:t>classroom</w:t>
+      </w:r>
+      <w:proofErr w:type="spellEnd"/>
+      <w:r>
+        <w:rPr>
+          <w:rFonts w:ascii="Times New Roman" w:hAnsi="Times New Roman" w:cs="Times New Roman"/>
+          <w:sz w:val="10"/>
+        </w:rPr>
+        <w:t xml:space="preserve"> in </w:t>
+      </w:r>
+      <w:proofErr w:type="spellStart"/>
+      <w:r>
+        <w:rPr>
+          <w:rFonts w:ascii="Times New Roman" w:hAnsi="Times New Roman" w:cs="Times New Roman"/>
+          <w:sz w:val="10"/>
+        </w:rPr>
+        <w:t>classrooms</w:t>
+      </w:r>
+      <w:proofErr w:type="spellEnd"/>
+      <w:r>
+        <w:rPr>
+          <w:rFonts w:ascii="Times New Roman" w:hAnsi="Times New Roman" w:cs="Times New Roman"/>
+          <w:sz w:val="10"/>
+        </w:rPr>
+        <w:t>+++</w:t>
       </w:r>
     </w:p>
     <w:p>
       <w:pPr>
-        <w:pStyle w:val="Normal"/>
-        <w:spacing w:before="0" w:after="0"/>
+        <w:spacing w:after="0"/>
         <w:jc w:val="center"/>
         <w:rPr>
           <w:b/>
@@ -31,7 +61,7 @@
       </w:pPr>
       <w:r>
         <w:rPr>
-          <w:rFonts w:cs="Times New Roman" w:ascii="Times New Roman" w:hAnsi="Times New Roman"/>
+          <w:rFonts w:ascii="Times New Roman" w:hAnsi="Times New Roman" w:cs="Times New Roman"/>
           <w:b/>
           <w:bCs/>
           <w:sz w:val="20"/>
@@ -40,8 +70,12 @@
         <w:t>RÉPUBLIQUE</w:t>
       </w:r>
       <w:r>
+        <w:rPr>
+          <w:noProof/>
+          <w:lang w:eastAsia="fr-FR"/>
+        </w:rPr>
         <w:drawing>
-          <wp:anchor behindDoc="0" distT="0" distB="0" distL="114300" distR="114300" simplePos="0" locked="0" layoutInCell="0" allowOverlap="1" relativeHeight="2">
+          <wp:anchor distT="0" distB="0" distL="114300" distR="114300" simplePos="0" relativeHeight="2" behindDoc="0" locked="0" layoutInCell="0" allowOverlap="1">
             <wp:simplePos x="0" y="0"/>
             <wp:positionH relativeFrom="column">
               <wp:posOffset>-635</wp:posOffset>
@@ -52,7 +86,7 @@
             <wp:extent cx="575310" cy="555625"/>
             <wp:effectExtent l="0" t="0" r="0" b="0"/>
             <wp:wrapSquare wrapText="bothSides"/>
-            <wp:docPr id="1" name="Picture 3" descr=""/>
+            <wp:docPr id="1" name="Picture 3"/>
             <wp:cNvGraphicFramePr>
               <a:graphicFrameLocks xmlns:a="http://schemas.openxmlformats.org/drawingml/2006/main" noChangeAspect="1"/>
             </wp:cNvGraphicFramePr>
@@ -60,13 +94,13 @@
               <a:graphicData uri="http://schemas.openxmlformats.org/drawingml/2006/picture">
                 <pic:pic xmlns:pic="http://schemas.openxmlformats.org/drawingml/2006/picture">
                   <pic:nvPicPr>
-                    <pic:cNvPr id="1" name="Picture 3" descr=""/>
+                    <pic:cNvPr id="1" name="Picture 3"/>
                     <pic:cNvPicPr>
                       <a:picLocks noChangeAspect="1" noChangeArrowheads="1"/>
                     </pic:cNvPicPr>
                   </pic:nvPicPr>
                   <pic:blipFill>
-                    <a:blip r:embed="rId2"/>
+                    <a:blip r:embed="rId7"/>
                     <a:stretch>
                       <a:fillRect/>
                     </a:stretch>
@@ -85,10 +119,16 @@
             </a:graphic>
           </wp:anchor>
         </w:drawing>
+      </w:r>
+      <w:r>
+        <w:rPr>
+          <w:noProof/>
+          <w:lang w:eastAsia="fr-FR"/>
+        </w:rPr>
         <mc:AlternateContent>
           <mc:Choice Requires="wps">
             <w:drawing>
-              <wp:anchor behindDoc="0" distT="0" distB="0" distL="111760" distR="109220" simplePos="0" locked="0" layoutInCell="0" allowOverlap="1" relativeHeight="3">
+              <wp:anchor distT="0" distB="0" distL="111760" distR="109220" simplePos="0" relativeHeight="3" behindDoc="0" locked="0" layoutInCell="0" allowOverlap="1">
                 <wp:simplePos x="0" y="0"/>
                 <wp:positionH relativeFrom="margin">
                   <wp:posOffset>5918200</wp:posOffset>
@@ -100,6 +140,7 @@
                 <wp:effectExtent l="0" t="0" r="0" b="0"/>
                 <wp:wrapSquare wrapText="bothSides"/>
                 <wp:docPr id="2" name="Cadre1"/>
+                <wp:cNvGraphicFramePr/>
                 <a:graphic xmlns:a="http://schemas.openxmlformats.org/drawingml/2006/main">
                   <a:graphicData uri="http://schemas.microsoft.com/office/word/2010/wordprocessingShape">
                     <wps:wsp>
@@ -121,9 +162,15 @@
                         </a:ln>
                       </wps:spPr>
                       <wps:style>
-                        <a:lnRef idx="0"/>
-                        <a:fillRef idx="0"/>
-                        <a:effectRef idx="0"/>
+                        <a:lnRef idx="0">
+                          <a:scrgbClr r="0" g="0" b="0"/>
+                        </a:lnRef>
+                        <a:fillRef idx="0">
+                          <a:scrgbClr r="0" g="0" b="0"/>
+                        </a:fillRef>
+                        <a:effectRef idx="0">
+                          <a:scrgbClr r="0" g="0" b="0"/>
+                        </a:effectRef>
                         <a:fontRef idx="minor"/>
                       </wps:style>
                       <wps:txbx>
@@ -131,7 +178,6 @@
                           <w:p>
                             <w:pPr>
                               <w:pStyle w:val="Contenudecadre"/>
-                              <w:spacing w:before="0" w:after="160"/>
                               <w:jc w:val="center"/>
                               <w:rPr>
                                 <w:sz w:val="16"/>
@@ -158,15 +204,13 @@
           </mc:Choice>
           <mc:Fallback>
             <w:pict>
-              <v:rect id="shape_0" ID="Cadre1" path="m0,0l-2147483645,0l-2147483645,-2147483646l0,-2147483646xe" stroked="t" o:allowincell="f" style="position:absolute;margin-left:466pt;margin-top:-0.9pt;width:56.65pt;height:56.65pt;mso-wrap-style:square;v-text-anchor:top;mso-position-horizontal-relative:margin;mso-position-vertical-relative:margin">
-                <v:fill o:detectmouseclick="t" on="false"/>
-                <v:stroke color="black" dashstyle="dash" joinstyle="round" endcap="flat"/>
+              <v:rect id="Cadre1" o:spid="_x0000_s1026" style="position:absolute;left:0;text-align:left;margin-left:466pt;margin-top:-.9pt;width:56.7pt;height:56.7pt;z-index:3;visibility:visible;mso-wrap-style:square;mso-wrap-distance-left:8.8pt;mso-wrap-distance-top:0;mso-wrap-distance-right:8.6pt;mso-wrap-distance-bottom:0;mso-position-horizontal:absolute;mso-position-horizontal-relative:margin;mso-position-vertical:absolute;mso-position-vertical-relative:margin;v-text-anchor:top" o:gfxdata="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" o:allowincell="f" filled="f" strokeweight="0">
+                <v:stroke dashstyle="dash"/>
                 <v:textbox>
                   <w:txbxContent>
                     <w:p>
                       <w:pPr>
                         <w:pStyle w:val="Contenudecadre"/>
-                        <w:spacing w:before="0" w:after="160"/>
                         <w:jc w:val="center"/>
                         <w:rPr>
                           <w:sz w:val="16"/>
@@ -182,7 +226,7 @@
                     </w:p>
                   </w:txbxContent>
                 </v:textbox>
-                <w10:wrap type="square"/>
+                <w10:wrap type="square" anchorx="margin" anchory="margin"/>
               </v:rect>
             </w:pict>
           </mc:Fallback>
@@ -190,7 +234,7 @@
       </w:r>
       <w:r>
         <w:rPr>
-          <w:rFonts w:cs="Times New Roman" w:ascii="Times New Roman" w:hAnsi="Times New Roman"/>
+          <w:rFonts w:ascii="Times New Roman" w:hAnsi="Times New Roman" w:cs="Times New Roman"/>
           <w:b/>
           <w:bCs/>
           <w:sz w:val="20"/>
@@ -201,14 +245,12 @@
     </w:p>
     <w:p>
       <w:pPr>
-        <w:pStyle w:val="Normal"/>
-        <w:spacing w:before="0" w:after="0"/>
+        <w:spacing w:after="0"/>
         <w:jc w:val="center"/>
-        <w:rPr/>
       </w:pPr>
       <w:r>
         <w:rPr>
-          <w:rFonts w:cs="Times New Roman" w:ascii="Times New Roman" w:hAnsi="Times New Roman"/>
+          <w:rFonts w:ascii="Times New Roman" w:hAnsi="Times New Roman" w:cs="Times New Roman"/>
           <w:sz w:val="18"/>
           <w:szCs w:val="18"/>
         </w:rPr>
@@ -217,7 +259,6 @@
     </w:p>
     <w:p>
       <w:pPr>
-        <w:pStyle w:val="Normal"/>
         <w:spacing w:before="57" w:after="57"/>
         <w:jc w:val="center"/>
         <w:rPr>
@@ -226,20 +267,46 @@
       </w:pPr>
       <w:r>
         <w:rPr>
-          <w:rFonts w:cs="Times New Roman" w:ascii="Times New Roman" w:hAnsi="Times New Roman"/>
+          <w:rFonts w:ascii="Times New Roman" w:hAnsi="Times New Roman" w:cs="Times New Roman"/>
           <w:b/>
           <w:lang w:val="en-US"/>
         </w:rPr>
-        <w:t>+++toUpperCase(school.name)+++</w:t>
+        <w:t>+++</w:t>
+      </w:r>
+      <w:proofErr w:type="spellStart"/>
+      <w:proofErr w:type="gramStart"/>
+      <w:r>
+        <w:rPr>
+          <w:rFonts w:ascii="Times New Roman" w:hAnsi="Times New Roman" w:cs="Times New Roman"/>
+          <w:b/>
+          <w:lang w:val="en-US"/>
+        </w:rPr>
+        <w:t>toUpperCase</w:t>
+      </w:r>
+      <w:proofErr w:type="spellEnd"/>
+      <w:r>
+        <w:rPr>
+          <w:rFonts w:ascii="Times New Roman" w:hAnsi="Times New Roman" w:cs="Times New Roman"/>
+          <w:b/>
+          <w:lang w:val="en-US"/>
+        </w:rPr>
+        <w:t>(</w:t>
+      </w:r>
+      <w:proofErr w:type="gramEnd"/>
+      <w:r>
+        <w:rPr>
+          <w:rFonts w:ascii="Times New Roman" w:hAnsi="Times New Roman" w:cs="Times New Roman"/>
+          <w:b/>
+          <w:lang w:val="en-US"/>
+        </w:rPr>
+        <w:t>school.name)+++</w:t>
       </w:r>
     </w:p>
     <w:p>
       <w:pPr>
-        <w:pStyle w:val="Normal"/>
-        <w:spacing w:before="0" w:after="0"/>
+        <w:spacing w:after="0"/>
         <w:jc w:val="center"/>
         <w:rPr>
-          <w:i/>
           <w:i/>
           <w:iCs/>
           <w:sz w:val="18"/>
@@ -249,57 +316,75 @@
       </w:pPr>
       <w:r>
         <w:rPr>
-          <w:rFonts w:cs="Times New Roman" w:ascii="Times New Roman" w:hAnsi="Times New Roman"/>
+          <w:rFonts w:ascii="Times New Roman" w:hAnsi="Times New Roman" w:cs="Times New Roman"/>
           <w:i/>
           <w:iCs/>
           <w:sz w:val="18"/>
           <w:szCs w:val="18"/>
           <w:lang w:val="en-US"/>
         </w:rPr>
-        <w:t>+++school.ad</w:t>
-      </w:r>
-      <w:r>
-        <w:rPr>
-          <w:rFonts w:cs="Times New Roman" w:ascii="Times New Roman" w:hAnsi="Times New Roman"/>
+        <w:t>+++</w:t>
+      </w:r>
+      <w:proofErr w:type="spellStart"/>
+      <w:r>
+        <w:rPr>
+          <w:rFonts w:ascii="Times New Roman" w:hAnsi="Times New Roman" w:cs="Times New Roman"/>
           <w:i/>
           <w:iCs/>
           <w:sz w:val="18"/>
           <w:szCs w:val="18"/>
           <w:lang w:val="en-US"/>
         </w:rPr>
-        <w:t>d</w:t>
-      </w:r>
-      <w:r>
-        <w:rPr>
-          <w:rFonts w:cs="Times New Roman" w:ascii="Times New Roman" w:hAnsi="Times New Roman"/>
+        <w:t>school.address</w:t>
+      </w:r>
+      <w:proofErr w:type="spellEnd"/>
+      <w:r>
+        <w:rPr>
+          <w:rFonts w:ascii="Times New Roman" w:hAnsi="Times New Roman" w:cs="Times New Roman"/>
           <w:i/>
           <w:iCs/>
           <w:sz w:val="18"/>
           <w:szCs w:val="18"/>
           <w:lang w:val="en-US"/>
         </w:rPr>
-        <w:t>ress+++, +++school.town+++</w:t>
+        <w:t>+++, +++</w:t>
+      </w:r>
+      <w:proofErr w:type="spellStart"/>
+      <w:r>
+        <w:rPr>
+          <w:rFonts w:ascii="Times New Roman" w:hAnsi="Times New Roman" w:cs="Times New Roman"/>
+          <w:i/>
+          <w:iCs/>
+          <w:sz w:val="18"/>
+          <w:szCs w:val="18"/>
+          <w:lang w:val="en-US"/>
+        </w:rPr>
+        <w:t>school.town</w:t>
+      </w:r>
+      <w:proofErr w:type="spellEnd"/>
+      <w:r>
+        <w:rPr>
+          <w:rFonts w:ascii="Times New Roman" w:hAnsi="Times New Roman" w:cs="Times New Roman"/>
+          <w:i/>
+          <w:iCs/>
+          <w:sz w:val="18"/>
+          <w:szCs w:val="18"/>
+          <w:lang w:val="en-US"/>
+        </w:rPr>
+        <w:t>+++</w:t>
       </w:r>
     </w:p>
     <w:p>
       <w:pPr>
-        <w:pStyle w:val="Normal"/>
         <w:jc w:val="center"/>
         <w:rPr>
           <w:rFonts w:ascii="Times New Roman" w:hAnsi="Times New Roman" w:cs="Times New Roman"/>
           <w:lang w:val="en-US"/>
         </w:rPr>
       </w:pPr>
-      <w:r>
-        <w:rPr>
-          <w:rFonts w:cs="Times New Roman" w:ascii="Times New Roman" w:hAnsi="Times New Roman"/>
-          <w:lang w:val="en-US"/>
-        </w:rPr>
-      </w:r>
     </w:p>
     <w:p>
       <w:pPr>
-        <w:pStyle w:val="Normal"/>
         <w:pBdr>
           <w:bottom w:val="single" w:sz="4" w:space="1" w:color="000000"/>
         </w:pBdr>
@@ -312,7 +397,7 @@
       </w:pPr>
       <w:r>
         <w:rPr>
-          <w:rFonts w:cs="Times New Roman" w:ascii="Times New Roman" w:hAnsi="Times New Roman"/>
+          <w:rFonts w:ascii="Times New Roman" w:hAnsi="Times New Roman" w:cs="Times New Roman"/>
           <w:sz w:val="20"/>
           <w:szCs w:val="20"/>
         </w:rPr>
@@ -320,7 +405,7 @@
       </w:r>
       <w:r>
         <w:rPr>
-          <w:rFonts w:cs="Times New Roman" w:ascii="Times New Roman" w:hAnsi="Times New Roman"/>
+          <w:rFonts w:ascii="Times New Roman" w:hAnsi="Times New Roman" w:cs="Times New Roman"/>
           <w:sz w:val="20"/>
           <w:szCs w:val="20"/>
           <w:lang w:val="en-US"/>
@@ -329,7 +414,7 @@
       </w:r>
       <w:r>
         <w:rPr>
-          <w:rFonts w:cs="Times New Roman" w:ascii="Times New Roman" w:hAnsi="Times New Roman"/>
+          <w:rFonts w:ascii="Times New Roman" w:hAnsi="Times New Roman" w:cs="Times New Roman"/>
           <w:sz w:val="20"/>
           <w:szCs w:val="20"/>
         </w:rPr>
@@ -337,95 +422,144 @@
       </w:r>
       <w:r>
         <w:rPr>
-          <w:rFonts w:cs="Times New Roman" w:ascii="Times New Roman" w:hAnsi="Times New Roman"/>
+          <w:rFonts w:ascii="Times New Roman" w:hAnsi="Times New Roman" w:cs="Times New Roman"/>
           <w:b/>
           <w:sz w:val="20"/>
           <w:szCs w:val="20"/>
           <w:lang w:val="en-US"/>
         </w:rPr>
-        <w:t>+++$classroom.shortIdentifier+++</w:t>
-      </w:r>
-      <w:r>
-        <w:rPr>
-          <w:rFonts w:cs="Times New Roman" w:ascii="Times New Roman" w:hAnsi="Times New Roman"/>
-          <w:sz w:val="20"/>
-          <w:szCs w:val="20"/>
-        </w:rPr>
-        <w:t xml:space="preserve"> </w:t>
-      </w:r>
-      <w:r>
-        <w:rPr>
-          <w:rFonts w:cs="Times New Roman" w:ascii="Times New Roman" w:hAnsi="Times New Roman"/>
+        <w:t>+++$</w:t>
+      </w:r>
+      <w:proofErr w:type="spellStart"/>
+      <w:r>
+        <w:rPr>
+          <w:rFonts w:ascii="Times New Roman" w:hAnsi="Times New Roman" w:cs="Times New Roman"/>
+          <w:b/>
           <w:sz w:val="20"/>
           <w:szCs w:val="20"/>
           <w:lang w:val="en-US"/>
         </w:rPr>
-        <w:t>| +++toUpperCase(school.studyYear.yearName)+++</w:t>
+        <w:t>classroom.shortIdentifier</w:t>
+      </w:r>
+      <w:proofErr w:type="spellEnd"/>
+      <w:r>
+        <w:rPr>
+          <w:rFonts w:ascii="Times New Roman" w:hAnsi="Times New Roman" w:cs="Times New Roman"/>
+          <w:b/>
+          <w:sz w:val="20"/>
+          <w:szCs w:val="20"/>
+          <w:lang w:val="en-US"/>
+        </w:rPr>
+        <w:t>+++</w:t>
+      </w:r>
+      <w:r>
+        <w:rPr>
+          <w:rFonts w:ascii="Times New Roman" w:hAnsi="Times New Roman" w:cs="Times New Roman"/>
+          <w:sz w:val="20"/>
+          <w:szCs w:val="20"/>
+        </w:rPr>
+        <w:t xml:space="preserve"> </w:t>
+      </w:r>
+      <w:r>
+        <w:rPr>
+          <w:rFonts w:ascii="Times New Roman" w:hAnsi="Times New Roman" w:cs="Times New Roman"/>
+          <w:sz w:val="20"/>
+          <w:szCs w:val="20"/>
+          <w:lang w:val="en-US"/>
+        </w:rPr>
+        <w:t>| +++</w:t>
+      </w:r>
+      <w:proofErr w:type="spellStart"/>
+      <w:proofErr w:type="gramStart"/>
+      <w:r>
+        <w:rPr>
+          <w:rFonts w:ascii="Times New Roman" w:hAnsi="Times New Roman" w:cs="Times New Roman"/>
+          <w:sz w:val="20"/>
+          <w:szCs w:val="20"/>
+          <w:lang w:val="en-US"/>
+        </w:rPr>
+        <w:t>toUpperCase</w:t>
+      </w:r>
+      <w:proofErr w:type="spellEnd"/>
+      <w:r>
+        <w:rPr>
+          <w:rFonts w:ascii="Times New Roman" w:hAnsi="Times New Roman" w:cs="Times New Roman"/>
+          <w:sz w:val="20"/>
+          <w:szCs w:val="20"/>
+          <w:lang w:val="en-US"/>
+        </w:rPr>
+        <w:t>(</w:t>
+      </w:r>
+      <w:proofErr w:type="spellStart"/>
+      <w:proofErr w:type="gramEnd"/>
+      <w:r>
+        <w:rPr>
+          <w:rFonts w:ascii="Times New Roman" w:hAnsi="Times New Roman" w:cs="Times New Roman"/>
+          <w:sz w:val="20"/>
+          <w:szCs w:val="20"/>
+          <w:lang w:val="en-US"/>
+        </w:rPr>
+        <w:t>school.studyYear.yearName</w:t>
+      </w:r>
+      <w:proofErr w:type="spellEnd"/>
+      <w:r>
+        <w:rPr>
+          <w:rFonts w:ascii="Times New Roman" w:hAnsi="Times New Roman" w:cs="Times New Roman"/>
+          <w:sz w:val="20"/>
+          <w:szCs w:val="20"/>
+          <w:lang w:val="en-US"/>
+        </w:rPr>
+        <w:t>)+++</w:t>
       </w:r>
     </w:p>
     <w:tbl>
       <w:tblPr>
         <w:tblStyle w:val="Grilledutableau"/>
-        <w:tblW w:w="10473" w:type="dxa"/>
-        <w:jc w:val="left"/>
-        <w:tblInd w:w="0" w:type="dxa"/>
-        <w:tblLayout w:type="fixed"/>
-        <w:tblCellMar>
-          <w:top w:w="0" w:type="dxa"/>
-          <w:left w:w="108" w:type="dxa"/>
-          <w:bottom w:w="0" w:type="dxa"/>
-          <w:right w:w="108" w:type="dxa"/>
-        </w:tblCellMar>
-        <w:tblLook w:val="04a0" w:noHBand="0" w:noVBand="1" w:firstColumn="1" w:lastRow="0" w:lastColumn="0" w:firstRow="1"/>
+        <w:tblW w:w="5000" w:type="pct"/>
+        <w:tblLook w:val="04A0" w:firstRow="1" w:lastRow="0" w:firstColumn="1" w:lastColumn="0" w:noHBand="0" w:noVBand="1"/>
       </w:tblPr>
       <w:tblGrid>
-        <w:gridCol w:w="503"/>
-        <w:gridCol w:w="3139"/>
-        <w:gridCol w:w="695"/>
-        <w:gridCol w:w="1563"/>
-        <w:gridCol w:w="1466"/>
-        <w:gridCol w:w="1252"/>
-        <w:gridCol w:w="1854"/>
+        <w:gridCol w:w="431"/>
+        <w:gridCol w:w="1386"/>
+        <w:gridCol w:w="1306"/>
+        <w:gridCol w:w="1407"/>
+        <w:gridCol w:w="1783"/>
+        <w:gridCol w:w="2026"/>
+        <w:gridCol w:w="1240"/>
+        <w:gridCol w:w="1103"/>
       </w:tblGrid>
       <w:tr>
         <w:trPr>
-          <w:trHeight w:val="337" w:hRule="atLeast"/>
+          <w:trHeight w:val="337"/>
         </w:trPr>
         <w:tc>
           <w:tcPr>
-            <w:tcW w:w="503" w:type="dxa"/>
-            <w:tcBorders/>
-            <w:vAlign w:val="center"/>
-          </w:tcPr>
-          <w:p>
-            <w:pPr>
-              <w:pStyle w:val="Normal"/>
-              <w:widowControl/>
-              <w:suppressAutoHyphens w:val="true"/>
-              <w:spacing w:lineRule="auto" w:line="240" w:before="0" w:after="0"/>
+            <w:tcW w:w="204" w:type="pct"/>
+            <w:vAlign w:val="center"/>
+          </w:tcPr>
+          <w:p>
+            <w:pPr>
+              <w:spacing w:after="0" w:line="240" w:lineRule="auto"/>
               <w:jc w:val="center"/>
               <w:rPr>
                 <w:rFonts w:ascii="Times New Roman" w:hAnsi="Times New Roman" w:cs="Times New Roman"/>
-                <w:sz w:val="18"/>
-                <w:szCs w:val="18"/>
-              </w:rPr>
-            </w:pPr>
-            <w:r>
-              <w:rPr>
-                <w:rFonts w:cs="Times New Roman" w:ascii="Times New Roman" w:hAnsi="Times New Roman"/>
-                <w:sz w:val="18"/>
+                <w:sz w:val="16"/>
+                <w:szCs w:val="18"/>
+              </w:rPr>
+            </w:pPr>
+            <w:r>
+              <w:rPr>
+                <w:rFonts w:ascii="Times New Roman" w:hAnsi="Times New Roman" w:cs="Times New Roman"/>
+                <w:sz w:val="16"/>
                 <w:szCs w:val="18"/>
               </w:rPr>
               <w:t>N</w:t>
             </w:r>
             <w:r>
               <w:rPr>
-                <w:rFonts w:eastAsia="DejaVu Sans" w:cs="DejaVu Sans" w:ascii="Times New Roman" w:hAnsi="Times New Roman"/>
-                <w:position w:val="0"/>
-                <w:sz w:val="18"/>
-                <w:sz w:val="18"/>
-                <w:szCs w:val="18"/>
-                <w:vertAlign w:val="baseline"/>
+                <w:rFonts w:ascii="Times New Roman" w:eastAsia="DejaVu Sans" w:hAnsi="Times New Roman" w:cs="DejaVu Sans"/>
+                <w:sz w:val="16"/>
+                <w:szCs w:val="18"/>
               </w:rPr>
               <w:t>∘</w:t>
             </w:r>
@@ -433,30 +567,23 @@
         </w:tc>
         <w:tc>
           <w:tcPr>
-            <w:tcW w:w="3139" w:type="dxa"/>
-            <w:tcBorders/>
-            <w:vAlign w:val="center"/>
-          </w:tcPr>
-          <w:p>
-            <w:pPr>
-              <w:pStyle w:val="Normal"/>
-              <w:widowControl/>
-              <w:suppressAutoHyphens w:val="true"/>
-              <w:spacing w:lineRule="auto" w:line="240" w:before="0" w:after="0"/>
-              <w:jc w:val="left"/>
+            <w:tcW w:w="1162" w:type="pct"/>
+            <w:vAlign w:val="center"/>
+          </w:tcPr>
+          <w:p>
+            <w:pPr>
+              <w:spacing w:after="0" w:line="240" w:lineRule="auto"/>
               <w:rPr>
                 <w:rFonts w:ascii="Times New Roman" w:hAnsi="Times New Roman"/>
-                <w:sz w:val="18"/>
-                <w:szCs w:val="18"/>
-              </w:rPr>
-            </w:pPr>
-            <w:r>
-              <w:rPr>
-                <w:rFonts w:eastAsia="Calibri" w:cs="Times New Roman" w:ascii="Times New Roman" w:hAnsi="Times New Roman"/>
-                <w:kern w:val="0"/>
-                <w:sz w:val="18"/>
-                <w:szCs w:val="18"/>
-                <w:lang w:val="fr-FR" w:eastAsia="en-US" w:bidi="ar-SA"/>
+                <w:sz w:val="16"/>
+                <w:szCs w:val="18"/>
+              </w:rPr>
+            </w:pPr>
+            <w:r>
+              <w:rPr>
+                <w:rFonts w:ascii="Times New Roman" w:eastAsia="Calibri" w:hAnsi="Times New Roman" w:cs="Times New Roman"/>
+                <w:sz w:val="16"/>
+                <w:szCs w:val="18"/>
               </w:rPr>
               <w:t>NOM, POST NOM ET PRÉNOM</w:t>
             </w:r>
@@ -464,7 +591,7 @@
         </w:tc>
         <w:tc>
           <w:tcPr>
-            <w:tcW w:w="695" w:type="dxa"/>
+            <w:tcW w:w="345" w:type="pct"/>
             <w:tcBorders>
               <w:right w:val="nil"/>
             </w:tcBorders>
@@ -472,24 +599,19 @@
           </w:tcPr>
           <w:p>
             <w:pPr>
-              <w:pStyle w:val="Normal"/>
-              <w:widowControl/>
-              <w:suppressAutoHyphens w:val="true"/>
-              <w:spacing w:lineRule="auto" w:line="240" w:before="0" w:after="0"/>
+              <w:spacing w:after="0" w:line="240" w:lineRule="auto"/>
               <w:jc w:val="center"/>
               <w:rPr>
                 <w:rFonts w:ascii="Times New Roman" w:hAnsi="Times New Roman"/>
-                <w:sz w:val="18"/>
-                <w:szCs w:val="18"/>
-              </w:rPr>
-            </w:pPr>
-            <w:r>
-              <w:rPr>
-                <w:rFonts w:eastAsia="Calibri" w:cs="Times New Roman" w:ascii="Times New Roman" w:hAnsi="Times New Roman"/>
-                <w:kern w:val="0"/>
-                <w:sz w:val="18"/>
-                <w:szCs w:val="18"/>
-                <w:lang w:val="fr-FR" w:eastAsia="en-US" w:bidi="ar-SA"/>
+                <w:sz w:val="16"/>
+                <w:szCs w:val="18"/>
+              </w:rPr>
+            </w:pPr>
+            <w:r>
+              <w:rPr>
+                <w:rFonts w:ascii="Times New Roman" w:eastAsia="Calibri" w:hAnsi="Times New Roman" w:cs="Times New Roman"/>
+                <w:sz w:val="16"/>
+                <w:szCs w:val="18"/>
               </w:rPr>
               <w:t>SEXE</w:t>
             </w:r>
@@ -497,7 +619,7 @@
         </w:tc>
         <w:tc>
           <w:tcPr>
-            <w:tcW w:w="1563" w:type="dxa"/>
+            <w:tcW w:w="682" w:type="pct"/>
             <w:tcBorders>
               <w:right w:val="nil"/>
             </w:tcBorders>
@@ -505,24 +627,19 @@
           </w:tcPr>
           <w:p>
             <w:pPr>
-              <w:pStyle w:val="Normal"/>
-              <w:widowControl/>
-              <w:suppressAutoHyphens w:val="true"/>
-              <w:spacing w:lineRule="auto" w:line="240" w:before="0" w:after="0"/>
+              <w:spacing w:after="0" w:line="240" w:lineRule="auto"/>
               <w:jc w:val="center"/>
               <w:rPr>
                 <w:rFonts w:ascii="Times New Roman" w:hAnsi="Times New Roman"/>
-                <w:sz w:val="18"/>
-                <w:szCs w:val="18"/>
-              </w:rPr>
-            </w:pPr>
-            <w:r>
-              <w:rPr>
-                <w:rFonts w:eastAsia="Calibri" w:cs="Times New Roman" w:ascii="Times New Roman" w:hAnsi="Times New Roman"/>
-                <w:kern w:val="0"/>
-                <w:sz w:val="18"/>
-                <w:szCs w:val="18"/>
-                <w:lang w:val="fr-FR" w:eastAsia="en-US" w:bidi="ar-SA"/>
+                <w:sz w:val="16"/>
+                <w:szCs w:val="18"/>
+              </w:rPr>
+            </w:pPr>
+            <w:r>
+              <w:rPr>
+                <w:rFonts w:ascii="Times New Roman" w:eastAsia="Calibri" w:hAnsi="Times New Roman" w:cs="Times New Roman"/>
+                <w:sz w:val="16"/>
+                <w:szCs w:val="18"/>
               </w:rPr>
               <w:t>LIEU DE NAISSANCE</w:t>
             </w:r>
@@ -530,7 +647,7 @@
         </w:tc>
         <w:tc>
           <w:tcPr>
-            <w:tcW w:w="1466" w:type="dxa"/>
+            <w:tcW w:w="595" w:type="pct"/>
             <w:tcBorders>
               <w:right w:val="nil"/>
             </w:tcBorders>
@@ -538,24 +655,19 @@
           </w:tcPr>
           <w:p>
             <w:pPr>
-              <w:pStyle w:val="Normal"/>
-              <w:widowControl/>
-              <w:suppressAutoHyphens w:val="true"/>
-              <w:spacing w:lineRule="auto" w:line="240" w:before="0" w:after="0"/>
+              <w:spacing w:after="0" w:line="240" w:lineRule="auto"/>
               <w:jc w:val="center"/>
               <w:rPr>
                 <w:rFonts w:ascii="Times New Roman" w:hAnsi="Times New Roman"/>
-                <w:sz w:val="18"/>
-                <w:szCs w:val="18"/>
-              </w:rPr>
-            </w:pPr>
-            <w:r>
-              <w:rPr>
-                <w:rFonts w:eastAsia="Calibri" w:cs="Times New Roman" w:ascii="Times New Roman" w:hAnsi="Times New Roman"/>
-                <w:kern w:val="0"/>
-                <w:sz w:val="18"/>
-                <w:szCs w:val="18"/>
-                <w:lang w:val="fr-FR" w:eastAsia="en-US" w:bidi="ar-SA"/>
+                <w:sz w:val="16"/>
+                <w:szCs w:val="18"/>
+              </w:rPr>
+            </w:pPr>
+            <w:r>
+              <w:rPr>
+                <w:rFonts w:ascii="Times New Roman" w:eastAsia="Calibri" w:hAnsi="Times New Roman" w:cs="Times New Roman"/>
+                <w:sz w:val="16"/>
+                <w:szCs w:val="18"/>
               </w:rPr>
               <w:t>DATE DE NAISSANCE</w:t>
             </w:r>
@@ -563,7 +675,7 @@
         </w:tc>
         <w:tc>
           <w:tcPr>
-            <w:tcW w:w="1252" w:type="dxa"/>
+            <w:tcW w:w="508" w:type="pct"/>
             <w:tcBorders>
               <w:right w:val="nil"/>
             </w:tcBorders>
@@ -571,24 +683,19 @@
           </w:tcPr>
           <w:p>
             <w:pPr>
-              <w:pStyle w:val="Normal"/>
-              <w:widowControl/>
-              <w:suppressAutoHyphens w:val="true"/>
-              <w:spacing w:lineRule="auto" w:line="240" w:before="0" w:after="0"/>
+              <w:spacing w:after="0" w:line="240" w:lineRule="auto"/>
               <w:jc w:val="center"/>
               <w:rPr>
                 <w:rFonts w:ascii="Times New Roman" w:hAnsi="Times New Roman"/>
-                <w:sz w:val="18"/>
-                <w:szCs w:val="18"/>
-              </w:rPr>
-            </w:pPr>
-            <w:r>
-              <w:rPr>
-                <w:rFonts w:eastAsia="Calibri" w:cs="Times New Roman" w:ascii="Times New Roman" w:hAnsi="Times New Roman"/>
-                <w:kern w:val="0"/>
-                <w:sz w:val="18"/>
-                <w:szCs w:val="18"/>
-                <w:lang w:val="fr-FR" w:eastAsia="en-US" w:bidi="ar-SA"/>
+                <w:sz w:val="16"/>
+                <w:szCs w:val="18"/>
+              </w:rPr>
+            </w:pPr>
+            <w:r>
+              <w:rPr>
+                <w:rFonts w:ascii="Times New Roman" w:eastAsia="Calibri" w:hAnsi="Times New Roman" w:cs="Times New Roman"/>
+                <w:sz w:val="16"/>
+                <w:szCs w:val="18"/>
               </w:rPr>
               <w:t>STATUT</w:t>
             </w:r>
@@ -596,100 +703,125 @@
         </w:tc>
         <w:tc>
           <w:tcPr>
-            <w:tcW w:w="1854" w:type="dxa"/>
-            <w:tcBorders/>
-            <w:vAlign w:val="center"/>
-          </w:tcPr>
-          <w:p>
-            <w:pPr>
-              <w:pStyle w:val="Normal"/>
-              <w:widowControl/>
-              <w:suppressAutoHyphens w:val="true"/>
-              <w:spacing w:lineRule="auto" w:line="240" w:before="0" w:after="0"/>
+            <w:tcW w:w="752" w:type="pct"/>
+            <w:vAlign w:val="center"/>
+          </w:tcPr>
+          <w:p>
+            <w:pPr>
+              <w:spacing w:after="0" w:line="240" w:lineRule="auto"/>
               <w:jc w:val="center"/>
               <w:rPr>
                 <w:rFonts w:ascii="Times New Roman" w:hAnsi="Times New Roman"/>
-                <w:sz w:val="18"/>
+                <w:sz w:val="16"/>
                 <w:szCs w:val="18"/>
               </w:rPr>
             </w:pPr>
             <w:r>
               <w:rPr>
                 <w:rFonts w:ascii="Times New Roman" w:hAnsi="Times New Roman"/>
-                <w:sz w:val="18"/>
+                <w:sz w:val="16"/>
                 <w:szCs w:val="18"/>
               </w:rPr>
               <w:t>CODE D'INSCRIPTION</w:t>
+            </w:r>
+          </w:p>
+        </w:tc>
+        <w:tc>
+          <w:tcPr>
+            <w:tcW w:w="752" w:type="pct"/>
+            <w:vAlign w:val="center"/>
+          </w:tcPr>
+          <w:p>
+            <w:pPr>
+              <w:spacing w:after="0" w:line="240" w:lineRule="auto"/>
+              <w:jc w:val="center"/>
+              <w:rPr>
+                <w:rFonts w:ascii="Times New Roman" w:hAnsi="Times New Roman"/>
+                <w:sz w:val="16"/>
+                <w:szCs w:val="18"/>
+              </w:rPr>
+            </w:pPr>
+            <w:r>
+              <w:rPr>
+                <w:rFonts w:ascii="Times New Roman" w:hAnsi="Times New Roman"/>
+                <w:sz w:val="16"/>
+                <w:szCs w:val="18"/>
+              </w:rPr>
+              <w:t>DATE D’INSCRIPTION</w:t>
             </w:r>
           </w:p>
         </w:tc>
       </w:tr>
       <w:tr>
         <w:trPr>
-          <w:trHeight w:val="458" w:hRule="atLeast"/>
+          <w:trHeight w:val="458"/>
         </w:trPr>
         <w:tc>
           <w:tcPr>
-            <w:tcW w:w="503" w:type="dxa"/>
-            <w:tcBorders/>
-            <w:vAlign w:val="center"/>
-          </w:tcPr>
-          <w:p>
-            <w:pPr>
-              <w:pStyle w:val="Normal"/>
-              <w:widowControl/>
-              <w:suppressAutoHyphens w:val="true"/>
-              <w:spacing w:lineRule="auto" w:line="240" w:before="0" w:after="0"/>
+            <w:tcW w:w="204" w:type="pct"/>
+            <w:vAlign w:val="center"/>
+          </w:tcPr>
+          <w:p>
+            <w:pPr>
+              <w:spacing w:after="0" w:line="240" w:lineRule="auto"/>
               <w:jc w:val="center"/>
               <w:rPr>
                 <w:rFonts w:ascii="Times New Roman" w:hAnsi="Times New Roman"/>
-                <w:sz w:val="18"/>
-                <w:szCs w:val="18"/>
-              </w:rPr>
-            </w:pPr>
-            <w:r>
+                <w:sz w:val="16"/>
+                <w:szCs w:val="18"/>
+              </w:rPr>
+            </w:pPr>
+          </w:p>
+        </w:tc>
+        <w:tc>
+          <w:tcPr>
+            <w:tcW w:w="1162" w:type="pct"/>
+            <w:vAlign w:val="center"/>
+          </w:tcPr>
+          <w:p>
+            <w:pPr>
+              <w:spacing w:after="0" w:line="240" w:lineRule="auto"/>
               <w:rPr>
                 <w:rFonts w:ascii="Times New Roman" w:hAnsi="Times New Roman"/>
-                <w:sz w:val="18"/>
-                <w:szCs w:val="18"/>
-              </w:rPr>
-            </w:r>
-          </w:p>
-        </w:tc>
-        <w:tc>
-          <w:tcPr>
-            <w:tcW w:w="3139" w:type="dxa"/>
-            <w:tcBorders/>
-            <w:vAlign w:val="center"/>
-          </w:tcPr>
-          <w:p>
-            <w:pPr>
-              <w:pStyle w:val="Normal"/>
-              <w:widowControl/>
-              <w:suppressAutoHyphens w:val="true"/>
-              <w:spacing w:lineRule="auto" w:line="240" w:before="0" w:after="0"/>
-              <w:jc w:val="left"/>
-              <w:rPr>
-                <w:rFonts w:ascii="Times New Roman" w:hAnsi="Times New Roman"/>
-                <w:sz w:val="18"/>
-                <w:szCs w:val="18"/>
-              </w:rPr>
-            </w:pPr>
-            <w:r>
-              <w:rPr>
-                <w:rFonts w:eastAsia="Calibri" w:cs="Times New Roman" w:ascii="Times New Roman" w:hAnsi="Times New Roman"/>
-                <w:kern w:val="0"/>
-                <w:sz w:val="18"/>
-                <w:szCs w:val="18"/>
-                <w:lang w:val="en-US" w:eastAsia="en-US" w:bidi="ar-SA"/>
-              </w:rPr>
-              <w:t>+++ FOR enrollment in $classroom.enrollments +++</w:t>
-            </w:r>
-          </w:p>
-        </w:tc>
-        <w:tc>
-          <w:tcPr>
-            <w:tcW w:w="695" w:type="dxa"/>
+                <w:sz w:val="16"/>
+                <w:szCs w:val="18"/>
+                <w:lang w:val="en-US"/>
+              </w:rPr>
+            </w:pPr>
+            <w:r>
+              <w:rPr>
+                <w:rFonts w:ascii="Times New Roman" w:eastAsia="Calibri" w:hAnsi="Times New Roman" w:cs="Times New Roman"/>
+                <w:sz w:val="16"/>
+                <w:szCs w:val="18"/>
+                <w:lang w:val="en-US"/>
+              </w:rPr>
+              <w:t>+++ FOR enrollment in $</w:t>
+            </w:r>
+            <w:proofErr w:type="spellStart"/>
+            <w:r>
+              <w:rPr>
+                <w:rFonts w:ascii="Times New Roman" w:eastAsia="Calibri" w:hAnsi="Times New Roman" w:cs="Times New Roman"/>
+                <w:sz w:val="16"/>
+                <w:szCs w:val="18"/>
+                <w:lang w:val="en-US"/>
+              </w:rPr>
+              <w:t>classroom.enrollments</w:t>
+            </w:r>
+            <w:proofErr w:type="spellEnd"/>
+            <w:r>
+              <w:rPr>
+                <w:rFonts w:ascii="Times New Roman" w:eastAsia="Calibri" w:hAnsi="Times New Roman" w:cs="Times New Roman"/>
+                <w:sz w:val="16"/>
+                <w:szCs w:val="18"/>
+                <w:lang w:val="en-US"/>
+              </w:rPr>
+              <w:t xml:space="preserve"> +++</w:t>
+            </w:r>
+          </w:p>
+        </w:tc>
+        <w:tc>
+          <w:tcPr>
+            <w:tcW w:w="345" w:type="pct"/>
             <w:tcBorders>
               <w:right w:val="nil"/>
             </w:tcBorders>
@@ -697,29 +829,20 @@
           </w:tcPr>
           <w:p>
             <w:pPr>
-              <w:pStyle w:val="Normal"/>
-              <w:widowControl/>
-              <w:suppressAutoHyphens w:val="true"/>
-              <w:spacing w:lineRule="auto" w:line="240" w:before="0" w:after="0"/>
+              <w:spacing w:after="0" w:line="240" w:lineRule="auto"/>
               <w:jc w:val="center"/>
               <w:rPr>
                 <w:rFonts w:ascii="Times New Roman" w:hAnsi="Times New Roman" w:cs="Times New Roman"/>
-                <w:sz w:val="18"/>
-                <w:szCs w:val="18"/>
-              </w:rPr>
-            </w:pPr>
-            <w:r>
-              <w:rPr>
-                <w:rFonts w:cs="Times New Roman" w:ascii="Times New Roman" w:hAnsi="Times New Roman"/>
-                <w:sz w:val="18"/>
-                <w:szCs w:val="18"/>
-              </w:rPr>
-            </w:r>
-          </w:p>
-        </w:tc>
-        <w:tc>
-          <w:tcPr>
-            <w:tcW w:w="1563" w:type="dxa"/>
+                <w:sz w:val="16"/>
+                <w:szCs w:val="18"/>
+                <w:lang w:val="en-US"/>
+              </w:rPr>
+            </w:pPr>
+          </w:p>
+        </w:tc>
+        <w:tc>
+          <w:tcPr>
+            <w:tcW w:w="682" w:type="pct"/>
             <w:tcBorders>
               <w:right w:val="nil"/>
             </w:tcBorders>
@@ -727,29 +850,20 @@
           </w:tcPr>
           <w:p>
             <w:pPr>
-              <w:pStyle w:val="Normal"/>
-              <w:widowControl/>
-              <w:suppressAutoHyphens w:val="true"/>
-              <w:spacing w:lineRule="auto" w:line="240" w:before="0" w:after="0"/>
+              <w:spacing w:after="0" w:line="240" w:lineRule="auto"/>
               <w:jc w:val="center"/>
               <w:rPr>
                 <w:rFonts w:ascii="Times New Roman" w:hAnsi="Times New Roman" w:cs="Times New Roman"/>
-                <w:sz w:val="18"/>
-                <w:szCs w:val="18"/>
-              </w:rPr>
-            </w:pPr>
-            <w:r>
-              <w:rPr>
-                <w:rFonts w:cs="Times New Roman" w:ascii="Times New Roman" w:hAnsi="Times New Roman"/>
-                <w:sz w:val="18"/>
-                <w:szCs w:val="18"/>
-              </w:rPr>
-            </w:r>
-          </w:p>
-        </w:tc>
-        <w:tc>
-          <w:tcPr>
-            <w:tcW w:w="1466" w:type="dxa"/>
+                <w:sz w:val="16"/>
+                <w:szCs w:val="18"/>
+                <w:lang w:val="en-US"/>
+              </w:rPr>
+            </w:pPr>
+          </w:p>
+        </w:tc>
+        <w:tc>
+          <w:tcPr>
+            <w:tcW w:w="595" w:type="pct"/>
             <w:tcBorders>
               <w:right w:val="nil"/>
             </w:tcBorders>
@@ -757,29 +871,20 @@
           </w:tcPr>
           <w:p>
             <w:pPr>
-              <w:pStyle w:val="Normal"/>
-              <w:widowControl/>
-              <w:suppressAutoHyphens w:val="true"/>
-              <w:spacing w:lineRule="auto" w:line="240" w:before="0" w:after="0"/>
+              <w:spacing w:after="0" w:line="240" w:lineRule="auto"/>
               <w:jc w:val="center"/>
               <w:rPr>
                 <w:rFonts w:ascii="Times New Roman" w:hAnsi="Times New Roman" w:cs="Times New Roman"/>
-                <w:sz w:val="18"/>
-                <w:szCs w:val="18"/>
-              </w:rPr>
-            </w:pPr>
-            <w:r>
-              <w:rPr>
-                <w:rFonts w:cs="Times New Roman" w:ascii="Times New Roman" w:hAnsi="Times New Roman"/>
-                <w:sz w:val="18"/>
-                <w:szCs w:val="18"/>
-              </w:rPr>
-            </w:r>
-          </w:p>
-        </w:tc>
-        <w:tc>
-          <w:tcPr>
-            <w:tcW w:w="1252" w:type="dxa"/>
+                <w:sz w:val="16"/>
+                <w:szCs w:val="18"/>
+                <w:lang w:val="en-US"/>
+              </w:rPr>
+            </w:pPr>
+          </w:p>
+        </w:tc>
+        <w:tc>
+          <w:tcPr>
+            <w:tcW w:w="508" w:type="pct"/>
             <w:tcBorders>
               <w:right w:val="nil"/>
             </w:tcBorders>
@@ -787,84 +892,77 @@
           </w:tcPr>
           <w:p>
             <w:pPr>
-              <w:pStyle w:val="Normal"/>
-              <w:widowControl/>
-              <w:suppressAutoHyphens w:val="true"/>
-              <w:spacing w:lineRule="auto" w:line="240" w:before="0" w:after="0"/>
+              <w:spacing w:after="0" w:line="240" w:lineRule="auto"/>
               <w:jc w:val="center"/>
               <w:rPr>
                 <w:rFonts w:ascii="Times New Roman" w:hAnsi="Times New Roman" w:cs="Times New Roman"/>
-                <w:sz w:val="18"/>
-                <w:szCs w:val="18"/>
-              </w:rPr>
-            </w:pPr>
-            <w:r>
-              <w:rPr>
-                <w:rFonts w:cs="Times New Roman" w:ascii="Times New Roman" w:hAnsi="Times New Roman"/>
-                <w:sz w:val="18"/>
-                <w:szCs w:val="18"/>
-              </w:rPr>
-            </w:r>
-          </w:p>
-        </w:tc>
-        <w:tc>
-          <w:tcPr>
-            <w:tcW w:w="1854" w:type="dxa"/>
-            <w:tcBorders/>
-            <w:vAlign w:val="center"/>
-          </w:tcPr>
-          <w:p>
-            <w:pPr>
-              <w:pStyle w:val="Normal"/>
-              <w:widowControl/>
-              <w:suppressAutoHyphens w:val="true"/>
-              <w:spacing w:lineRule="auto" w:line="240" w:before="0" w:after="0"/>
+                <w:sz w:val="16"/>
+                <w:szCs w:val="18"/>
+                <w:lang w:val="en-US"/>
+              </w:rPr>
+            </w:pPr>
+          </w:p>
+        </w:tc>
+        <w:tc>
+          <w:tcPr>
+            <w:tcW w:w="752" w:type="pct"/>
+            <w:vAlign w:val="center"/>
+          </w:tcPr>
+          <w:p>
+            <w:pPr>
+              <w:spacing w:after="0" w:line="240" w:lineRule="auto"/>
               <w:jc w:val="center"/>
               <w:rPr>
                 <w:rFonts w:ascii="Times New Roman" w:hAnsi="Times New Roman" w:cs="Times New Roman"/>
-                <w:sz w:val="18"/>
-                <w:szCs w:val="18"/>
-              </w:rPr>
-            </w:pPr>
-            <w:r>
-              <w:rPr>
-                <w:rFonts w:cs="Times New Roman" w:ascii="Times New Roman" w:hAnsi="Times New Roman"/>
-                <w:sz w:val="18"/>
-                <w:szCs w:val="18"/>
-              </w:rPr>
-            </w:r>
+                <w:sz w:val="16"/>
+                <w:szCs w:val="18"/>
+                <w:lang w:val="en-US"/>
+              </w:rPr>
+            </w:pPr>
+          </w:p>
+        </w:tc>
+        <w:tc>
+          <w:tcPr>
+            <w:tcW w:w="752" w:type="pct"/>
+            <w:vAlign w:val="center"/>
+          </w:tcPr>
+          <w:p>
+            <w:pPr>
+              <w:spacing w:after="0" w:line="240" w:lineRule="auto"/>
+              <w:jc w:val="center"/>
+              <w:rPr>
+                <w:rFonts w:ascii="Times New Roman" w:hAnsi="Times New Roman" w:cs="Times New Roman"/>
+                <w:sz w:val="16"/>
+                <w:szCs w:val="18"/>
+                <w:lang w:val="en-US"/>
+              </w:rPr>
+            </w:pPr>
           </w:p>
         </w:tc>
       </w:tr>
       <w:tr>
         <w:trPr>
-          <w:trHeight w:val="283" w:hRule="atLeast"/>
+          <w:trHeight w:val="283"/>
         </w:trPr>
         <w:tc>
           <w:tcPr>
-            <w:tcW w:w="503" w:type="dxa"/>
-            <w:tcBorders/>
-            <w:vAlign w:val="center"/>
-          </w:tcPr>
-          <w:p>
-            <w:pPr>
-              <w:pStyle w:val="Normal"/>
-              <w:widowControl/>
-              <w:suppressAutoHyphens w:val="true"/>
-              <w:spacing w:lineRule="auto" w:line="240" w:before="0" w:after="0"/>
+            <w:tcW w:w="204" w:type="pct"/>
+            <w:vAlign w:val="center"/>
+          </w:tcPr>
+          <w:p>
+            <w:pPr>
+              <w:spacing w:after="0" w:line="240" w:lineRule="auto"/>
               <w:jc w:val="center"/>
               <w:rPr>
-                <w:sz w:val="18"/>
-                <w:szCs w:val="18"/>
-              </w:rPr>
-            </w:pPr>
-            <w:r>
-              <w:rPr>
-                <w:rFonts w:eastAsia="Calibri" w:cs="Times New Roman" w:ascii="Times New Roman" w:hAnsi="Times New Roman"/>
-                <w:kern w:val="0"/>
-                <w:sz w:val="18"/>
-                <w:szCs w:val="18"/>
-                <w:lang w:val="fr-FR" w:eastAsia="en-US" w:bidi="ar-SA"/>
+                <w:sz w:val="16"/>
+                <w:szCs w:val="18"/>
+              </w:rPr>
+            </w:pPr>
+            <w:r>
+              <w:rPr>
+                <w:rFonts w:ascii="Times New Roman" w:eastAsia="Calibri" w:hAnsi="Times New Roman" w:cs="Times New Roman"/>
+                <w:sz w:val="16"/>
+                <w:szCs w:val="18"/>
               </w:rPr>
               <w:t>+++ $idx+1 +++</w:t>
             </w:r>
@@ -872,37 +970,50 @@
         </w:tc>
         <w:tc>
           <w:tcPr>
-            <w:tcW w:w="3139" w:type="dxa"/>
-            <w:tcBorders/>
-            <w:vAlign w:val="center"/>
-          </w:tcPr>
-          <w:p>
-            <w:pPr>
-              <w:pStyle w:val="Normal"/>
-              <w:widowControl/>
-              <w:suppressAutoHyphens w:val="true"/>
-              <w:spacing w:lineRule="auto" w:line="240" w:before="0" w:after="0"/>
-              <w:jc w:val="left"/>
-              <w:rPr>
-                <w:sz w:val="18"/>
-                <w:szCs w:val="18"/>
-              </w:rPr>
-            </w:pPr>
-            <w:r>
-              <w:rPr>
-                <w:rFonts w:eastAsia="Calibri" w:cs="Times New Roman" w:ascii="Times New Roman" w:hAnsi="Times New Roman"/>
-                <w:kern w:val="0"/>
-                <w:sz w:val="18"/>
-                <w:szCs w:val="18"/>
-                <w:lang w:val="fr-FR" w:eastAsia="en-US" w:bidi="ar-SA"/>
-              </w:rPr>
-              <w:t>+++$enrollment.student.fullName+++</w:t>
-            </w:r>
-          </w:p>
-        </w:tc>
-        <w:tc>
-          <w:tcPr>
-            <w:tcW w:w="695" w:type="dxa"/>
+            <w:tcW w:w="1162" w:type="pct"/>
+            <w:vAlign w:val="center"/>
+          </w:tcPr>
+          <w:p>
+            <w:pPr>
+              <w:spacing w:after="0" w:line="240" w:lineRule="auto"/>
+              <w:rPr>
+                <w:sz w:val="16"/>
+                <w:szCs w:val="18"/>
+              </w:rPr>
+            </w:pPr>
+            <w:r>
+              <w:rPr>
+                <w:rFonts w:ascii="Times New Roman" w:eastAsia="Calibri" w:hAnsi="Times New Roman" w:cs="Times New Roman"/>
+                <w:sz w:val="16"/>
+                <w:szCs w:val="18"/>
+              </w:rPr>
+              <w:t>+++$</w:t>
+            </w:r>
+            <w:proofErr w:type="spellStart"/>
+            <w:r>
+              <w:rPr>
+                <w:rFonts w:ascii="Times New Roman" w:eastAsia="Calibri" w:hAnsi="Times New Roman" w:cs="Times New Roman"/>
+                <w:sz w:val="16"/>
+                <w:szCs w:val="18"/>
+              </w:rPr>
+              <w:t>enrollment.student.fullName</w:t>
+            </w:r>
+            <w:proofErr w:type="spellEnd"/>
+            <w:r>
+              <w:rPr>
+                <w:rFonts w:ascii="Times New Roman" w:eastAsia="Calibri" w:hAnsi="Times New Roman" w:cs="Times New Roman"/>
+                <w:sz w:val="16"/>
+                <w:szCs w:val="18"/>
+              </w:rPr>
+              <w:t>+++</w:t>
+            </w:r>
+            <w:bookmarkStart w:id="0" w:name="_GoBack"/>
+            <w:bookmarkEnd w:id="0"/>
+          </w:p>
+        </w:tc>
+        <w:tc>
+          <w:tcPr>
+            <w:tcW w:w="345" w:type="pct"/>
             <w:tcBorders>
               <w:right w:val="nil"/>
             </w:tcBorders>
@@ -910,31 +1021,44 @@
           </w:tcPr>
           <w:p>
             <w:pPr>
-              <w:pStyle w:val="Normal"/>
-              <w:widowControl/>
-              <w:suppressAutoHyphens w:val="true"/>
-              <w:spacing w:lineRule="auto" w:line="240" w:before="0" w:after="0"/>
+              <w:spacing w:after="0" w:line="240" w:lineRule="auto"/>
               <w:jc w:val="center"/>
               <w:rPr>
-                <w:sz w:val="18"/>
-                <w:szCs w:val="18"/>
-              </w:rPr>
-            </w:pPr>
-            <w:r>
-              <w:rPr>
-                <w:rFonts w:eastAsia="Calibri" w:cs="Times New Roman" w:ascii="Times New Roman" w:hAnsi="Times New Roman"/>
-                <w:kern w:val="0"/>
-                <w:sz w:val="18"/>
-                <w:szCs w:val="18"/>
-                <w:lang w:val="fr-FR" w:eastAsia="en-US" w:bidi="ar-SA"/>
-              </w:rPr>
-              <w:t>+++$enrollment.student.gender+++</w:t>
-            </w:r>
-          </w:p>
-        </w:tc>
-        <w:tc>
-          <w:tcPr>
-            <w:tcW w:w="1563" w:type="dxa"/>
+                <w:sz w:val="16"/>
+                <w:szCs w:val="18"/>
+              </w:rPr>
+            </w:pPr>
+            <w:r>
+              <w:rPr>
+                <w:rFonts w:ascii="Times New Roman" w:eastAsia="Calibri" w:hAnsi="Times New Roman" w:cs="Times New Roman"/>
+                <w:sz w:val="16"/>
+                <w:szCs w:val="18"/>
+              </w:rPr>
+              <w:t>+++$</w:t>
+            </w:r>
+            <w:proofErr w:type="spellStart"/>
+            <w:r>
+              <w:rPr>
+                <w:rFonts w:ascii="Times New Roman" w:eastAsia="Calibri" w:hAnsi="Times New Roman" w:cs="Times New Roman"/>
+                <w:sz w:val="16"/>
+                <w:szCs w:val="18"/>
+              </w:rPr>
+              <w:t>enrollment.student.gender</w:t>
+            </w:r>
+            <w:proofErr w:type="spellEnd"/>
+            <w:r>
+              <w:rPr>
+                <w:rFonts w:ascii="Times New Roman" w:eastAsia="Calibri" w:hAnsi="Times New Roman" w:cs="Times New Roman"/>
+                <w:sz w:val="16"/>
+                <w:szCs w:val="18"/>
+              </w:rPr>
+              <w:t>+++</w:t>
+            </w:r>
+          </w:p>
+        </w:tc>
+        <w:tc>
+          <w:tcPr>
+            <w:tcW w:w="682" w:type="pct"/>
             <w:tcBorders>
               <w:right w:val="nil"/>
             </w:tcBorders>
@@ -942,31 +1066,44 @@
           </w:tcPr>
           <w:p>
             <w:pPr>
-              <w:pStyle w:val="Normal"/>
-              <w:widowControl/>
-              <w:suppressAutoHyphens w:val="true"/>
-              <w:spacing w:lineRule="auto" w:line="240" w:before="0" w:after="0"/>
+              <w:spacing w:after="0" w:line="240" w:lineRule="auto"/>
               <w:jc w:val="center"/>
               <w:rPr>
-                <w:sz w:val="18"/>
-                <w:szCs w:val="18"/>
-              </w:rPr>
-            </w:pPr>
-            <w:r>
-              <w:rPr>
-                <w:rFonts w:eastAsia="Calibri" w:ascii="Times New Roman" w:hAnsi="Times New Roman"/>
-                <w:kern w:val="0"/>
-                <w:sz w:val="18"/>
-                <w:szCs w:val="18"/>
-                <w:lang w:val="fr-FR" w:eastAsia="en-US" w:bidi="ar-SA"/>
-              </w:rPr>
-              <w:t>+++$enrollment.student.birthPlace+++</w:t>
-            </w:r>
-          </w:p>
-        </w:tc>
-        <w:tc>
-          <w:tcPr>
-            <w:tcW w:w="1466" w:type="dxa"/>
+                <w:sz w:val="16"/>
+                <w:szCs w:val="18"/>
+              </w:rPr>
+            </w:pPr>
+            <w:r>
+              <w:rPr>
+                <w:rFonts w:ascii="Times New Roman" w:eastAsia="Calibri" w:hAnsi="Times New Roman"/>
+                <w:sz w:val="16"/>
+                <w:szCs w:val="18"/>
+              </w:rPr>
+              <w:t>+++$</w:t>
+            </w:r>
+            <w:proofErr w:type="spellStart"/>
+            <w:r>
+              <w:rPr>
+                <w:rFonts w:ascii="Times New Roman" w:eastAsia="Calibri" w:hAnsi="Times New Roman"/>
+                <w:sz w:val="16"/>
+                <w:szCs w:val="18"/>
+              </w:rPr>
+              <w:t>enrollment.student.birthPlace</w:t>
+            </w:r>
+            <w:proofErr w:type="spellEnd"/>
+            <w:r>
+              <w:rPr>
+                <w:rFonts w:ascii="Times New Roman" w:eastAsia="Calibri" w:hAnsi="Times New Roman"/>
+                <w:sz w:val="16"/>
+                <w:szCs w:val="18"/>
+              </w:rPr>
+              <w:t>+++</w:t>
+            </w:r>
+          </w:p>
+        </w:tc>
+        <w:tc>
+          <w:tcPr>
+            <w:tcW w:w="595" w:type="pct"/>
             <w:tcBorders>
               <w:right w:val="nil"/>
             </w:tcBorders>
@@ -974,31 +1111,72 @@
           </w:tcPr>
           <w:p>
             <w:pPr>
-              <w:pStyle w:val="Normal"/>
-              <w:widowControl/>
-              <w:suppressAutoHyphens w:val="true"/>
-              <w:spacing w:lineRule="auto" w:line="240" w:before="0" w:after="0"/>
+              <w:spacing w:after="0" w:line="240" w:lineRule="auto"/>
               <w:jc w:val="center"/>
               <w:rPr>
-                <w:sz w:val="18"/>
-                <w:szCs w:val="18"/>
-              </w:rPr>
-            </w:pPr>
-            <w:r>
-              <w:rPr>
-                <w:rFonts w:eastAsia="Calibri" w:ascii="Times New Roman" w:hAnsi="Times New Roman"/>
-                <w:kern w:val="0"/>
-                <w:sz w:val="18"/>
-                <w:szCs w:val="18"/>
-                <w:lang w:val="fr-FR" w:eastAsia="en-US" w:bidi="ar-SA"/>
-              </w:rPr>
-              <w:t>+++formatDate($enrollment.student.birthDate)+++</w:t>
-            </w:r>
-          </w:p>
-        </w:tc>
-        <w:tc>
-          <w:tcPr>
-            <w:tcW w:w="1252" w:type="dxa"/>
+                <w:sz w:val="16"/>
+                <w:szCs w:val="18"/>
+              </w:rPr>
+            </w:pPr>
+            <w:r>
+              <w:rPr>
+                <w:rFonts w:ascii="Times New Roman" w:eastAsia="Calibri" w:hAnsi="Times New Roman"/>
+                <w:sz w:val="16"/>
+                <w:szCs w:val="18"/>
+              </w:rPr>
+              <w:t>+++</w:t>
+            </w:r>
+            <w:proofErr w:type="spellStart"/>
+            <w:proofErr w:type="gramStart"/>
+            <w:r>
+              <w:rPr>
+                <w:rFonts w:ascii="Times New Roman" w:eastAsia="Calibri" w:hAnsi="Times New Roman"/>
+                <w:sz w:val="16"/>
+                <w:szCs w:val="18"/>
+              </w:rPr>
+              <w:t>formatDate</w:t>
+            </w:r>
+            <w:proofErr w:type="spellEnd"/>
+            <w:r>
+              <w:rPr>
+                <w:rFonts w:ascii="Times New Roman" w:eastAsia="Calibri" w:hAnsi="Times New Roman"/>
+                <w:sz w:val="16"/>
+                <w:szCs w:val="18"/>
+              </w:rPr>
+              <w:t>(</w:t>
+            </w:r>
+            <w:proofErr w:type="gramEnd"/>
+            <w:r>
+              <w:rPr>
+                <w:rFonts w:ascii="Times New Roman" w:eastAsia="Calibri" w:hAnsi="Times New Roman"/>
+                <w:sz w:val="16"/>
+                <w:szCs w:val="18"/>
+              </w:rPr>
+              <w:t>$</w:t>
+            </w:r>
+            <w:proofErr w:type="spellStart"/>
+            <w:r>
+              <w:rPr>
+                <w:rFonts w:ascii="Times New Roman" w:eastAsia="Calibri" w:hAnsi="Times New Roman"/>
+                <w:sz w:val="16"/>
+                <w:szCs w:val="18"/>
+              </w:rPr>
+              <w:t>enrollment.student.birthDate</w:t>
+            </w:r>
+            <w:proofErr w:type="spellEnd"/>
+            <w:r>
+              <w:rPr>
+                <w:rFonts w:ascii="Times New Roman" w:eastAsia="Calibri" w:hAnsi="Times New Roman"/>
+                <w:sz w:val="16"/>
+                <w:szCs w:val="18"/>
+              </w:rPr>
+              <w:t>)+++</w:t>
+            </w:r>
+          </w:p>
+        </w:tc>
+        <w:tc>
+          <w:tcPr>
+            <w:tcW w:w="508" w:type="pct"/>
             <w:tcBorders>
               <w:right w:val="nil"/>
             </w:tcBorders>
@@ -1006,125 +1184,357 @@
           </w:tcPr>
           <w:p>
             <w:pPr>
-              <w:pStyle w:val="Normal"/>
-              <w:widowControl/>
-              <w:suppressAutoHyphens w:val="true"/>
-              <w:spacing w:lineRule="auto" w:line="240" w:before="0" w:after="0"/>
+              <w:spacing w:after="0" w:line="240" w:lineRule="auto"/>
               <w:jc w:val="center"/>
               <w:rPr>
-                <w:sz w:val="18"/>
-                <w:szCs w:val="18"/>
-              </w:rPr>
-            </w:pPr>
-            <w:r>
-              <w:rPr>
-                <w:rFonts w:eastAsia="Calibri" w:ascii="Times New Roman" w:hAnsi="Times New Roman"/>
-                <w:kern w:val="0"/>
-                <w:sz w:val="18"/>
-                <w:szCs w:val="18"/>
-                <w:lang w:val="fr-FR" w:eastAsia="en-US" w:bidi="ar-SA"/>
-              </w:rPr>
-              <w:t>+++conditionalFormat($enrollment.isNewStudent, "Nouveau", "Ancien")+++</w:t>
-            </w:r>
-          </w:p>
-        </w:tc>
-        <w:tc>
-          <w:tcPr>
-            <w:tcW w:w="1854" w:type="dxa"/>
-            <w:tcBorders/>
-            <w:vAlign w:val="center"/>
-          </w:tcPr>
-          <w:p>
-            <w:pPr>
-              <w:pStyle w:val="Normal"/>
-              <w:widowControl/>
-              <w:suppressAutoHyphens w:val="true"/>
-              <w:spacing w:lineRule="auto" w:line="240" w:before="0" w:after="0"/>
+                <w:sz w:val="16"/>
+                <w:szCs w:val="18"/>
+              </w:rPr>
+            </w:pPr>
+            <w:r>
+              <w:rPr>
+                <w:rFonts w:ascii="Times New Roman" w:eastAsia="Calibri" w:hAnsi="Times New Roman"/>
+                <w:sz w:val="16"/>
+                <w:szCs w:val="18"/>
+              </w:rPr>
+              <w:t>+++</w:t>
+            </w:r>
+            <w:proofErr w:type="spellStart"/>
+            <w:proofErr w:type="gramStart"/>
+            <w:r>
+              <w:rPr>
+                <w:rFonts w:ascii="Times New Roman" w:eastAsia="Calibri" w:hAnsi="Times New Roman"/>
+                <w:sz w:val="16"/>
+                <w:szCs w:val="18"/>
+              </w:rPr>
+              <w:t>formatBoolean</w:t>
+            </w:r>
+            <w:proofErr w:type="spellEnd"/>
+            <w:r>
+              <w:rPr>
+                <w:rFonts w:ascii="Times New Roman" w:eastAsia="Calibri" w:hAnsi="Times New Roman"/>
+                <w:sz w:val="16"/>
+                <w:szCs w:val="18"/>
+              </w:rPr>
+              <w:t>(</w:t>
+            </w:r>
+            <w:proofErr w:type="gramEnd"/>
+            <w:r>
+              <w:rPr>
+                <w:rFonts w:ascii="Times New Roman" w:eastAsia="Calibri" w:hAnsi="Times New Roman"/>
+                <w:sz w:val="16"/>
+                <w:szCs w:val="18"/>
+              </w:rPr>
+              <w:t>$</w:t>
+            </w:r>
+            <w:proofErr w:type="spellStart"/>
+            <w:r>
+              <w:rPr>
+                <w:rFonts w:ascii="Times New Roman" w:eastAsia="Calibri" w:hAnsi="Times New Roman"/>
+                <w:sz w:val="16"/>
+                <w:szCs w:val="18"/>
+              </w:rPr>
+              <w:t>enrollment.isNewStudent</w:t>
+            </w:r>
+            <w:proofErr w:type="spellEnd"/>
+            <w:r>
+              <w:rPr>
+                <w:rFonts w:ascii="Times New Roman" w:eastAsia="Calibri" w:hAnsi="Times New Roman"/>
+                <w:sz w:val="16"/>
+                <w:szCs w:val="18"/>
+              </w:rPr>
+              <w:t>,{</w:t>
+            </w:r>
+            <w:proofErr w:type="spellStart"/>
+            <w:r>
+              <w:rPr>
+                <w:rFonts w:ascii="Times New Roman" w:eastAsia="Calibri" w:hAnsi="Times New Roman"/>
+                <w:sz w:val="16"/>
+                <w:szCs w:val="18"/>
+              </w:rPr>
+              <w:t>trueLabel</w:t>
+            </w:r>
+            <w:proofErr w:type="spellEnd"/>
+            <w:r>
+              <w:rPr>
+                <w:rFonts w:ascii="Times New Roman" w:eastAsia="Calibri" w:hAnsi="Times New Roman"/>
+                <w:sz w:val="16"/>
+                <w:szCs w:val="18"/>
+              </w:rPr>
+              <w:t xml:space="preserve"> : </w:t>
+            </w:r>
+            <w:r>
+              <w:rPr>
+                <w:rFonts w:ascii="Times New Roman" w:eastAsia="Calibri" w:hAnsi="Times New Roman"/>
+                <w:sz w:val="16"/>
+                <w:szCs w:val="18"/>
+              </w:rPr>
+              <w:t>"Nouveau"</w:t>
+            </w:r>
+            <w:r>
+              <w:rPr>
+                <w:rFonts w:ascii="Times New Roman" w:eastAsia="Calibri" w:hAnsi="Times New Roman"/>
+                <w:sz w:val="16"/>
+                <w:szCs w:val="18"/>
+              </w:rPr>
+              <w:t>,</w:t>
+            </w:r>
+            <w:proofErr w:type="spellStart"/>
+            <w:r>
+              <w:rPr>
+                <w:rFonts w:ascii="Times New Roman" w:eastAsia="Calibri" w:hAnsi="Times New Roman"/>
+                <w:sz w:val="16"/>
+                <w:szCs w:val="18"/>
+              </w:rPr>
+              <w:t>falseLabel</w:t>
+            </w:r>
+            <w:proofErr w:type="spellEnd"/>
+            <w:r>
+              <w:rPr>
+                <w:rFonts w:ascii="Times New Roman" w:eastAsia="Calibri" w:hAnsi="Times New Roman"/>
+                <w:sz w:val="16"/>
+                <w:szCs w:val="18"/>
+              </w:rPr>
+              <w:t xml:space="preserve"> : </w:t>
+            </w:r>
+            <w:r>
+              <w:rPr>
+                <w:rFonts w:ascii="Times New Roman" w:eastAsia="Calibri" w:hAnsi="Times New Roman"/>
+                <w:sz w:val="16"/>
+                <w:szCs w:val="18"/>
+              </w:rPr>
+              <w:t>"Ancien"</w:t>
+            </w:r>
+            <w:r>
+              <w:rPr>
+                <w:rFonts w:ascii="Times New Roman" w:eastAsia="Calibri" w:hAnsi="Times New Roman"/>
+                <w:sz w:val="16"/>
+                <w:szCs w:val="18"/>
+              </w:rPr>
+              <w:t>})+++</w:t>
+            </w:r>
+          </w:p>
+        </w:tc>
+        <w:tc>
+          <w:tcPr>
+            <w:tcW w:w="752" w:type="pct"/>
+            <w:vAlign w:val="center"/>
+          </w:tcPr>
+          <w:p>
+            <w:pPr>
+              <w:spacing w:after="0" w:line="240" w:lineRule="auto"/>
               <w:jc w:val="center"/>
               <w:rPr>
-                <w:sz w:val="18"/>
-                <w:szCs w:val="18"/>
-              </w:rPr>
-            </w:pPr>
-            <w:r>
-              <w:rPr>
-                <w:rFonts w:eastAsia="Calibri" w:ascii="Times New Roman" w:hAnsi="Times New Roman"/>
-                <w:kern w:val="0"/>
-                <w:sz w:val="18"/>
-                <w:szCs w:val="18"/>
-                <w:lang w:val="fr-FR" w:eastAsia="en-US" w:bidi="ar-SA"/>
-              </w:rPr>
-              <w:t>+++$enrollment.studentCode+++</w:t>
+                <w:sz w:val="16"/>
+                <w:szCs w:val="18"/>
+              </w:rPr>
+            </w:pPr>
+            <w:r>
+              <w:rPr>
+                <w:rFonts w:ascii="Times New Roman" w:eastAsia="Calibri" w:hAnsi="Times New Roman"/>
+                <w:sz w:val="16"/>
+                <w:szCs w:val="18"/>
+              </w:rPr>
+              <w:t>+++$</w:t>
+            </w:r>
+            <w:proofErr w:type="spellStart"/>
+            <w:r>
+              <w:rPr>
+                <w:rFonts w:ascii="Times New Roman" w:eastAsia="Calibri" w:hAnsi="Times New Roman"/>
+                <w:sz w:val="16"/>
+                <w:szCs w:val="18"/>
+              </w:rPr>
+              <w:t>enrollment.studentCode</w:t>
+            </w:r>
+            <w:proofErr w:type="spellEnd"/>
+            <w:r>
+              <w:rPr>
+                <w:rFonts w:ascii="Times New Roman" w:eastAsia="Calibri" w:hAnsi="Times New Roman"/>
+                <w:sz w:val="16"/>
+                <w:szCs w:val="18"/>
+              </w:rPr>
+              <w:t>+++</w:t>
+            </w:r>
+          </w:p>
+        </w:tc>
+        <w:tc>
+          <w:tcPr>
+            <w:tcW w:w="752" w:type="pct"/>
+            <w:vAlign w:val="center"/>
+          </w:tcPr>
+          <w:p>
+            <w:pPr>
+              <w:spacing w:after="0" w:line="240" w:lineRule="auto"/>
+              <w:jc w:val="center"/>
+              <w:rPr>
+                <w:rFonts w:ascii="Times New Roman" w:eastAsia="Calibri" w:hAnsi="Times New Roman"/>
+                <w:sz w:val="16"/>
+                <w:szCs w:val="18"/>
+              </w:rPr>
+            </w:pPr>
+            <w:r>
+              <w:rPr>
+                <w:rFonts w:ascii="Times New Roman" w:eastAsia="Calibri" w:hAnsi="Times New Roman"/>
+                <w:sz w:val="16"/>
+                <w:szCs w:val="18"/>
+              </w:rPr>
+              <w:t>+++</w:t>
+            </w:r>
+            <w:proofErr w:type="spellStart"/>
+            <w:proofErr w:type="gramStart"/>
+            <w:r>
+              <w:rPr>
+                <w:rFonts w:ascii="Times New Roman" w:eastAsia="Calibri" w:hAnsi="Times New Roman"/>
+                <w:sz w:val="16"/>
+                <w:szCs w:val="18"/>
+              </w:rPr>
+              <w:t>formatDate</w:t>
+            </w:r>
+            <w:proofErr w:type="spellEnd"/>
+            <w:r>
+              <w:rPr>
+                <w:rFonts w:ascii="Times New Roman" w:eastAsia="Calibri" w:hAnsi="Times New Roman"/>
+                <w:sz w:val="16"/>
+                <w:szCs w:val="18"/>
+              </w:rPr>
+              <w:t>(</w:t>
+            </w:r>
+            <w:proofErr w:type="gramEnd"/>
+            <w:r>
+              <w:rPr>
+                <w:rFonts w:ascii="Times New Roman" w:eastAsia="Calibri" w:hAnsi="Times New Roman"/>
+                <w:sz w:val="16"/>
+                <w:szCs w:val="18"/>
+              </w:rPr>
+              <w:t>$</w:t>
+            </w:r>
+            <w:proofErr w:type="spellStart"/>
+            <w:r>
+              <w:rPr>
+                <w:rFonts w:ascii="Times New Roman" w:eastAsia="Calibri" w:hAnsi="Times New Roman"/>
+                <w:sz w:val="16"/>
+                <w:szCs w:val="18"/>
+              </w:rPr>
+              <w:t>enrollment</w:t>
+            </w:r>
+            <w:proofErr w:type="spellEnd"/>
+            <w:r>
+              <w:rPr>
+                <w:rFonts w:ascii="Times New Roman" w:eastAsia="Calibri" w:hAnsi="Times New Roman"/>
+                <w:sz w:val="16"/>
+                <w:szCs w:val="18"/>
+              </w:rPr>
+              <w:t>.</w:t>
+            </w:r>
+            <w:r>
+              <w:rPr>
+                <w:sz w:val="16"/>
+              </w:rPr>
+              <w:t xml:space="preserve"> </w:t>
+            </w:r>
+            <w:proofErr w:type="spellStart"/>
+            <w:r>
+              <w:rPr>
+                <w:rFonts w:ascii="Times New Roman" w:eastAsia="Calibri" w:hAnsi="Times New Roman"/>
+                <w:sz w:val="16"/>
+                <w:szCs w:val="18"/>
+              </w:rPr>
+              <w:t>createdAt</w:t>
+            </w:r>
+            <w:proofErr w:type="spellEnd"/>
+            <w:r>
+              <w:rPr>
+                <w:rFonts w:ascii="Times New Roman" w:eastAsia="Calibri" w:hAnsi="Times New Roman"/>
+                <w:sz w:val="16"/>
+                <w:szCs w:val="18"/>
+              </w:rPr>
+              <w:t>)</w:t>
+            </w:r>
+            <w:r>
+              <w:rPr>
+                <w:rFonts w:ascii="Times New Roman" w:eastAsia="Calibri" w:hAnsi="Times New Roman"/>
+                <w:sz w:val="16"/>
+                <w:szCs w:val="18"/>
+              </w:rPr>
+              <w:t xml:space="preserve"> </w:t>
+            </w:r>
+            <w:r>
+              <w:rPr>
+                <w:rFonts w:ascii="Times New Roman" w:eastAsia="Calibri" w:hAnsi="Times New Roman"/>
+                <w:sz w:val="16"/>
+                <w:szCs w:val="18"/>
+              </w:rPr>
+              <w:t>+++</w:t>
             </w:r>
           </w:p>
         </w:tc>
       </w:tr>
       <w:tr>
         <w:trPr>
-          <w:trHeight w:val="957" w:hRule="atLeast"/>
+          <w:trHeight w:val="957"/>
         </w:trPr>
         <w:tc>
           <w:tcPr>
-            <w:tcW w:w="503" w:type="dxa"/>
-            <w:tcBorders/>
-            <w:vAlign w:val="center"/>
-          </w:tcPr>
-          <w:p>
-            <w:pPr>
-              <w:pStyle w:val="Normal"/>
-              <w:widowControl/>
-              <w:suppressAutoHyphens w:val="true"/>
-              <w:spacing w:lineRule="auto" w:line="240" w:before="0" w:after="0"/>
+            <w:tcW w:w="204" w:type="pct"/>
+            <w:vAlign w:val="center"/>
+          </w:tcPr>
+          <w:p>
+            <w:pPr>
+              <w:spacing w:after="0" w:line="240" w:lineRule="auto"/>
               <w:jc w:val="center"/>
               <w:rPr>
                 <w:rFonts w:ascii="Times New Roman" w:hAnsi="Times New Roman"/>
-                <w:sz w:val="18"/>
-                <w:szCs w:val="18"/>
-              </w:rPr>
-            </w:pPr>
-            <w:r>
+                <w:sz w:val="16"/>
+                <w:szCs w:val="18"/>
+              </w:rPr>
+            </w:pPr>
+          </w:p>
+        </w:tc>
+        <w:tc>
+          <w:tcPr>
+            <w:tcW w:w="1162" w:type="pct"/>
+            <w:vAlign w:val="center"/>
+          </w:tcPr>
+          <w:p>
+            <w:pPr>
+              <w:spacing w:after="0" w:line="240" w:lineRule="auto"/>
               <w:rPr>
                 <w:rFonts w:ascii="Times New Roman" w:hAnsi="Times New Roman"/>
-                <w:sz w:val="18"/>
-                <w:szCs w:val="18"/>
-              </w:rPr>
-            </w:r>
-          </w:p>
-        </w:tc>
-        <w:tc>
-          <w:tcPr>
-            <w:tcW w:w="3139" w:type="dxa"/>
-            <w:tcBorders/>
-            <w:vAlign w:val="center"/>
-          </w:tcPr>
-          <w:p>
-            <w:pPr>
-              <w:pStyle w:val="Normal"/>
-              <w:widowControl/>
-              <w:suppressAutoHyphens w:val="true"/>
-              <w:spacing w:lineRule="auto" w:line="240" w:before="0" w:after="0"/>
-              <w:jc w:val="left"/>
-              <w:rPr>
-                <w:rFonts w:ascii="Times New Roman" w:hAnsi="Times New Roman"/>
-                <w:sz w:val="18"/>
-                <w:szCs w:val="18"/>
-              </w:rPr>
-            </w:pPr>
-            <w:r>
-              <w:rPr>
-                <w:rFonts w:eastAsia="Calibri" w:cs="Times New Roman" w:ascii="Times New Roman" w:hAnsi="Times New Roman"/>
-                <w:kern w:val="0"/>
-                <w:sz w:val="18"/>
-                <w:szCs w:val="18"/>
-                <w:lang w:val="fr-FR" w:eastAsia="en-US" w:bidi="ar-SA"/>
-              </w:rPr>
-              <w:t>+++ END-FOR enrollment+++</w:t>
-            </w:r>
-          </w:p>
-        </w:tc>
-        <w:tc>
-          <w:tcPr>
-            <w:tcW w:w="695" w:type="dxa"/>
+                <w:sz w:val="16"/>
+                <w:szCs w:val="18"/>
+              </w:rPr>
+            </w:pPr>
+            <w:r>
+              <w:rPr>
+                <w:rFonts w:ascii="Times New Roman" w:eastAsia="Calibri" w:hAnsi="Times New Roman" w:cs="Times New Roman"/>
+                <w:sz w:val="16"/>
+                <w:szCs w:val="18"/>
+              </w:rPr>
+              <w:t xml:space="preserve">+++ END-FOR </w:t>
+            </w:r>
+            <w:proofErr w:type="spellStart"/>
+            <w:r>
+              <w:rPr>
+                <w:rFonts w:ascii="Times New Roman" w:eastAsia="Calibri" w:hAnsi="Times New Roman" w:cs="Times New Roman"/>
+                <w:sz w:val="16"/>
+                <w:szCs w:val="18"/>
+              </w:rPr>
+              <w:t>enrollment</w:t>
+            </w:r>
+            <w:proofErr w:type="spellEnd"/>
+            <w:r>
+              <w:rPr>
+                <w:rFonts w:ascii="Times New Roman" w:eastAsia="Calibri" w:hAnsi="Times New Roman" w:cs="Times New Roman"/>
+                <w:sz w:val="16"/>
+                <w:szCs w:val="18"/>
+              </w:rPr>
+              <w:t>+++</w:t>
+            </w:r>
+          </w:p>
+        </w:tc>
+        <w:tc>
+          <w:tcPr>
+            <w:tcW w:w="345" w:type="pct"/>
             <w:tcBorders>
               <w:right w:val="nil"/>
             </w:tcBorders>
@@ -1132,29 +1542,19 @@
           </w:tcPr>
           <w:p>
             <w:pPr>
-              <w:pStyle w:val="Normal"/>
-              <w:widowControl/>
-              <w:suppressAutoHyphens w:val="true"/>
-              <w:spacing w:lineRule="auto" w:line="240" w:before="0" w:after="0"/>
+              <w:spacing w:after="0" w:line="240" w:lineRule="auto"/>
               <w:jc w:val="center"/>
               <w:rPr>
                 <w:rFonts w:ascii="Times New Roman" w:hAnsi="Times New Roman" w:cs="Times New Roman"/>
-                <w:sz w:val="18"/>
-                <w:szCs w:val="18"/>
-              </w:rPr>
-            </w:pPr>
-            <w:r>
-              <w:rPr>
-                <w:rFonts w:cs="Times New Roman" w:ascii="Times New Roman" w:hAnsi="Times New Roman"/>
-                <w:sz w:val="18"/>
-                <w:szCs w:val="18"/>
-              </w:rPr>
-            </w:r>
-          </w:p>
-        </w:tc>
-        <w:tc>
-          <w:tcPr>
-            <w:tcW w:w="1563" w:type="dxa"/>
+                <w:sz w:val="16"/>
+                <w:szCs w:val="18"/>
+              </w:rPr>
+            </w:pPr>
+          </w:p>
+        </w:tc>
+        <w:tc>
+          <w:tcPr>
+            <w:tcW w:w="682" w:type="pct"/>
             <w:tcBorders>
               <w:right w:val="nil"/>
             </w:tcBorders>
@@ -1162,29 +1562,19 @@
           </w:tcPr>
           <w:p>
             <w:pPr>
-              <w:pStyle w:val="Normal"/>
-              <w:widowControl/>
-              <w:suppressAutoHyphens w:val="true"/>
-              <w:spacing w:lineRule="auto" w:line="240" w:before="0" w:after="0"/>
+              <w:spacing w:after="0" w:line="240" w:lineRule="auto"/>
               <w:jc w:val="center"/>
               <w:rPr>
                 <w:rFonts w:ascii="Times New Roman" w:hAnsi="Times New Roman" w:cs="Times New Roman"/>
-                <w:sz w:val="18"/>
-                <w:szCs w:val="18"/>
-              </w:rPr>
-            </w:pPr>
-            <w:r>
-              <w:rPr>
-                <w:rFonts w:cs="Times New Roman" w:ascii="Times New Roman" w:hAnsi="Times New Roman"/>
-                <w:sz w:val="18"/>
-                <w:szCs w:val="18"/>
-              </w:rPr>
-            </w:r>
-          </w:p>
-        </w:tc>
-        <w:tc>
-          <w:tcPr>
-            <w:tcW w:w="1466" w:type="dxa"/>
+                <w:sz w:val="16"/>
+                <w:szCs w:val="18"/>
+              </w:rPr>
+            </w:pPr>
+          </w:p>
+        </w:tc>
+        <w:tc>
+          <w:tcPr>
+            <w:tcW w:w="595" w:type="pct"/>
             <w:tcBorders>
               <w:right w:val="nil"/>
             </w:tcBorders>
@@ -1192,29 +1582,19 @@
           </w:tcPr>
           <w:p>
             <w:pPr>
-              <w:pStyle w:val="Normal"/>
-              <w:widowControl/>
-              <w:suppressAutoHyphens w:val="true"/>
-              <w:spacing w:lineRule="auto" w:line="240" w:before="0" w:after="0"/>
+              <w:spacing w:after="0" w:line="240" w:lineRule="auto"/>
               <w:jc w:val="center"/>
               <w:rPr>
                 <w:rFonts w:ascii="Times New Roman" w:hAnsi="Times New Roman" w:cs="Times New Roman"/>
-                <w:sz w:val="18"/>
-                <w:szCs w:val="18"/>
-              </w:rPr>
-            </w:pPr>
-            <w:r>
-              <w:rPr>
-                <w:rFonts w:cs="Times New Roman" w:ascii="Times New Roman" w:hAnsi="Times New Roman"/>
-                <w:sz w:val="18"/>
-                <w:szCs w:val="18"/>
-              </w:rPr>
-            </w:r>
-          </w:p>
-        </w:tc>
-        <w:tc>
-          <w:tcPr>
-            <w:tcW w:w="1252" w:type="dxa"/>
+                <w:sz w:val="16"/>
+                <w:szCs w:val="18"/>
+              </w:rPr>
+            </w:pPr>
+          </w:p>
+        </w:tc>
+        <w:tc>
+          <w:tcPr>
+            <w:tcW w:w="508" w:type="pct"/>
             <w:tcBorders>
               <w:right w:val="nil"/>
             </w:tcBorders>
@@ -1222,80 +1602,66 @@
           </w:tcPr>
           <w:p>
             <w:pPr>
-              <w:pStyle w:val="Normal"/>
-              <w:widowControl/>
-              <w:suppressAutoHyphens w:val="true"/>
-              <w:spacing w:lineRule="auto" w:line="240" w:before="0" w:after="0"/>
+              <w:spacing w:after="0" w:line="240" w:lineRule="auto"/>
               <w:jc w:val="center"/>
               <w:rPr>
                 <w:rFonts w:ascii="Times New Roman" w:hAnsi="Times New Roman" w:cs="Times New Roman"/>
-                <w:sz w:val="18"/>
-                <w:szCs w:val="18"/>
-              </w:rPr>
-            </w:pPr>
-            <w:r>
-              <w:rPr>
-                <w:rFonts w:cs="Times New Roman" w:ascii="Times New Roman" w:hAnsi="Times New Roman"/>
-                <w:sz w:val="18"/>
-                <w:szCs w:val="18"/>
-              </w:rPr>
-            </w:r>
-          </w:p>
-        </w:tc>
-        <w:tc>
-          <w:tcPr>
-            <w:tcW w:w="1854" w:type="dxa"/>
-            <w:tcBorders/>
-            <w:vAlign w:val="center"/>
-          </w:tcPr>
-          <w:p>
-            <w:pPr>
-              <w:pStyle w:val="Normal"/>
-              <w:widowControl/>
-              <w:suppressAutoHyphens w:val="true"/>
-              <w:spacing w:lineRule="auto" w:line="240" w:before="0" w:after="0"/>
+                <w:sz w:val="16"/>
+                <w:szCs w:val="18"/>
+              </w:rPr>
+            </w:pPr>
+          </w:p>
+        </w:tc>
+        <w:tc>
+          <w:tcPr>
+            <w:tcW w:w="752" w:type="pct"/>
+            <w:vAlign w:val="center"/>
+          </w:tcPr>
+          <w:p>
+            <w:pPr>
+              <w:spacing w:after="0" w:line="240" w:lineRule="auto"/>
               <w:jc w:val="center"/>
               <w:rPr>
                 <w:rFonts w:ascii="Times New Roman" w:hAnsi="Times New Roman" w:cs="Times New Roman"/>
-                <w:sz w:val="18"/>
-                <w:szCs w:val="18"/>
-              </w:rPr>
-            </w:pPr>
-            <w:r>
-              <w:rPr>
-                <w:rFonts w:cs="Times New Roman" w:ascii="Times New Roman" w:hAnsi="Times New Roman"/>
-                <w:sz w:val="18"/>
-                <w:szCs w:val="18"/>
-              </w:rPr>
-            </w:r>
+                <w:sz w:val="16"/>
+                <w:szCs w:val="18"/>
+              </w:rPr>
+            </w:pPr>
+          </w:p>
+        </w:tc>
+        <w:tc>
+          <w:tcPr>
+            <w:tcW w:w="752" w:type="pct"/>
+            <w:vAlign w:val="center"/>
+          </w:tcPr>
+          <w:p>
+            <w:pPr>
+              <w:spacing w:after="0" w:line="240" w:lineRule="auto"/>
+              <w:jc w:val="center"/>
+              <w:rPr>
+                <w:rFonts w:ascii="Times New Roman" w:hAnsi="Times New Roman" w:cs="Times New Roman"/>
+                <w:sz w:val="16"/>
+                <w:szCs w:val="18"/>
+              </w:rPr>
+            </w:pPr>
           </w:p>
         </w:tc>
       </w:tr>
     </w:tbl>
     <w:p>
       <w:pPr>
-        <w:pStyle w:val="Normal"/>
         <w:rPr>
           <w:rFonts w:ascii="Times New Roman" w:hAnsi="Times New Roman" w:cs="Times New Roman"/>
           <w:sz w:val="24"/>
           <w:szCs w:val="24"/>
         </w:rPr>
       </w:pPr>
-      <w:r>
-        <w:rPr>
-          <w:rFonts w:cs="Times New Roman" w:ascii="Times New Roman" w:hAnsi="Times New Roman"/>
-          <w:sz w:val="24"/>
-          <w:szCs w:val="24"/>
-        </w:rPr>
-      </w:r>
       <w:r>
         <w:br w:type="page"/>
       </w:r>
     </w:p>
     <w:p>
       <w:pPr>
-        <w:pStyle w:val="Normal"/>
-        <w:spacing w:before="0" w:after="160"/>
         <w:rPr>
           <w:sz w:val="10"/>
           <w:szCs w:val="10"/>
@@ -1303,48 +1669,86 @@
       </w:pPr>
       <w:r>
         <w:rPr>
-          <w:rFonts w:cs="Times New Roman" w:ascii="Times New Roman" w:hAnsi="Times New Roman"/>
+          <w:rFonts w:ascii="Times New Roman" w:hAnsi="Times New Roman" w:cs="Times New Roman"/>
           <w:sz w:val="10"/>
           <w:szCs w:val="10"/>
         </w:rPr>
-        <w:t>+++END-FOR classroom+++</w:t>
+        <w:lastRenderedPageBreak/>
+        <w:t xml:space="preserve">+++END-FOR </w:t>
+      </w:r>
+      <w:proofErr w:type="spellStart"/>
+      <w:r>
+        <w:rPr>
+          <w:rFonts w:ascii="Times New Roman" w:hAnsi="Times New Roman" w:cs="Times New Roman"/>
+          <w:sz w:val="10"/>
+          <w:szCs w:val="10"/>
+        </w:rPr>
+        <w:t>classroom</w:t>
+      </w:r>
+      <w:proofErr w:type="spellEnd"/>
+      <w:r>
+        <w:rPr>
+          <w:rFonts w:ascii="Times New Roman" w:hAnsi="Times New Roman" w:cs="Times New Roman"/>
+          <w:sz w:val="10"/>
+          <w:szCs w:val="10"/>
+        </w:rPr>
+        <w:t>+++</w:t>
       </w:r>
     </w:p>
     <w:sectPr>
-      <w:footerReference w:type="even" r:id="rId3"/>
-      <w:footerReference w:type="default" r:id="rId4"/>
-      <w:footerReference w:type="first" r:id="rId5"/>
-      <w:type w:val="nextPage"/>
+      <w:footerReference w:type="even" r:id="rId8"/>
+      <w:footerReference w:type="default" r:id="rId9"/>
+      <w:footerReference w:type="first" r:id="rId10"/>
       <w:pgSz w:w="11906" w:h="16838"/>
-      <w:pgMar w:left="720" w:right="720" w:gutter="0" w:header="0" w:top="720" w:footer="720" w:bottom="1221"/>
-      <w:pgNumType w:fmt="decimal"/>
-      <w:formProt w:val="false"/>
-      <w:textDirection w:val="lrTb"/>
-      <w:docGrid w:type="default" w:linePitch="360" w:charSpace="4096"/>
+      <w:pgMar w:top="720" w:right="720" w:bottom="1221" w:left="720" w:header="0" w:footer="720" w:gutter="0"/>
+      <w:cols w:space="720"/>
+      <w:formProt w:val="0"/>
+      <w:docGrid w:linePitch="360" w:charSpace="4096"/>
     </w:sectPr>
   </w:body>
 </w:document>
 </file>
 
+<file path=word/endnotes.xml><?xml version="1.0" encoding="utf-8"?>
+<w:endnotes xmlns:wpc="http://schemas.microsoft.com/office/word/2010/wordprocessingCanvas" xmlns:mc="http://schemas.openxmlformats.org/markup-compatibility/2006" xmlns:o="urn:schemas-microsoft-com:office:office" xmlns:r="http://schemas.openxmlformats.org/officeDocument/2006/relationships" xmlns:m="http://schemas.openxmlformats.org/officeDocument/2006/math" xmlns:v="urn:schemas-microsoft-com:vml" xmlns:wp14="http://schemas.microsoft.com/office/word/2010/wordprocessingDrawing" xmlns:wp="http://schemas.openxmlformats.org/drawingml/2006/wordprocessingDrawing" xmlns:w10="urn:schemas-microsoft-com:office:word" xmlns:w="http://schemas.openxmlformats.org/wordprocessingml/2006/main" xmlns:w14="http://schemas.microsoft.com/office/word/2010/wordml" xmlns:w15="http://schemas.microsoft.com/office/word/2012/wordml" xmlns:wpg="http://schemas.microsoft.com/office/word/2010/wordprocessingGroup" xmlns:wpi="http://schemas.microsoft.com/office/word/2010/wordprocessingInk" xmlns:wne="http://schemas.microsoft.com/office/word/2006/wordml" xmlns:wps="http://schemas.microsoft.com/office/word/2010/wordprocessingShape" mc:Ignorable="w14 w15 wp14">
+  <w:endnote w:type="separator" w:id="-1">
+    <w:p>
+      <w:pPr>
+        <w:spacing w:after="0" w:line="240" w:lineRule="auto"/>
+      </w:pPr>
+      <w:r>
+        <w:separator/>
+      </w:r>
+    </w:p>
+  </w:endnote>
+  <w:endnote w:type="continuationSeparator" w:id="0">
+    <w:p>
+      <w:pPr>
+        <w:spacing w:after="0" w:line="240" w:lineRule="auto"/>
+      </w:pPr>
+      <w:r>
+        <w:continuationSeparator/>
+      </w:r>
+    </w:p>
+  </w:endnote>
+</w:endnotes>
+</file>
+
 <file path=word/footer1.xml><?xml version="1.0" encoding="utf-8"?>
-<w:ftr xmlns:o="urn:schemas-microsoft-com:office:office" xmlns:r="http://schemas.openxmlformats.org/officeDocument/2006/relationships" xmlns:v="urn:schemas-microsoft-com:vml" xmlns:w="http://schemas.openxmlformats.org/wordprocessingml/2006/main" xmlns:w10="urn:schemas-microsoft-com:office:word" xmlns:wp="http://schemas.openxmlformats.org/drawingml/2006/wordprocessingDrawing" xmlns:wps="http://schemas.microsoft.com/office/word/2010/wordprocessingShape" xmlns:wpg="http://schemas.microsoft.com/office/word/2010/wordprocessingGroup" xmlns:mc="http://schemas.openxmlformats.org/markup-compatibility/2006" xmlns:wp14="http://schemas.microsoft.com/office/word/2010/wordprocessingDrawing" xmlns:w14="http://schemas.microsoft.com/office/word/2010/wordml" xmlns:w15="http://schemas.microsoft.com/office/word/2012/wordml" mc:Ignorable="w14 wp14 w15">
+<w:ftr xmlns:wpc="http://schemas.microsoft.com/office/word/2010/wordprocessingCanvas" xmlns:mc="http://schemas.openxmlformats.org/markup-compatibility/2006" xmlns:o="urn:schemas-microsoft-com:office:office" xmlns:r="http://schemas.openxmlformats.org/officeDocument/2006/relationships" xmlns:m="http://schemas.openxmlformats.org/officeDocument/2006/math" xmlns:v="urn:schemas-microsoft-com:vml" xmlns:wp14="http://schemas.microsoft.com/office/word/2010/wordprocessingDrawing" xmlns:wp="http://schemas.openxmlformats.org/drawingml/2006/wordprocessingDrawing" xmlns:w10="urn:schemas-microsoft-com:office:word" xmlns:w="http://schemas.openxmlformats.org/wordprocessingml/2006/main" xmlns:w14="http://schemas.microsoft.com/office/word/2010/wordml" xmlns:w15="http://schemas.microsoft.com/office/word/2012/wordml" xmlns:wpg="http://schemas.microsoft.com/office/word/2010/wordprocessingGroup" xmlns:wpi="http://schemas.microsoft.com/office/word/2010/wordprocessingInk" xmlns:wne="http://schemas.microsoft.com/office/word/2006/wordml" xmlns:wps="http://schemas.microsoft.com/office/word/2010/wordprocessingShape" mc:Ignorable="w14 w15 wp14">
   <w:p>
     <w:pPr>
-      <w:pStyle w:val="Footer"/>
-      <w:rPr/>
+      <w:pStyle w:val="Pieddepage"/>
     </w:pPr>
-    <w:r>
-      <w:rPr/>
-    </w:r>
   </w:p>
 </w:ftr>
 </file>
 
 <file path=word/footer2.xml><?xml version="1.0" encoding="utf-8"?>
-<w:ftr xmlns:o="urn:schemas-microsoft-com:office:office" xmlns:r="http://schemas.openxmlformats.org/officeDocument/2006/relationships" xmlns:v="urn:schemas-microsoft-com:vml" xmlns:w="http://schemas.openxmlformats.org/wordprocessingml/2006/main" xmlns:w10="urn:schemas-microsoft-com:office:word" xmlns:wp="http://schemas.openxmlformats.org/drawingml/2006/wordprocessingDrawing" xmlns:wps="http://schemas.microsoft.com/office/word/2010/wordprocessingShape" xmlns:wpg="http://schemas.microsoft.com/office/word/2010/wordprocessingGroup" xmlns:mc="http://schemas.openxmlformats.org/markup-compatibility/2006" xmlns:wp14="http://schemas.microsoft.com/office/word/2010/wordprocessingDrawing" xmlns:w14="http://schemas.microsoft.com/office/word/2010/wordml" xmlns:w15="http://schemas.microsoft.com/office/word/2012/wordml" mc:Ignorable="w14 wp14 w15">
+<w:ftr xmlns:wpc="http://schemas.microsoft.com/office/word/2010/wordprocessingCanvas" xmlns:mc="http://schemas.openxmlformats.org/markup-compatibility/2006" xmlns:o="urn:schemas-microsoft-com:office:office" xmlns:r="http://schemas.openxmlformats.org/officeDocument/2006/relationships" xmlns:m="http://schemas.openxmlformats.org/officeDocument/2006/math" xmlns:v="urn:schemas-microsoft-com:vml" xmlns:wp14="http://schemas.microsoft.com/office/word/2010/wordprocessingDrawing" xmlns:wp="http://schemas.openxmlformats.org/drawingml/2006/wordprocessingDrawing" xmlns:w10="urn:schemas-microsoft-com:office:word" xmlns:w="http://schemas.openxmlformats.org/wordprocessingml/2006/main" xmlns:w14="http://schemas.microsoft.com/office/word/2010/wordml" xmlns:w15="http://schemas.microsoft.com/office/word/2012/wordml" xmlns:wpg="http://schemas.microsoft.com/office/word/2010/wordprocessingGroup" xmlns:wpi="http://schemas.microsoft.com/office/word/2010/wordprocessingInk" xmlns:wne="http://schemas.microsoft.com/office/word/2006/wordml" xmlns:wps="http://schemas.microsoft.com/office/word/2010/wordprocessingShape" mc:Ignorable="w14 w15 wp14">
   <w:p>
     <w:pPr>
-      <w:pStyle w:val="Footer"/>
+      <w:pStyle w:val="Pieddepage"/>
       <w:jc w:val="right"/>
       <w:rPr>
         <w:rFonts w:ascii="New times roman" w:hAnsi="New times roman"/>
@@ -1362,7 +1766,7 @@
     </w:r>
     <w:r>
       <w:rPr>
-        <w:rFonts w:cs="Times New Roman" w:ascii="New times roman" w:hAnsi="New times roman"/>
+        <w:rFonts w:ascii="New times roman" w:hAnsi="New times roman" w:cs="Times New Roman"/>
         <w:b/>
         <w:sz w:val="16"/>
         <w:szCs w:val="16"/>
@@ -1372,35 +1776,75 @@
     </w:r>
     <w:r>
       <w:rPr>
-        <w:rFonts w:cs="Times New Roman" w:ascii="New times roman" w:hAnsi="New times roman"/>
+        <w:rFonts w:ascii="New times roman" w:hAnsi="New times roman" w:cs="Times New Roman"/>
         <w:b/>
         <w:bCs/>
         <w:sz w:val="16"/>
         <w:szCs w:val="16"/>
         <w:lang w:val="en-US"/>
       </w:rPr>
-      <w:t xml:space="preserve">+++school.name+++ </w:t>
+      <w:t>+++school.name++</w:t>
     </w:r>
+    <w:proofErr w:type="gramStart"/>
     <w:r>
       <w:rPr>
-        <w:rFonts w:cs="Times New Roman" w:ascii="New times roman" w:hAnsi="New times roman"/>
-        <w:b w:val="false"/>
-        <w:bCs w:val="false"/>
+        <w:rFonts w:ascii="New times roman" w:hAnsi="New times roman" w:cs="Times New Roman"/>
+        <w:b/>
+        <w:bCs/>
         <w:sz w:val="16"/>
         <w:szCs w:val="16"/>
         <w:lang w:val="en-US"/>
       </w:rPr>
-      <w:t>, +++school.studyYear.yearName+++</w:t>
+      <w:t xml:space="preserve">+ </w:t>
+    </w:r>
+    <w:r>
+      <w:rPr>
+        <w:rFonts w:ascii="New times roman" w:hAnsi="New times roman" w:cs="Times New Roman"/>
+        <w:sz w:val="16"/>
+        <w:szCs w:val="16"/>
+        <w:lang w:val="en-US"/>
+      </w:rPr>
+      <w:t>,</w:t>
+    </w:r>
+    <w:proofErr w:type="gramEnd"/>
+    <w:r>
+      <w:rPr>
+        <w:rFonts w:ascii="New times roman" w:hAnsi="New times roman" w:cs="Times New Roman"/>
+        <w:sz w:val="16"/>
+        <w:szCs w:val="16"/>
+        <w:lang w:val="en-US"/>
+      </w:rPr>
+      <w:t xml:space="preserve"> +++</w:t>
+    </w:r>
+    <w:proofErr w:type="spellStart"/>
+    <w:r>
+      <w:rPr>
+        <w:rFonts w:ascii="New times roman" w:hAnsi="New times roman" w:cs="Times New Roman"/>
+        <w:sz w:val="16"/>
+        <w:szCs w:val="16"/>
+        <w:lang w:val="en-US"/>
+      </w:rPr>
+      <w:t>school.studyYear.yearName</w:t>
+    </w:r>
+    <w:proofErr w:type="spellEnd"/>
+    <w:r>
+      <w:rPr>
+        <w:rFonts w:ascii="New times roman" w:hAnsi="New times roman" w:cs="Times New Roman"/>
+        <w:sz w:val="16"/>
+        <w:szCs w:val="16"/>
+        <w:lang w:val="en-US"/>
+      </w:rPr>
+      <w:t>+++</w:t>
     </w:r>
   </w:p>
 </w:ftr>
 </file>
 
 <file path=word/footer3.xml><?xml version="1.0" encoding="utf-8"?>
-<w:ftr xmlns:o="urn:schemas-microsoft-com:office:office" xmlns:r="http://schemas.openxmlformats.org/officeDocument/2006/relationships" xmlns:v="urn:schemas-microsoft-com:vml" xmlns:w="http://schemas.openxmlformats.org/wordprocessingml/2006/main" xmlns:w10="urn:schemas-microsoft-com:office:word" xmlns:wp="http://schemas.openxmlformats.org/drawingml/2006/wordprocessingDrawing" xmlns:wps="http://schemas.microsoft.com/office/word/2010/wordprocessingShape" xmlns:wpg="http://schemas.microsoft.com/office/word/2010/wordprocessingGroup" xmlns:mc="http://schemas.openxmlformats.org/markup-compatibility/2006" xmlns:wp14="http://schemas.microsoft.com/office/word/2010/wordprocessingDrawing" xmlns:w14="http://schemas.microsoft.com/office/word/2010/wordml" xmlns:w15="http://schemas.microsoft.com/office/word/2012/wordml" mc:Ignorable="w14 wp14 w15">
+<w:ftr xmlns:wpc="http://schemas.microsoft.com/office/word/2010/wordprocessingCanvas" xmlns:mc="http://schemas.openxmlformats.org/markup-compatibility/2006" xmlns:o="urn:schemas-microsoft-com:office:office" xmlns:r="http://schemas.openxmlformats.org/officeDocument/2006/relationships" xmlns:m="http://schemas.openxmlformats.org/officeDocument/2006/math" xmlns:v="urn:schemas-microsoft-com:vml" xmlns:wp14="http://schemas.microsoft.com/office/word/2010/wordprocessingDrawing" xmlns:wp="http://schemas.openxmlformats.org/drawingml/2006/wordprocessingDrawing" xmlns:w10="urn:schemas-microsoft-com:office:word" xmlns:w="http://schemas.openxmlformats.org/wordprocessingml/2006/main" xmlns:w14="http://schemas.microsoft.com/office/word/2010/wordml" xmlns:w15="http://schemas.microsoft.com/office/word/2012/wordml" xmlns:wpg="http://schemas.microsoft.com/office/word/2010/wordprocessingGroup" xmlns:wpi="http://schemas.microsoft.com/office/word/2010/wordprocessingInk" xmlns:wne="http://schemas.microsoft.com/office/word/2006/wordml" xmlns:wps="http://schemas.microsoft.com/office/word/2010/wordprocessingShape" mc:Ignorable="w14 w15 wp14">
   <w:p>
     <w:pPr>
-      <w:pStyle w:val="Footer"/>
+      <w:pStyle w:val="Pieddepage"/>
       <w:jc w:val="right"/>
       <w:rPr>
         <w:rFonts w:ascii="New times roman" w:hAnsi="New times roman"/>
@@ -1418,7 +1862,7 @@
     </w:r>
     <w:r>
       <w:rPr>
-        <w:rFonts w:cs="Times New Roman" w:ascii="New times roman" w:hAnsi="New times roman"/>
+        <w:rFonts w:ascii="New times roman" w:hAnsi="New times roman" w:cs="Times New Roman"/>
         <w:b/>
         <w:sz w:val="16"/>
         <w:szCs w:val="16"/>
@@ -1428,36 +1872,101 @@
     </w:r>
     <w:r>
       <w:rPr>
-        <w:rFonts w:cs="Times New Roman" w:ascii="New times roman" w:hAnsi="New times roman"/>
+        <w:rFonts w:ascii="New times roman" w:hAnsi="New times roman" w:cs="Times New Roman"/>
         <w:b/>
         <w:bCs/>
         <w:sz w:val="16"/>
         <w:szCs w:val="16"/>
         <w:lang w:val="en-US"/>
       </w:rPr>
-      <w:t xml:space="preserve">+++school.name+++ </w:t>
+      <w:t>+++school.name++</w:t>
     </w:r>
+    <w:proofErr w:type="gramStart"/>
     <w:r>
       <w:rPr>
-        <w:rFonts w:cs="Times New Roman" w:ascii="New times roman" w:hAnsi="New times roman"/>
-        <w:b w:val="false"/>
-        <w:bCs w:val="false"/>
+        <w:rFonts w:ascii="New times roman" w:hAnsi="New times roman" w:cs="Times New Roman"/>
+        <w:b/>
+        <w:bCs/>
         <w:sz w:val="16"/>
         <w:szCs w:val="16"/>
         <w:lang w:val="en-US"/>
       </w:rPr>
-      <w:t>, +++school.studyYear.yearName+++</w:t>
+      <w:t xml:space="preserve">+ </w:t>
+    </w:r>
+    <w:r>
+      <w:rPr>
+        <w:rFonts w:ascii="New times roman" w:hAnsi="New times roman" w:cs="Times New Roman"/>
+        <w:sz w:val="16"/>
+        <w:szCs w:val="16"/>
+        <w:lang w:val="en-US"/>
+      </w:rPr>
+      <w:t>,</w:t>
+    </w:r>
+    <w:proofErr w:type="gramEnd"/>
+    <w:r>
+      <w:rPr>
+        <w:rFonts w:ascii="New times roman" w:hAnsi="New times roman" w:cs="Times New Roman"/>
+        <w:sz w:val="16"/>
+        <w:szCs w:val="16"/>
+        <w:lang w:val="en-US"/>
+      </w:rPr>
+      <w:t xml:space="preserve"> +++</w:t>
+    </w:r>
+    <w:proofErr w:type="spellStart"/>
+    <w:r>
+      <w:rPr>
+        <w:rFonts w:ascii="New times roman" w:hAnsi="New times roman" w:cs="Times New Roman"/>
+        <w:sz w:val="16"/>
+        <w:szCs w:val="16"/>
+        <w:lang w:val="en-US"/>
+      </w:rPr>
+      <w:t>school.studyYear.yearName</w:t>
+    </w:r>
+    <w:proofErr w:type="spellEnd"/>
+    <w:r>
+      <w:rPr>
+        <w:rFonts w:ascii="New times roman" w:hAnsi="New times roman" w:cs="Times New Roman"/>
+        <w:sz w:val="16"/>
+        <w:szCs w:val="16"/>
+        <w:lang w:val="en-US"/>
+      </w:rPr>
+      <w:t>+++</w:t>
     </w:r>
   </w:p>
 </w:ftr>
 </file>
 
+<file path=word/footnotes.xml><?xml version="1.0" encoding="utf-8"?>
+<w:footnotes xmlns:wpc="http://schemas.microsoft.com/office/word/2010/wordprocessingCanvas" xmlns:mc="http://schemas.openxmlformats.org/markup-compatibility/2006" xmlns:o="urn:schemas-microsoft-com:office:office" xmlns:r="http://schemas.openxmlformats.org/officeDocument/2006/relationships" xmlns:m="http://schemas.openxmlformats.org/officeDocument/2006/math" xmlns:v="urn:schemas-microsoft-com:vml" xmlns:wp14="http://schemas.microsoft.com/office/word/2010/wordprocessingDrawing" xmlns:wp="http://schemas.openxmlformats.org/drawingml/2006/wordprocessingDrawing" xmlns:w10="urn:schemas-microsoft-com:office:word" xmlns:w="http://schemas.openxmlformats.org/wordprocessingml/2006/main" xmlns:w14="http://schemas.microsoft.com/office/word/2010/wordml" xmlns:w15="http://schemas.microsoft.com/office/word/2012/wordml" xmlns:wpg="http://schemas.microsoft.com/office/word/2010/wordprocessingGroup" xmlns:wpi="http://schemas.microsoft.com/office/word/2010/wordprocessingInk" xmlns:wne="http://schemas.microsoft.com/office/word/2006/wordml" xmlns:wps="http://schemas.microsoft.com/office/word/2010/wordprocessingShape" mc:Ignorable="w14 w15 wp14">
+  <w:footnote w:type="separator" w:id="-1">
+    <w:p>
+      <w:pPr>
+        <w:spacing w:after="0" w:line="240" w:lineRule="auto"/>
+      </w:pPr>
+      <w:r>
+        <w:separator/>
+      </w:r>
+    </w:p>
+  </w:footnote>
+  <w:footnote w:type="continuationSeparator" w:id="0">
+    <w:p>
+      <w:pPr>
+        <w:spacing w:after="0" w:line="240" w:lineRule="auto"/>
+      </w:pPr>
+      <w:r>
+        <w:continuationSeparator/>
+      </w:r>
+    </w:p>
+  </w:footnote>
+</w:footnotes>
+</file>
+
 <file path=word/styles.xml><?xml version="1.0" encoding="utf-8"?>
-<w:styles xmlns:w="http://schemas.openxmlformats.org/wordprocessingml/2006/main" xmlns:w14="http://schemas.microsoft.com/office/word/2010/wordml" xmlns:mc="http://schemas.openxmlformats.org/markup-compatibility/2006" mc:Ignorable="w14">
+<w:styles xmlns:mc="http://schemas.openxmlformats.org/markup-compatibility/2006" xmlns:r="http://schemas.openxmlformats.org/officeDocument/2006/relationships" xmlns:w="http://schemas.openxmlformats.org/wordprocessingml/2006/main" xmlns:w14="http://schemas.microsoft.com/office/word/2010/wordml" xmlns:w15="http://schemas.microsoft.com/office/word/2012/wordml" mc:Ignorable="w14 w15">
   <w:docDefaults>
     <w:rPrDefault>
       <w:rPr>
-        <w:rFonts w:ascii="Calibri" w:hAnsi="Calibri" w:eastAsia="Calibri" w:cs="" w:asciiTheme="minorHAnsi" w:cstheme="minorBidi" w:eastAsiaTheme="minorHAnsi" w:hAnsiTheme="minorHAnsi"/>
+        <w:rFonts w:asciiTheme="minorHAnsi" w:eastAsiaTheme="minorHAnsi" w:hAnsiTheme="minorHAnsi" w:cstheme="minorBidi"/>
         <w:sz w:val="22"/>
         <w:szCs w:val="22"/>
         <w:lang w:val="fr-FR" w:eastAsia="en-US" w:bidi="ar-SA"/>
@@ -1465,21 +1974,21 @@
     </w:rPrDefault>
     <w:pPrDefault>
       <w:pPr>
-        <w:suppressAutoHyphens w:val="true"/>
+        <w:suppressAutoHyphens/>
       </w:pPr>
     </w:pPrDefault>
   </w:docDefaults>
   <w:latentStyles w:defLockedState="0" w:defUIPriority="99" w:defSemiHidden="0" w:defUnhideWhenUsed="0" w:defQFormat="0" w:count="371">
     <w:lsdException w:name="Normal" w:uiPriority="0" w:qFormat="1"/>
     <w:lsdException w:name="heading 1" w:uiPriority="9" w:qFormat="1"/>
-    <w:lsdException w:name="heading 2" w:uiPriority="9" w:semiHidden="1" w:unhideWhenUsed="1" w:qFormat="1"/>
-    <w:lsdException w:name="heading 3" w:uiPriority="9" w:semiHidden="1" w:unhideWhenUsed="1" w:qFormat="1"/>
-    <w:lsdException w:name="heading 4" w:uiPriority="9" w:semiHidden="1" w:unhideWhenUsed="1" w:qFormat="1"/>
-    <w:lsdException w:name="heading 5" w:uiPriority="9" w:semiHidden="1" w:unhideWhenUsed="1" w:qFormat="1"/>
-    <w:lsdException w:name="heading 6" w:uiPriority="9" w:semiHidden="1" w:unhideWhenUsed="1" w:qFormat="1"/>
-    <w:lsdException w:name="heading 7" w:uiPriority="9" w:semiHidden="1" w:unhideWhenUsed="1" w:qFormat="1"/>
-    <w:lsdException w:name="heading 8" w:uiPriority="9" w:semiHidden="1" w:unhideWhenUsed="1" w:qFormat="1"/>
-    <w:lsdException w:name="heading 9" w:uiPriority="9" w:semiHidden="1" w:unhideWhenUsed="1" w:qFormat="1"/>
+    <w:lsdException w:name="heading 2" w:semiHidden="1" w:uiPriority="9" w:unhideWhenUsed="1" w:qFormat="1"/>
+    <w:lsdException w:name="heading 3" w:semiHidden="1" w:uiPriority="9" w:unhideWhenUsed="1" w:qFormat="1"/>
+    <w:lsdException w:name="heading 4" w:semiHidden="1" w:uiPriority="9" w:unhideWhenUsed="1" w:qFormat="1"/>
+    <w:lsdException w:name="heading 5" w:semiHidden="1" w:uiPriority="9" w:unhideWhenUsed="1" w:qFormat="1"/>
+    <w:lsdException w:name="heading 6" w:semiHidden="1" w:uiPriority="9" w:unhideWhenUsed="1" w:qFormat="1"/>
+    <w:lsdException w:name="heading 7" w:semiHidden="1" w:uiPriority="9" w:unhideWhenUsed="1" w:qFormat="1"/>
+    <w:lsdException w:name="heading 8" w:semiHidden="1" w:uiPriority="9" w:unhideWhenUsed="1" w:qFormat="1"/>
+    <w:lsdException w:name="heading 9" w:semiHidden="1" w:uiPriority="9" w:unhideWhenUsed="1" w:qFormat="1"/>
     <w:lsdException w:name="index 1" w:semiHidden="1" w:unhideWhenUsed="1"/>
     <w:lsdException w:name="index 2" w:semiHidden="1" w:unhideWhenUsed="1"/>
     <w:lsdException w:name="index 3" w:semiHidden="1" w:unhideWhenUsed="1"/>
@@ -1489,22 +1998,22 @@
     <w:lsdException w:name="index 7" w:semiHidden="1" w:unhideWhenUsed="1"/>
     <w:lsdException w:name="index 8" w:semiHidden="1" w:unhideWhenUsed="1"/>
     <w:lsdException w:name="index 9" w:semiHidden="1" w:unhideWhenUsed="1"/>
-    <w:lsdException w:name="toc 1" w:uiPriority="39" w:semiHidden="1" w:unhideWhenUsed="1"/>
-    <w:lsdException w:name="toc 2" w:uiPriority="39" w:semiHidden="1" w:unhideWhenUsed="1"/>
-    <w:lsdException w:name="toc 3" w:uiPriority="39" w:semiHidden="1" w:unhideWhenUsed="1"/>
-    <w:lsdException w:name="toc 4" w:uiPriority="39" w:semiHidden="1" w:unhideWhenUsed="1"/>
-    <w:lsdException w:name="toc 5" w:uiPriority="39" w:semiHidden="1" w:unhideWhenUsed="1"/>
-    <w:lsdException w:name="toc 6" w:uiPriority="39" w:semiHidden="1" w:unhideWhenUsed="1"/>
-    <w:lsdException w:name="toc 7" w:uiPriority="39" w:semiHidden="1" w:unhideWhenUsed="1"/>
-    <w:lsdException w:name="toc 8" w:uiPriority="39" w:semiHidden="1" w:unhideWhenUsed="1"/>
-    <w:lsdException w:name="toc 9" w:uiPriority="39" w:semiHidden="1" w:unhideWhenUsed="1"/>
+    <w:lsdException w:name="toc 1" w:semiHidden="1" w:uiPriority="39" w:unhideWhenUsed="1"/>
+    <w:lsdException w:name="toc 2" w:semiHidden="1" w:uiPriority="39" w:unhideWhenUsed="1"/>
+    <w:lsdException w:name="toc 3" w:semiHidden="1" w:uiPriority="39" w:unhideWhenUsed="1"/>
+    <w:lsdException w:name="toc 4" w:semiHidden="1" w:uiPriority="39" w:unhideWhenUsed="1"/>
+    <w:lsdException w:name="toc 5" w:semiHidden="1" w:uiPriority="39" w:unhideWhenUsed="1"/>
+    <w:lsdException w:name="toc 6" w:semiHidden="1" w:uiPriority="39" w:unhideWhenUsed="1"/>
+    <w:lsdException w:name="toc 7" w:semiHidden="1" w:uiPriority="39" w:unhideWhenUsed="1"/>
+    <w:lsdException w:name="toc 8" w:semiHidden="1" w:uiPriority="39" w:unhideWhenUsed="1"/>
+    <w:lsdException w:name="toc 9" w:semiHidden="1" w:uiPriority="39" w:unhideWhenUsed="1"/>
     <w:lsdException w:name="Normal Indent" w:semiHidden="1" w:unhideWhenUsed="1"/>
     <w:lsdException w:name="footnote text" w:semiHidden="1" w:unhideWhenUsed="1"/>
     <w:lsdException w:name="annotation text" w:semiHidden="1" w:unhideWhenUsed="1"/>
     <w:lsdException w:name="header" w:semiHidden="1" w:unhideWhenUsed="1"/>
     <w:lsdException w:name="footer" w:semiHidden="1" w:unhideWhenUsed="1"/>
     <w:lsdException w:name="index heading" w:semiHidden="1" w:unhideWhenUsed="1"/>
-    <w:lsdException w:name="caption" w:uiPriority="35" w:semiHidden="1" w:unhideWhenUsed="1" w:qFormat="1"/>
+    <w:lsdException w:name="caption" w:semiHidden="1" w:uiPriority="35" w:unhideWhenUsed="1" w:qFormat="1"/>
     <w:lsdException w:name="table of figures" w:semiHidden="1" w:unhideWhenUsed="1"/>
     <w:lsdException w:name="envelope address" w:semiHidden="1" w:unhideWhenUsed="1"/>
     <w:lsdException w:name="envelope return" w:semiHidden="1" w:unhideWhenUsed="1"/>
@@ -1535,7 +2044,7 @@
     <w:lsdException w:name="Title" w:uiPriority="10" w:qFormat="1"/>
     <w:lsdException w:name="Closing" w:semiHidden="1" w:unhideWhenUsed="1"/>
     <w:lsdException w:name="Signature" w:semiHidden="1" w:unhideWhenUsed="1"/>
-    <w:lsdException w:name="Default Paragraph Font" w:uiPriority="1" w:semiHidden="1" w:unhideWhenUsed="1"/>
+    <w:lsdException w:name="Default Paragraph Font" w:semiHidden="1" w:uiPriority="1" w:unhideWhenUsed="1"/>
     <w:lsdException w:name="Body Text" w:semiHidden="1" w:unhideWhenUsed="1"/>
     <w:lsdException w:name="Body Text Indent" w:semiHidden="1" w:unhideWhenUsed="1"/>
     <w:lsdException w:name="List Continue" w:semiHidden="1" w:unhideWhenUsed="1"/>
@@ -1735,8 +2244,8 @@
     <w:lsdException w:name="Subtle Reference" w:uiPriority="31" w:qFormat="1"/>
     <w:lsdException w:name="Intense Reference" w:uiPriority="32" w:qFormat="1"/>
     <w:lsdException w:name="Book Title" w:uiPriority="33" w:qFormat="1"/>
-    <w:lsdException w:name="Bibliography" w:uiPriority="37" w:semiHidden="1" w:unhideWhenUsed="1"/>
-    <w:lsdException w:name="TOC Heading" w:uiPriority="39" w:semiHidden="1" w:unhideWhenUsed="1" w:qFormat="1"/>
+    <w:lsdException w:name="Bibliography" w:semiHidden="1" w:uiPriority="37" w:unhideWhenUsed="1"/>
+    <w:lsdException w:name="TOC Heading" w:semiHidden="1" w:uiPriority="39" w:unhideWhenUsed="1" w:qFormat="1"/>
     <w:lsdException w:name="Plain Table 1" w:uiPriority="41"/>
     <w:lsdException w:name="Plain Table 2" w:uiPriority="42"/>
     <w:lsdException w:name="Plain Table 3" w:uiPriority="43"/>
@@ -1842,223 +2351,214 @@
     <w:lsdException w:name="List Table 6 Colorful Accent 6" w:uiPriority="51"/>
     <w:lsdException w:name="List Table 7 Colorful Accent 6" w:uiPriority="52"/>
   </w:latentStyles>
-  <w:style w:type="paragraph" w:styleId="Normal" w:default="1">
+  <w:style w:type="paragraph" w:default="1" w:styleId="Normal">
     <w:name w:val="Normal"/>
     <w:qFormat/>
     <w:pPr>
-      <w:widowControl/>
-      <w:suppressAutoHyphens w:val="true"/>
-      <w:bidi w:val="0"/>
-      <w:spacing w:lineRule="auto" w:line="259" w:before="0" w:after="160"/>
-      <w:jc w:val="left"/>
+      <w:spacing w:after="160" w:line="259" w:lineRule="auto"/>
     </w:pPr>
-    <w:rPr>
-      <w:rFonts w:ascii="Calibri" w:hAnsi="Calibri" w:eastAsia="Calibri" w:cs="" w:asciiTheme="minorHAnsi" w:cstheme="minorBidi" w:eastAsiaTheme="minorHAnsi" w:hAnsiTheme="minorHAnsi"/>
-      <w:color w:val="auto"/>
-      <w:kern w:val="0"/>
-      <w:sz w:val="22"/>
-      <w:szCs w:val="22"/>
-      <w:lang w:val="fr-FR" w:eastAsia="en-US" w:bidi="ar-SA"/>
-    </w:rPr>
   </w:style>
-  <w:style w:type="paragraph" w:styleId="Heading1">
-    <w:name w:val="Heading 1"/>
+  <w:style w:type="paragraph" w:styleId="Titre1">
+    <w:name w:val="heading 1"/>
     <w:next w:val="Normal"/>
     <w:link w:val="Titre1Car"/>
     <w:autoRedefine/>
     <w:uiPriority w:val="9"/>
     <w:unhideWhenUsed/>
     <w:qFormat/>
-    <w:rsid w:val="005253e4"/>
+    <w:rsid w:val="005253E4"/>
     <w:pPr>
-      <w:keepNext w:val="true"/>
+      <w:keepNext/>
       <w:keepLines/>
-      <w:widowControl/>
-      <w:suppressAutoHyphens w:val="true"/>
-      <w:bidi w:val="0"/>
-      <w:spacing w:lineRule="auto" w:line="360" w:before="0" w:after="178"/>
-      <w:ind w:hanging="10" w:left="-5" w:right="-15"/>
+      <w:spacing w:after="178" w:line="360" w:lineRule="auto"/>
+      <w:ind w:left="-5" w:right="-15" w:hanging="10"/>
       <w:jc w:val="center"/>
       <w:outlineLvl w:val="0"/>
     </w:pPr>
     <w:rPr>
-      <w:rFonts w:ascii="Times New Roman" w:hAnsi="Times New Roman" w:eastAsia="Times New Roman" w:cs="Times New Roman"/>
+      <w:rFonts w:ascii="Times New Roman" w:eastAsia="Times New Roman" w:hAnsi="Times New Roman" w:cs="Times New Roman"/>
       <w:caps/>
       <w:color w:val="2E74B5"/>
-      <w:kern w:val="0"/>
       <w:sz w:val="28"/>
-      <w:szCs w:val="22"/>
-      <w:lang w:val="fr-FR" w:eastAsia="fr-FR" w:bidi="ar-SA"/>
+      <w:lang w:eastAsia="fr-FR"/>
     </w:rPr>
   </w:style>
-  <w:style w:type="paragraph" w:styleId="Heading2">
-    <w:name w:val="Heading 2"/>
+  <w:style w:type="paragraph" w:styleId="Titre2">
+    <w:name w:val="heading 2"/>
     <w:next w:val="Normal"/>
     <w:link w:val="Titre2Car"/>
     <w:autoRedefine/>
     <w:uiPriority w:val="9"/>
     <w:unhideWhenUsed/>
     <w:qFormat/>
-    <w:rsid w:val="005253e4"/>
+    <w:rsid w:val="005253E4"/>
     <w:pPr>
-      <w:keepNext w:val="true"/>
+      <w:keepNext/>
       <w:keepLines/>
-      <w:widowControl/>
-      <w:suppressAutoHyphens w:val="true"/>
-      <w:bidi w:val="0"/>
-      <w:spacing w:lineRule="auto" w:line="360" w:before="0" w:after="60"/>
-      <w:ind w:hanging="10" w:left="-5" w:right="-15"/>
-      <w:jc w:val="left"/>
+      <w:spacing w:after="60" w:line="360" w:lineRule="auto"/>
+      <w:ind w:left="-5" w:right="-15" w:hanging="10"/>
       <w:outlineLvl w:val="1"/>
     </w:pPr>
     <w:rPr>
-      <w:rFonts w:ascii="Times New Roman" w:hAnsi="Times New Roman" w:eastAsia="Calibri" w:cs="Calibri"/>
+      <w:rFonts w:ascii="Times New Roman" w:eastAsia="Calibri" w:hAnsi="Times New Roman" w:cs="Calibri"/>
       <w:caps/>
       <w:color w:val="1F4D78"/>
-      <w:kern w:val="0"/>
       <w:sz w:val="24"/>
-      <w:szCs w:val="22"/>
-      <w:lang w:val="fr-FR" w:eastAsia="fr-FR" w:bidi="ar-SA"/>
+      <w:lang w:eastAsia="fr-FR"/>
     </w:rPr>
   </w:style>
-  <w:style w:type="paragraph" w:styleId="Heading3">
-    <w:name w:val="Heading 3"/>
+  <w:style w:type="paragraph" w:styleId="Titre3">
+    <w:name w:val="heading 3"/>
     <w:next w:val="Normal"/>
     <w:link w:val="Titre3Car"/>
     <w:autoRedefine/>
     <w:uiPriority w:val="9"/>
     <w:unhideWhenUsed/>
     <w:qFormat/>
-    <w:rsid w:val="005253e4"/>
+    <w:rsid w:val="005253E4"/>
     <w:pPr>
-      <w:keepNext w:val="true"/>
+      <w:keepNext/>
       <w:keepLines/>
-      <w:widowControl/>
-      <w:suppressAutoHyphens w:val="true"/>
-      <w:bidi w:val="0"/>
-      <w:spacing w:lineRule="auto" w:line="240" w:before="0" w:after="60"/>
-      <w:ind w:hanging="10" w:left="-5" w:right="-15"/>
-      <w:jc w:val="left"/>
+      <w:spacing w:after="60"/>
+      <w:ind w:left="-5" w:right="-15" w:hanging="10"/>
       <w:outlineLvl w:val="2"/>
     </w:pPr>
     <w:rPr>
-      <w:rFonts w:ascii="Times New Roman" w:hAnsi="Times New Roman" w:eastAsia="Calibri" w:cs="Calibri"/>
+      <w:rFonts w:ascii="Times New Roman" w:eastAsia="Calibri" w:hAnsi="Times New Roman" w:cs="Calibri"/>
       <w:color w:val="1F4D78"/>
-      <w:kern w:val="0"/>
       <w:sz w:val="24"/>
-      <w:szCs w:val="22"/>
-      <w:lang w:val="fr-FR" w:eastAsia="fr-FR" w:bidi="ar-SA"/>
+      <w:lang w:eastAsia="fr-FR"/>
     </w:rPr>
   </w:style>
-  <w:style w:type="character" w:styleId="DefaultParagraphFont" w:default="1">
+  <w:style w:type="character" w:default="1" w:styleId="Policepardfaut">
     <w:name w:val="Default Paragraph Font"/>
     <w:uiPriority w:val="1"/>
     <w:semiHidden/>
     <w:unhideWhenUsed/>
-    <w:qFormat/>
-    <w:rPr/>
   </w:style>
-  <w:style w:type="character" w:styleId="Titre1Car" w:customStyle="1">
+  <w:style w:type="table" w:default="1" w:styleId="TableauNormal">
+    <w:name w:val="Normal Table"/>
+    <w:uiPriority w:val="99"/>
+    <w:semiHidden/>
+    <w:unhideWhenUsed/>
+    <w:tblPr>
+      <w:tblInd w:w="0" w:type="dxa"/>
+      <w:tblCellMar>
+        <w:top w:w="0" w:type="dxa"/>
+        <w:left w:w="108" w:type="dxa"/>
+        <w:bottom w:w="0" w:type="dxa"/>
+        <w:right w:w="108" w:type="dxa"/>
+      </w:tblCellMar>
+    </w:tblPr>
+  </w:style>
+  <w:style w:type="numbering" w:default="1" w:styleId="Aucuneliste">
+    <w:name w:val="No List"/>
+    <w:uiPriority w:val="99"/>
+    <w:semiHidden/>
+    <w:unhideWhenUsed/>
+  </w:style>
+  <w:style w:type="character" w:customStyle="1" w:styleId="Titre1Car">
     <w:name w:val="Titre 1 Car"/>
-    <w:basedOn w:val="DefaultParagraphFont"/>
+    <w:basedOn w:val="Policepardfaut"/>
+    <w:link w:val="Titre1"/>
     <w:uiPriority w:val="9"/>
     <w:qFormat/>
-    <w:rsid w:val="005253e4"/>
+    <w:rsid w:val="005253E4"/>
     <w:rPr>
-      <w:rFonts w:ascii="Times New Roman" w:hAnsi="Times New Roman" w:eastAsia="Times New Roman" w:cs="Times New Roman"/>
+      <w:rFonts w:ascii="Times New Roman" w:eastAsia="Times New Roman" w:hAnsi="Times New Roman" w:cs="Times New Roman"/>
       <w:caps/>
       <w:color w:val="2E74B5"/>
       <w:sz w:val="28"/>
       <w:lang w:eastAsia="fr-FR"/>
     </w:rPr>
   </w:style>
-  <w:style w:type="character" w:styleId="Titre2Car" w:customStyle="1">
+  <w:style w:type="character" w:customStyle="1" w:styleId="Titre2Car">
     <w:name w:val="Titre 2 Car"/>
-    <w:basedOn w:val="DefaultParagraphFont"/>
+    <w:basedOn w:val="Policepardfaut"/>
+    <w:link w:val="Titre2"/>
     <w:uiPriority w:val="9"/>
     <w:qFormat/>
-    <w:rsid w:val="005253e4"/>
+    <w:rsid w:val="005253E4"/>
     <w:rPr>
-      <w:rFonts w:ascii="Times New Roman" w:hAnsi="Times New Roman" w:eastAsia="Calibri" w:cs="Calibri"/>
+      <w:rFonts w:ascii="Times New Roman" w:eastAsia="Calibri" w:hAnsi="Times New Roman" w:cs="Calibri"/>
       <w:caps/>
       <w:color w:val="1F4D78"/>
       <w:sz w:val="24"/>
       <w:lang w:eastAsia="fr-FR"/>
     </w:rPr>
   </w:style>
-  <w:style w:type="character" w:styleId="Titre3Car" w:customStyle="1">
+  <w:style w:type="character" w:customStyle="1" w:styleId="Titre3Car">
     <w:name w:val="Titre 3 Car"/>
-    <w:basedOn w:val="DefaultParagraphFont"/>
+    <w:basedOn w:val="Policepardfaut"/>
+    <w:link w:val="Titre3"/>
     <w:uiPriority w:val="9"/>
     <w:qFormat/>
-    <w:rsid w:val="005253e4"/>
+    <w:rsid w:val="005253E4"/>
     <w:rPr>
-      <w:rFonts w:ascii="Times New Roman" w:hAnsi="Times New Roman" w:eastAsia="Calibri" w:cs="Calibri"/>
+      <w:rFonts w:ascii="Times New Roman" w:eastAsia="Calibri" w:hAnsi="Times New Roman" w:cs="Calibri"/>
       <w:color w:val="1F4D78"/>
       <w:sz w:val="24"/>
       <w:lang w:eastAsia="fr-FR"/>
     </w:rPr>
   </w:style>
-  <w:style w:type="character" w:styleId="En-tteCar" w:customStyle="1">
+  <w:style w:type="character" w:customStyle="1" w:styleId="En-tteCar">
     <w:name w:val="En-tête Car"/>
-    <w:basedOn w:val="DefaultParagraphFont"/>
+    <w:basedOn w:val="Policepardfaut"/>
+    <w:link w:val="En-tte"/>
     <w:uiPriority w:val="99"/>
     <w:qFormat/>
-    <w:rsid w:val="005d3412"/>
-    <w:rPr/>
+    <w:rsid w:val="005D3412"/>
   </w:style>
-  <w:style w:type="character" w:styleId="PieddepageCar" w:customStyle="1">
+  <w:style w:type="character" w:customStyle="1" w:styleId="PieddepageCar">
     <w:name w:val="Pied de page Car"/>
-    <w:basedOn w:val="DefaultParagraphFont"/>
+    <w:basedOn w:val="Policepardfaut"/>
+    <w:link w:val="Pieddepage"/>
     <w:uiPriority w:val="99"/>
     <w:qFormat/>
-    <w:rsid w:val="005d3412"/>
-    <w:rPr/>
+    <w:rsid w:val="005D3412"/>
   </w:style>
-  <w:style w:type="character" w:styleId="PlaceholderText">
+  <w:style w:type="character" w:styleId="Textedelespacerserv">
     <w:name w:val="Placeholder Text"/>
-    <w:basedOn w:val="DefaultParagraphFont"/>
+    <w:basedOn w:val="Policepardfaut"/>
     <w:uiPriority w:val="99"/>
     <w:semiHidden/>
     <w:qFormat/>
-    <w:rsid w:val="005d3412"/>
+    <w:rsid w:val="005D3412"/>
     <w:rPr>
       <w:color w:val="808080"/>
     </w:rPr>
   </w:style>
   <w:style w:type="paragraph" w:styleId="Titre">
-    <w:name w:val="Titre"/>
+    <w:name w:val="Title"/>
     <w:basedOn w:val="Normal"/>
-    <w:next w:val="BodyText"/>
+    <w:next w:val="Corpsdetexte"/>
     <w:qFormat/>
     <w:pPr>
-      <w:keepNext w:val="true"/>
+      <w:keepNext/>
       <w:spacing w:before="240" w:after="120"/>
     </w:pPr>
     <w:rPr>
-      <w:rFonts w:ascii="Liberation Sans" w:hAnsi="Liberation Sans" w:eastAsia="Noto Sans CJK SC" w:cs="FreeSans"/>
+      <w:rFonts w:ascii="Liberation Sans" w:eastAsia="Noto Sans CJK SC" w:hAnsi="Liberation Sans" w:cs="FreeSans"/>
       <w:sz w:val="28"/>
       <w:szCs w:val="28"/>
     </w:rPr>
   </w:style>
-  <w:style w:type="paragraph" w:styleId="BodyText">
+  <w:style w:type="paragraph" w:styleId="Corpsdetexte">
     <w:name w:val="Body Text"/>
     <w:basedOn w:val="Normal"/>
     <w:pPr>
-      <w:spacing w:lineRule="auto" w:line="276" w:before="0" w:after="140"/>
+      <w:spacing w:after="140" w:line="276" w:lineRule="auto"/>
     </w:pPr>
-    <w:rPr/>
   </w:style>
-  <w:style w:type="paragraph" w:styleId="List">
+  <w:style w:type="paragraph" w:styleId="Liste">
     <w:name w:val="List"/>
-    <w:basedOn w:val="BodyText"/>
-    <w:pPr/>
+    <w:basedOn w:val="Corpsdetexte"/>
     <w:rPr>
       <w:rFonts w:cs="FreeSans"/>
     </w:rPr>
   </w:style>
-  <w:style w:type="paragraph" w:styleId="Caption">
-    <w:name w:val="Caption"/>
+  <w:style w:type="paragraph" w:styleId="Lgende">
+    <w:name w:val="caption"/>
     <w:basedOn w:val="Normal"/>
     <w:qFormat/>
     <w:pPr>
@@ -2073,7 +2573,7 @@
       <w:szCs w:val="24"/>
     </w:rPr>
   </w:style>
-  <w:style w:type="paragraph" w:styleId="Index">
+  <w:style w:type="paragraph" w:customStyle="1" w:styleId="Index">
     <w:name w:val="Index"/>
     <w:basedOn w:val="Normal"/>
     <w:qFormat/>
@@ -2084,70 +2584,60 @@
       <w:rFonts w:cs="FreeSans"/>
     </w:rPr>
   </w:style>
-  <w:style w:type="paragraph" w:styleId="En-tteetpieddepage">
+  <w:style w:type="paragraph" w:customStyle="1" w:styleId="En-tteetpieddepage">
     <w:name w:val="En-tête et pied de page"/>
     <w:basedOn w:val="Normal"/>
     <w:qFormat/>
-    <w:pPr/>
-    <w:rPr/>
   </w:style>
-  <w:style w:type="paragraph" w:styleId="Header">
-    <w:name w:val="Header"/>
+  <w:style w:type="paragraph" w:styleId="En-tte">
+    <w:name w:val="header"/>
     <w:basedOn w:val="Normal"/>
     <w:link w:val="En-tteCar"/>
     <w:uiPriority w:val="99"/>
     <w:unhideWhenUsed/>
-    <w:rsid w:val="005d3412"/>
+    <w:rsid w:val="005D3412"/>
     <w:pPr>
       <w:tabs>
-        <w:tab w:val="clear" w:pos="708"/>
-        <w:tab w:val="center" w:pos="4536" w:leader="none"/>
-        <w:tab w:val="right" w:pos="9072" w:leader="none"/>
+        <w:tab w:val="center" w:pos="4536"/>
+        <w:tab w:val="right" w:pos="9072"/>
       </w:tabs>
-      <w:spacing w:lineRule="auto" w:line="240" w:before="0" w:after="0"/>
+      <w:spacing w:after="0" w:line="240" w:lineRule="auto"/>
     </w:pPr>
-    <w:rPr/>
   </w:style>
-  <w:style w:type="paragraph" w:styleId="Footer">
-    <w:name w:val="Footer"/>
+  <w:style w:type="paragraph" w:styleId="Pieddepage">
+    <w:name w:val="footer"/>
     <w:basedOn w:val="Normal"/>
     <w:link w:val="PieddepageCar"/>
     <w:uiPriority w:val="99"/>
     <w:unhideWhenUsed/>
-    <w:rsid w:val="005d3412"/>
+    <w:rsid w:val="005D3412"/>
     <w:pPr>
       <w:tabs>
-        <w:tab w:val="clear" w:pos="708"/>
-        <w:tab w:val="center" w:pos="4536" w:leader="none"/>
-        <w:tab w:val="right" w:pos="9072" w:leader="none"/>
+        <w:tab w:val="center" w:pos="4536"/>
+        <w:tab w:val="right" w:pos="9072"/>
       </w:tabs>
-      <w:spacing w:lineRule="auto" w:line="240" w:before="0" w:after="0"/>
+      <w:spacing w:after="0" w:line="240" w:lineRule="auto"/>
     </w:pPr>
-    <w:rPr/>
   </w:style>
-  <w:style w:type="paragraph" w:styleId="Contenudecadre">
+  <w:style w:type="paragraph" w:customStyle="1" w:styleId="Contenudecadre">
     <w:name w:val="Contenu de cadre"/>
     <w:basedOn w:val="Normal"/>
     <w:qFormat/>
-    <w:pPr/>
-    <w:rPr/>
   </w:style>
-  <w:style w:type="paragraph" w:styleId="Contenudetableau">
+  <w:style w:type="paragraph" w:customStyle="1" w:styleId="Contenudetableau">
     <w:name w:val="Contenu de tableau"/>
     <w:basedOn w:val="Normal"/>
     <w:qFormat/>
     <w:pPr>
-      <w:widowControl w:val="false"/>
+      <w:widowControl w:val="0"/>
       <w:suppressLineNumbers/>
     </w:pPr>
-    <w:rPr/>
   </w:style>
-  <w:style w:type="paragraph" w:styleId="Titredetableau">
+  <w:style w:type="paragraph" w:customStyle="1" w:styleId="Titredetableau">
     <w:name w:val="Titre de tableau"/>
     <w:basedOn w:val="Contenudetableau"/>
     <w:qFormat/>
     <w:pPr>
-      <w:suppressLineNumbers/>
       <w:jc w:val="center"/>
     </w:pPr>
     <w:rPr>
@@ -2155,43 +2645,27 @@
       <w:bCs/>
     </w:rPr>
   </w:style>
-  <w:style w:type="numbering" w:styleId="Pasdeliste" w:default="1">
+  <w:style w:type="numbering" w:customStyle="1" w:styleId="Pasdeliste">
     <w:name w:val="Pas de liste"/>
     <w:uiPriority w:val="99"/>
     <w:semiHidden/>
     <w:unhideWhenUsed/>
     <w:qFormat/>
   </w:style>
-  <w:style w:type="table" w:default="1" w:styleId="TableauNormal">
-    <w:name w:val="Normal Table"/>
-    <w:uiPriority w:val="99"/>
-    <w:semiHidden/>
-    <w:unhideWhenUsed/>
-    <w:tblPr>
-      <w:tblCellMar>
-        <w:top w:w="0" w:type="dxa"/>
-        <w:left w:w="108" w:type="dxa"/>
-        <w:bottom w:w="0" w:type="dxa"/>
-        <w:right w:w="108" w:type="dxa"/>
-      </w:tblCellMar>
-    </w:tblPr>
-  </w:style>
   <w:style w:type="table" w:styleId="Grilledutableau">
     <w:name w:val="Table Grid"/>
     <w:basedOn w:val="TableauNormal"/>
     <w:uiPriority w:val="39"/>
-    <w:rsid w:val="005d3412"/>
-    <w:pPr>
-      <w:spacing w:after="0" w:line="240" w:lineRule="auto"/>
-    </w:pPr>
+    <w:rsid w:val="005D3412"/>
     <w:tblPr>
+      <w:tblInd w:w="0" w:type="dxa"/>
       <w:tblBorders>
-        <w:top w:val="single" w:color="auto" w:sz="4" w:space="0"/>
-        <w:left w:val="single" w:color="auto" w:sz="4" w:space="0"/>
-        <w:bottom w:val="single" w:color="auto" w:sz="4" w:space="0"/>
-        <w:right w:val="single" w:color="auto" w:sz="4" w:space="0"/>
-        <w:insideH w:val="single" w:color="auto" w:sz="4" w:space="0"/>
-        <w:insideV w:val="single" w:color="auto" w:sz="4" w:space="0"/>
+        <w:top w:val="single" w:sz="4" w:space="0" w:color="auto"/>
+        <w:left w:val="single" w:sz="4" w:space="0" w:color="auto"/>
+        <w:bottom w:val="single" w:sz="4" w:space="0" w:color="auto"/>
+        <w:right w:val="single" w:sz="4" w:space="0" w:color="auto"/>
+        <w:insideH w:val="single" w:sz="4" w:space="0" w:color="auto"/>
+        <w:insideV w:val="single" w:sz="4" w:space="0" w:color="auto"/>
       </w:tblBorders>
       <w:tblCellMar>
         <w:top w:w="0" w:type="dxa"/>
@@ -2205,54 +2679,54 @@
 </file>
 
 <file path=word/theme/theme1.xml><?xml version="1.0" encoding="utf-8"?>
-<a:theme xmlns:a="http://schemas.openxmlformats.org/drawingml/2006/main" xmlns:r="http://schemas.openxmlformats.org/officeDocument/2006/relationships" name="Thème Office">
+<a:theme xmlns:a="http://schemas.openxmlformats.org/drawingml/2006/main" name="Thème Office">
   <a:themeElements>
     <a:clrScheme name="Office">
       <a:dk1>
         <a:srgbClr val="000000"/>
       </a:dk1>
       <a:lt1>
-        <a:srgbClr val="ffffff"/>
+        <a:srgbClr val="FFFFFF"/>
       </a:lt1>
       <a:dk2>
-        <a:srgbClr val="44546a"/>
+        <a:srgbClr val="44546A"/>
       </a:dk2>
       <a:lt2>
-        <a:srgbClr val="e7e6e6"/>
+        <a:srgbClr val="E7E6E6"/>
       </a:lt2>
       <a:accent1>
-        <a:srgbClr val="5b9bd5"/>
+        <a:srgbClr val="5B9BD5"/>
       </a:accent1>
       <a:accent2>
-        <a:srgbClr val="ed7d31"/>
+        <a:srgbClr val="ED7D31"/>
       </a:accent2>
       <a:accent3>
-        <a:srgbClr val="a5a5a5"/>
+        <a:srgbClr val="A5A5A5"/>
       </a:accent3>
       <a:accent4>
-        <a:srgbClr val="ffc000"/>
+        <a:srgbClr val="FFC000"/>
       </a:accent4>
       <a:accent5>
-        <a:srgbClr val="4472c4"/>
+        <a:srgbClr val="4472C4"/>
       </a:accent5>
       <a:accent6>
-        <a:srgbClr val="70ad47"/>
+        <a:srgbClr val="70AD47"/>
       </a:accent6>
       <a:hlink>
-        <a:srgbClr val="0563c1"/>
+        <a:srgbClr val="0563C1"/>
       </a:hlink>
       <a:folHlink>
-        <a:srgbClr val="954f72"/>
+        <a:srgbClr val="954F72"/>
       </a:folHlink>
     </a:clrScheme>
     <a:fontScheme name="Office">
       <a:majorFont>
-        <a:latin typeface="Calibri Light" panose="020F0302020204030204" pitchFamily="0" charset="1"/>
+        <a:latin typeface="Calibri Light" panose="020F0302020204030204"/>
         <a:ea typeface=""/>
         <a:cs typeface=""/>
       </a:majorFont>
       <a:minorFont>
-        <a:latin typeface="Calibri" panose="020F0502020204030204" pitchFamily="0" charset="1"/>
+        <a:latin typeface="Calibri" panose="020F0502020204030204"/>
         <a:ea typeface=""/>
         <a:cs typeface=""/>
       </a:minorFont>
@@ -2284,7 +2758,7 @@
             </a:gs>
           </a:gsLst>
           <a:lin ang="5400000" scaled="0"/>
-          <a:tileRect l="0" t="0" r="0" b="0"/>
+          <a:tileRect/>
         </a:gradFill>
         <a:gradFill>
           <a:gsLst>
@@ -2308,7 +2782,7 @@
             </a:gs>
           </a:gsLst>
           <a:lin ang="5400000" scaled="0"/>
-          <a:tileRect l="0" t="0" r="0" b="0"/>
+          <a:tileRect/>
         </a:gradFill>
       </a:fillStyleLst>
       <a:lnStyleLst>
@@ -2368,11 +2842,13 @@
             </a:gs>
           </a:gsLst>
           <a:lin ang="5400000" scaled="0"/>
-          <a:tileRect l="0" t="0" r="0" b="0"/>
+          <a:tileRect/>
         </a:gradFill>
       </a:bgFillStyleLst>
     </a:fmtScheme>
   </a:themeElements>
+  <a:objectDefaults/>
+  <a:extraClrSchemeLst/>
 </a:theme>
 </file>
 
@@ -2381,7 +2857,7 @@
 </file>
 
 <file path=customXml/itemProps1.xml><?xml version="1.0" encoding="utf-8"?>
-<ds:datastoreItem xmlns:ds="http://schemas.openxmlformats.org/officeDocument/2006/customXml" ds:itemID="{92D36F1A-0280-46DD-A4CB-FB01EC602B3E}">
+<ds:datastoreItem xmlns:ds="http://schemas.openxmlformats.org/officeDocument/2006/customXml" ds:itemID="{859BA424-6D18-4D04-B2EF-CA4711886B9F}">
   <ds:schemaRefs>
     <ds:schemaRef ds:uri="http://schemas.openxmlformats.org/officeDocument/2006/bibliography"/>
   </ds:schemaRefs>
